--- a/tetrisgame2.0.docx
+++ b/tetrisgame2.0.docx
@@ -3,6 +3,6685 @@
 <w:document xmlns:wpc="http://schemas.microsoft.com/office/word/2010/wordprocessingCanvas" xmlns:mc="http://schemas.openxmlformats.org/markup-compatibility/2006" xmlns:o="urn:schemas-microsoft-com:office:office" xmlns:r="http://schemas.openxmlformats.org/officeDocument/2006/relationships" xmlns:m="http://schemas.openxmlformats.org/officeDocument/2006/math" xmlns:v="urn:schemas-microsoft-com:vml" xmlns:wp14="http://schemas.microsoft.com/office/word/2010/wordprocessingDrawing" xmlns:wp="http://schemas.openxmlformats.org/drawingml/2006/wordprocessingDrawing" xmlns:w="http://schemas.openxmlformats.org/wordprocessingml/2006/main" xmlns:w14="http://schemas.microsoft.com/office/word/2010/wordml" xmlns:w10="urn:schemas-microsoft-com:office:word" xmlns:w15="http://schemas.microsoft.com/office/word/2012/wordml" xmlns:wpg="http://schemas.microsoft.com/office/word/2010/wordprocessingGroup" xmlns:wpi="http://schemas.microsoft.com/office/word/2010/wordprocessingInk" xmlns:wne="http://schemas.microsoft.com/office/word/2006/wordml" xmlns:wps="http://schemas.microsoft.com/office/word/2010/wordprocessingShape" xmlns:wpsCustomData="http://www.wps.cn/officeDocument/2013/wpsCustomData" mc:Ignorable="w14 w15 wp14">
   <w:body>
     <w:p>
+      <w:pPr>
+        <w:rPr>
+          <w:rFonts w:hint="eastAsia"/>
+        </w:rPr>
+      </w:pPr>
+      <w:r>
+        <w:rPr>
+          <w:rFonts w:hint="eastAsia"/>
+        </w:rPr>
+        <w:t>#include &lt;SFML/Graphics.hpp&gt;</w:t>
+      </w:r>
+    </w:p>
+    <w:p>
+      <w:pPr>
+        <w:rPr>
+          <w:rFonts w:hint="eastAsia"/>
+        </w:rPr>
+      </w:pPr>
+      <w:r>
+        <w:rPr>
+          <w:rFonts w:hint="eastAsia"/>
+        </w:rPr>
+        <w:t>#include &lt;iostream&gt;</w:t>
+      </w:r>
+    </w:p>
+    <w:p>
+      <w:pPr>
+        <w:rPr>
+          <w:rFonts w:hint="eastAsia"/>
+        </w:rPr>
+      </w:pPr>
+      <w:r>
+        <w:rPr>
+          <w:rFonts w:hint="eastAsia"/>
+        </w:rPr>
+        <w:t>#include &lt;vector&gt;</w:t>
+      </w:r>
+    </w:p>
+    <w:p>
+      <w:pPr>
+        <w:rPr>
+          <w:rFonts w:hint="eastAsia"/>
+        </w:rPr>
+      </w:pPr>
+      <w:r>
+        <w:rPr>
+          <w:rFonts w:hint="eastAsia"/>
+        </w:rPr>
+        <w:t>#include &lt;random&gt;</w:t>
+      </w:r>
+    </w:p>
+    <w:p>
+      <w:pPr>
+        <w:rPr>
+          <w:rFonts w:hint="eastAsia"/>
+        </w:rPr>
+      </w:pPr>
+      <w:r>
+        <w:rPr>
+          <w:rFonts w:hint="eastAsia"/>
+        </w:rPr>
+        <w:t>#include &lt;chrono&gt;</w:t>
+      </w:r>
+    </w:p>
+    <w:p>
+      <w:pPr>
+        <w:rPr>
+          <w:rFonts w:hint="eastAsia"/>
+        </w:rPr>
+      </w:pPr>
+      <w:r>
+        <w:rPr>
+          <w:rFonts w:hint="eastAsia"/>
+        </w:rPr>
+        <w:t>#include &lt;optional&gt;</w:t>
+      </w:r>
+    </w:p>
+    <w:p>
+      <w:pPr>
+        <w:rPr>
+          <w:rFonts w:hint="eastAsia"/>
+        </w:rPr>
+      </w:pPr>
+      <w:r>
+        <w:rPr>
+          <w:rFonts w:hint="eastAsia"/>
+        </w:rPr>
+        <w:t>#include &lt;memory&gt;</w:t>
+      </w:r>
+    </w:p>
+    <w:p>
+      <w:pPr>
+        <w:rPr>
+          <w:rFonts w:hint="eastAsia"/>
+        </w:rPr>
+      </w:pPr>
+      <w:r>
+        <w:rPr>
+          <w:rFonts w:hint="eastAsia"/>
+        </w:rPr>
+        <w:t>#include &lt;string&gt;</w:t>
+      </w:r>
+    </w:p>
+    <w:p>
+      <w:pPr>
+        <w:rPr>
+          <w:rFonts w:hint="eastAsia"/>
+        </w:rPr>
+      </w:pPr>
+    </w:p>
+    <w:p>
+      <w:pPr>
+        <w:rPr>
+          <w:rFonts w:hint="eastAsia"/>
+        </w:rPr>
+      </w:pPr>
+      <w:r>
+        <w:rPr>
+          <w:rFonts w:hint="eastAsia"/>
+        </w:rPr>
+        <w:t>// 常量定义</w:t>
+      </w:r>
+    </w:p>
+    <w:p>
+      <w:pPr>
+        <w:rPr>
+          <w:rFonts w:hint="eastAsia"/>
+        </w:rPr>
+      </w:pPr>
+      <w:r>
+        <w:rPr>
+          <w:rFonts w:hint="eastAsia"/>
+        </w:rPr>
+        <w:t>const int GRID_WIDTH = 10;</w:t>
+      </w:r>
+    </w:p>
+    <w:p>
+      <w:pPr>
+        <w:rPr>
+          <w:rFonts w:hint="eastAsia"/>
+        </w:rPr>
+      </w:pPr>
+      <w:r>
+        <w:rPr>
+          <w:rFonts w:hint="eastAsia"/>
+        </w:rPr>
+        <w:t>const int GRID_HEIGHT = 20;</w:t>
+      </w:r>
+    </w:p>
+    <w:p>
+      <w:pPr>
+        <w:rPr>
+          <w:rFonts w:hint="eastAsia"/>
+        </w:rPr>
+      </w:pPr>
+      <w:r>
+        <w:rPr>
+          <w:rFonts w:hint="eastAsia"/>
+        </w:rPr>
+        <w:t>const int CELL_SIZE = 30;</w:t>
+      </w:r>
+    </w:p>
+    <w:p>
+      <w:pPr>
+        <w:rPr>
+          <w:rFonts w:hint="eastAsia"/>
+        </w:rPr>
+      </w:pPr>
+      <w:r>
+        <w:rPr>
+          <w:rFonts w:hint="eastAsia"/>
+        </w:rPr>
+        <w:t>const int SIDEBAR_WIDTH = 200;</w:t>
+      </w:r>
+    </w:p>
+    <w:p>
+      <w:pPr>
+        <w:rPr>
+          <w:rFonts w:hint="eastAsia"/>
+        </w:rPr>
+      </w:pPr>
+      <w:r>
+        <w:rPr>
+          <w:rFonts w:hint="eastAsia"/>
+        </w:rPr>
+        <w:t>const int WINDOW_WIDTH = GRID_WIDTH * CELL_SIZE + SIDEBAR_WIDTH;</w:t>
+      </w:r>
+    </w:p>
+    <w:p>
+      <w:pPr>
+        <w:rPr>
+          <w:rFonts w:hint="eastAsia"/>
+        </w:rPr>
+      </w:pPr>
+      <w:r>
+        <w:rPr>
+          <w:rFonts w:hint="eastAsia"/>
+        </w:rPr>
+        <w:t>const int WINDOW_HEIGHT = GRID_HEIGHT * CELL_SIZE;</w:t>
+      </w:r>
+    </w:p>
+    <w:p>
+      <w:pPr>
+        <w:rPr>
+          <w:rFonts w:hint="eastAsia"/>
+        </w:rPr>
+      </w:pPr>
+    </w:p>
+    <w:p>
+      <w:pPr>
+        <w:rPr>
+          <w:rFonts w:hint="eastAsia"/>
+        </w:rPr>
+      </w:pPr>
+      <w:r>
+        <w:rPr>
+          <w:rFonts w:hint="eastAsia"/>
+        </w:rPr>
+        <w:t>enum class GameState { MENU, PLAYING, GAME_OVER };</w:t>
+      </w:r>
+    </w:p>
+    <w:p>
+      <w:pPr>
+        <w:rPr>
+          <w:rFonts w:hint="eastAsia"/>
+        </w:rPr>
+      </w:pPr>
+    </w:p>
+    <w:p>
+      <w:pPr>
+        <w:rPr>
+          <w:rFonts w:hint="eastAsia"/>
+        </w:rPr>
+      </w:pPr>
+      <w:r>
+        <w:rPr>
+          <w:rFonts w:hint="eastAsia"/>
+        </w:rPr>
+        <w:t>// 方块形状定义</w:t>
+      </w:r>
+    </w:p>
+    <w:p>
+      <w:pPr>
+        <w:rPr>
+          <w:rFonts w:hint="eastAsia"/>
+        </w:rPr>
+      </w:pPr>
+      <w:r>
+        <w:rPr>
+          <w:rFonts w:hint="eastAsia"/>
+        </w:rPr>
+        <w:t>const int TETROMINOS[7][4][4] = {</w:t>
+      </w:r>
+    </w:p>
+    <w:p>
+      <w:pPr>
+        <w:rPr>
+          <w:rFonts w:hint="eastAsia"/>
+        </w:rPr>
+      </w:pPr>
+      <w:r>
+        <w:rPr>
+          <w:rFonts w:hint="eastAsia"/>
+        </w:rPr>
+        <w:t xml:space="preserve">    {{0,0,0,0},{1,1,1,1},{0,0,0,0},{0,0,0,0}},</w:t>
+      </w:r>
+    </w:p>
+    <w:p>
+      <w:pPr>
+        <w:rPr>
+          <w:rFonts w:hint="eastAsia"/>
+        </w:rPr>
+      </w:pPr>
+      <w:r>
+        <w:rPr>
+          <w:rFonts w:hint="eastAsia"/>
+        </w:rPr>
+        <w:t xml:space="preserve">    {{0,0,0,0},{0,1,1,0},{0,1,1,0},{0,0,0,0}},</w:t>
+      </w:r>
+    </w:p>
+    <w:p>
+      <w:pPr>
+        <w:rPr>
+          <w:rFonts w:hint="eastAsia"/>
+        </w:rPr>
+      </w:pPr>
+      <w:r>
+        <w:rPr>
+          <w:rFonts w:hint="eastAsia"/>
+        </w:rPr>
+        <w:t xml:space="preserve">    {{0,0,0,0},{0,1,0,0},{1,1,1,0},{0,0,0,0}},</w:t>
+      </w:r>
+    </w:p>
+    <w:p>
+      <w:pPr>
+        <w:rPr>
+          <w:rFonts w:hint="eastAsia"/>
+        </w:rPr>
+      </w:pPr>
+      <w:r>
+        <w:rPr>
+          <w:rFonts w:hint="eastAsia"/>
+        </w:rPr>
+        <w:t xml:space="preserve">    {{0,0,0,0},{1,0,0,0},{1,1,1,0},{0,0,0,0}},</w:t>
+      </w:r>
+    </w:p>
+    <w:p>
+      <w:pPr>
+        <w:rPr>
+          <w:rFonts w:hint="eastAsia"/>
+        </w:rPr>
+      </w:pPr>
+      <w:r>
+        <w:rPr>
+          <w:rFonts w:hint="eastAsia"/>
+        </w:rPr>
+        <w:t xml:space="preserve">    {{0,0,0,0},{0,0,1,0},{1,1,1,0},{0,0,0,0}},</w:t>
+      </w:r>
+    </w:p>
+    <w:p>
+      <w:pPr>
+        <w:rPr>
+          <w:rFonts w:hint="eastAsia"/>
+        </w:rPr>
+      </w:pPr>
+      <w:r>
+        <w:rPr>
+          <w:rFonts w:hint="eastAsia"/>
+        </w:rPr>
+        <w:t xml:space="preserve">    {{0,0,0,0},{0,1,1,0},{1,1,0,0},{0,0,0,0}},</w:t>
+      </w:r>
+    </w:p>
+    <w:p>
+      <w:pPr>
+        <w:rPr>
+          <w:rFonts w:hint="eastAsia"/>
+        </w:rPr>
+      </w:pPr>
+      <w:r>
+        <w:rPr>
+          <w:rFonts w:hint="eastAsia"/>
+        </w:rPr>
+        <w:t xml:space="preserve">    {{0,0,0,0},{1,1,0,0},{0,1,1,0},{0,0,0,0}}</w:t>
+      </w:r>
+    </w:p>
+    <w:p>
+      <w:pPr>
+        <w:rPr>
+          <w:rFonts w:hint="eastAsia"/>
+        </w:rPr>
+      </w:pPr>
+      <w:r>
+        <w:rPr>
+          <w:rFonts w:hint="eastAsia"/>
+        </w:rPr>
+        <w:t>};</w:t>
+      </w:r>
+    </w:p>
+    <w:p>
+      <w:pPr>
+        <w:rPr>
+          <w:rFonts w:hint="eastAsia"/>
+        </w:rPr>
+      </w:pPr>
+    </w:p>
+    <w:p>
+      <w:pPr>
+        <w:rPr>
+          <w:rFonts w:hint="eastAsia"/>
+        </w:rPr>
+      </w:pPr>
+      <w:r>
+        <w:rPr>
+          <w:rFonts w:hint="eastAsia"/>
+        </w:rPr>
+        <w:t>const sf::Color COLORS[8] = {</w:t>
+      </w:r>
+    </w:p>
+    <w:p>
+      <w:pPr>
+        <w:rPr>
+          <w:rFonts w:hint="eastAsia"/>
+        </w:rPr>
+      </w:pPr>
+      <w:r>
+        <w:rPr>
+          <w:rFonts w:hint="eastAsia"/>
+        </w:rPr>
+        <w:t xml:space="preserve">    sf::Color(0,0,0,0), sf::Color(0,255,255), sf::Color(255,255,0),</w:t>
+      </w:r>
+    </w:p>
+    <w:p>
+      <w:pPr>
+        <w:rPr>
+          <w:rFonts w:hint="eastAsia"/>
+        </w:rPr>
+      </w:pPr>
+      <w:r>
+        <w:rPr>
+          <w:rFonts w:hint="eastAsia"/>
+        </w:rPr>
+        <w:t xml:space="preserve">    sf::Color(128,0,128), sf::Color(255,165,0), sf::Color(0,0,255),</w:t>
+      </w:r>
+    </w:p>
+    <w:p>
+      <w:pPr>
+        <w:rPr>
+          <w:rFonts w:hint="eastAsia"/>
+        </w:rPr>
+      </w:pPr>
+      <w:r>
+        <w:rPr>
+          <w:rFonts w:hint="eastAsia"/>
+        </w:rPr>
+        <w:t xml:space="preserve">    sf::Color(0,255,0), sf::Color(255,0,0)</w:t>
+      </w:r>
+    </w:p>
+    <w:p>
+      <w:pPr>
+        <w:rPr>
+          <w:rFonts w:hint="eastAsia"/>
+        </w:rPr>
+      </w:pPr>
+      <w:r>
+        <w:rPr>
+          <w:rFonts w:hint="eastAsia"/>
+        </w:rPr>
+        <w:t>};</w:t>
+      </w:r>
+    </w:p>
+    <w:p>
+      <w:pPr>
+        <w:rPr>
+          <w:rFonts w:hint="eastAsia"/>
+        </w:rPr>
+      </w:pPr>
+    </w:p>
+    <w:p>
+      <w:pPr>
+        <w:rPr>
+          <w:rFonts w:hint="eastAsia"/>
+        </w:rPr>
+      </w:pPr>
+      <w:r>
+        <w:rPr>
+          <w:rFonts w:hint="eastAsia"/>
+        </w:rPr>
+        <w:t>// 方块类</w:t>
+      </w:r>
+    </w:p>
+    <w:p>
+      <w:pPr>
+        <w:rPr>
+          <w:rFonts w:hint="eastAsia"/>
+        </w:rPr>
+      </w:pPr>
+      <w:r>
+        <w:rPr>
+          <w:rFonts w:hint="eastAsia"/>
+        </w:rPr>
+        <w:t>class Tetromino {</w:t>
+      </w:r>
+    </w:p>
+    <w:p>
+      <w:pPr>
+        <w:rPr>
+          <w:rFonts w:hint="eastAsia"/>
+        </w:rPr>
+      </w:pPr>
+      <w:r>
+        <w:rPr>
+          <w:rFonts w:hint="eastAsia"/>
+        </w:rPr>
+        <w:t>public:</w:t>
+      </w:r>
+    </w:p>
+    <w:p>
+      <w:pPr>
+        <w:rPr>
+          <w:rFonts w:hint="eastAsia"/>
+        </w:rPr>
+      </w:pPr>
+      <w:r>
+        <w:rPr>
+          <w:rFonts w:hint="eastAsia"/>
+        </w:rPr>
+        <w:t xml:space="preserve">    Tetromino(int t);</w:t>
+      </w:r>
+    </w:p>
+    <w:p>
+      <w:pPr>
+        <w:rPr>
+          <w:rFonts w:hint="eastAsia"/>
+        </w:rPr>
+      </w:pPr>
+      <w:r>
+        <w:rPr>
+          <w:rFonts w:hint="eastAsia"/>
+        </w:rPr>
+        <w:t xml:space="preserve">    void rotate();</w:t>
+      </w:r>
+    </w:p>
+    <w:p>
+      <w:pPr>
+        <w:rPr>
+          <w:rFonts w:hint="eastAsia"/>
+        </w:rPr>
+      </w:pPr>
+      <w:r>
+        <w:rPr>
+          <w:rFonts w:hint="eastAsia"/>
+        </w:rPr>
+        <w:t xml:space="preserve">    </w:t>
+      </w:r>
+    </w:p>
+    <w:p>
+      <w:pPr>
+        <w:rPr>
+          <w:rFonts w:hint="eastAsia"/>
+        </w:rPr>
+      </w:pPr>
+      <w:r>
+        <w:rPr>
+          <w:rFonts w:hint="eastAsia"/>
+        </w:rPr>
+        <w:t xml:space="preserve">    int shape[4][4];</w:t>
+      </w:r>
+    </w:p>
+    <w:p>
+      <w:pPr>
+        <w:rPr>
+          <w:rFonts w:hint="eastAsia"/>
+        </w:rPr>
+      </w:pPr>
+      <w:r>
+        <w:rPr>
+          <w:rFonts w:hint="eastAsia"/>
+        </w:rPr>
+        <w:t xml:space="preserve">    int type;</w:t>
+      </w:r>
+    </w:p>
+    <w:p>
+      <w:pPr>
+        <w:rPr>
+          <w:rFonts w:hint="eastAsia"/>
+        </w:rPr>
+      </w:pPr>
+      <w:r>
+        <w:rPr>
+          <w:rFonts w:hint="eastAsia"/>
+        </w:rPr>
+        <w:t xml:space="preserve">    int x;</w:t>
+      </w:r>
+    </w:p>
+    <w:p>
+      <w:pPr>
+        <w:rPr>
+          <w:rFonts w:hint="eastAsia"/>
+        </w:rPr>
+      </w:pPr>
+      <w:r>
+        <w:rPr>
+          <w:rFonts w:hint="eastAsia"/>
+        </w:rPr>
+        <w:t xml:space="preserve">    int y;</w:t>
+      </w:r>
+    </w:p>
+    <w:p>
+      <w:pPr>
+        <w:rPr>
+          <w:rFonts w:hint="eastAsia"/>
+        </w:rPr>
+      </w:pPr>
+      <w:r>
+        <w:rPr>
+          <w:rFonts w:hint="eastAsia"/>
+        </w:rPr>
+        <w:t xml:space="preserve">    sf::Color color;</w:t>
+      </w:r>
+    </w:p>
+    <w:p>
+      <w:pPr>
+        <w:rPr>
+          <w:rFonts w:hint="eastAsia"/>
+        </w:rPr>
+      </w:pPr>
+      <w:r>
+        <w:rPr>
+          <w:rFonts w:hint="eastAsia"/>
+        </w:rPr>
+        <w:t>};</w:t>
+      </w:r>
+    </w:p>
+    <w:p>
+      <w:pPr>
+        <w:rPr>
+          <w:rFonts w:hint="eastAsia"/>
+        </w:rPr>
+      </w:pPr>
+    </w:p>
+    <w:p>
+      <w:pPr>
+        <w:rPr>
+          <w:rFonts w:hint="eastAsia"/>
+        </w:rPr>
+      </w:pPr>
+      <w:r>
+        <w:rPr>
+          <w:rFonts w:hint="eastAsia"/>
+        </w:rPr>
+        <w:t>Tetromino::Tetromino(int t) : type(t), x(GRID_WIDTH / 2 - 2), y(0) {</w:t>
+      </w:r>
+    </w:p>
+    <w:p>
+      <w:pPr>
+        <w:rPr>
+          <w:rFonts w:hint="eastAsia"/>
+        </w:rPr>
+      </w:pPr>
+      <w:r>
+        <w:rPr>
+          <w:rFonts w:hint="eastAsia"/>
+        </w:rPr>
+        <w:t xml:space="preserve">    if (t &lt; 0 || t &gt;= 7) t = 0;</w:t>
+      </w:r>
+    </w:p>
+    <w:p>
+      <w:pPr>
+        <w:rPr>
+          <w:rFonts w:hint="eastAsia"/>
+        </w:rPr>
+      </w:pPr>
+      <w:r>
+        <w:rPr>
+          <w:rFonts w:hint="eastAsia"/>
+        </w:rPr>
+        <w:t xml:space="preserve">    for (int i = 0; i &lt; 4; i++)</w:t>
+      </w:r>
+    </w:p>
+    <w:p>
+      <w:pPr>
+        <w:rPr>
+          <w:rFonts w:hint="eastAsia"/>
+        </w:rPr>
+      </w:pPr>
+      <w:r>
+        <w:rPr>
+          <w:rFonts w:hint="eastAsia"/>
+        </w:rPr>
+        <w:t xml:space="preserve">        for (int j = 0; j &lt; 4; j++)</w:t>
+      </w:r>
+    </w:p>
+    <w:p>
+      <w:pPr>
+        <w:rPr>
+          <w:rFonts w:hint="eastAsia"/>
+        </w:rPr>
+      </w:pPr>
+      <w:r>
+        <w:rPr>
+          <w:rFonts w:hint="eastAsia"/>
+        </w:rPr>
+        <w:t xml:space="preserve">            shape[i][j] = TETROMINOS[t][i][j];</w:t>
+      </w:r>
+    </w:p>
+    <w:p>
+      <w:pPr>
+        <w:rPr>
+          <w:rFonts w:hint="eastAsia"/>
+        </w:rPr>
+      </w:pPr>
+      <w:r>
+        <w:rPr>
+          <w:rFonts w:hint="eastAsia"/>
+        </w:rPr>
+        <w:t xml:space="preserve">    color = COLORS[t + 1];</w:t>
+      </w:r>
+    </w:p>
+    <w:p>
+      <w:pPr>
+        <w:rPr>
+          <w:rFonts w:hint="eastAsia"/>
+        </w:rPr>
+      </w:pPr>
+      <w:r>
+        <w:rPr>
+          <w:rFonts w:hint="eastAsia"/>
+        </w:rPr>
+        <w:t>}</w:t>
+      </w:r>
+    </w:p>
+    <w:p>
+      <w:pPr>
+        <w:rPr>
+          <w:rFonts w:hint="eastAsia"/>
+        </w:rPr>
+      </w:pPr>
+    </w:p>
+    <w:p>
+      <w:pPr>
+        <w:rPr>
+          <w:rFonts w:hint="eastAsia"/>
+        </w:rPr>
+      </w:pPr>
+      <w:r>
+        <w:rPr>
+          <w:rFonts w:hint="eastAsia"/>
+        </w:rPr>
+        <w:t>void Tetromino::rotate() {</w:t>
+      </w:r>
+    </w:p>
+    <w:p>
+      <w:pPr>
+        <w:rPr>
+          <w:rFonts w:hint="eastAsia"/>
+        </w:rPr>
+      </w:pPr>
+      <w:r>
+        <w:rPr>
+          <w:rFonts w:hint="eastAsia"/>
+        </w:rPr>
+        <w:t xml:space="preserve">    int rotated[4][4];</w:t>
+      </w:r>
+    </w:p>
+    <w:p>
+      <w:pPr>
+        <w:rPr>
+          <w:rFonts w:hint="eastAsia"/>
+        </w:rPr>
+      </w:pPr>
+      <w:r>
+        <w:rPr>
+          <w:rFonts w:hint="eastAsia"/>
+        </w:rPr>
+        <w:t xml:space="preserve">    for (int i = 0; i &lt; 4; i++)</w:t>
+      </w:r>
+    </w:p>
+    <w:p>
+      <w:pPr>
+        <w:rPr>
+          <w:rFonts w:hint="eastAsia"/>
+        </w:rPr>
+      </w:pPr>
+      <w:r>
+        <w:rPr>
+          <w:rFonts w:hint="eastAsia"/>
+        </w:rPr>
+        <w:t xml:space="preserve">        for (int j = 0; j &lt; 4; j++)</w:t>
+      </w:r>
+    </w:p>
+    <w:p>
+      <w:pPr>
+        <w:rPr>
+          <w:rFonts w:hint="eastAsia"/>
+        </w:rPr>
+      </w:pPr>
+      <w:r>
+        <w:rPr>
+          <w:rFonts w:hint="eastAsia"/>
+        </w:rPr>
+        <w:t xml:space="preserve">            rotated[j][3 - i] = shape[i][j];</w:t>
+      </w:r>
+    </w:p>
+    <w:p>
+      <w:pPr>
+        <w:rPr>
+          <w:rFonts w:hint="eastAsia"/>
+        </w:rPr>
+      </w:pPr>
+      <w:r>
+        <w:rPr>
+          <w:rFonts w:hint="eastAsia"/>
+        </w:rPr>
+        <w:t xml:space="preserve">    for (int i = 0; i &lt; 4; i++)</w:t>
+      </w:r>
+    </w:p>
+    <w:p>
+      <w:pPr>
+        <w:rPr>
+          <w:rFonts w:hint="eastAsia"/>
+        </w:rPr>
+      </w:pPr>
+      <w:r>
+        <w:rPr>
+          <w:rFonts w:hint="eastAsia"/>
+        </w:rPr>
+        <w:t xml:space="preserve">        for (int j = 0; j &lt; 4; j++)</w:t>
+      </w:r>
+    </w:p>
+    <w:p>
+      <w:pPr>
+        <w:rPr>
+          <w:rFonts w:hint="eastAsia"/>
+        </w:rPr>
+      </w:pPr>
+      <w:r>
+        <w:rPr>
+          <w:rFonts w:hint="eastAsia"/>
+        </w:rPr>
+        <w:t xml:space="preserve">            shape[i][j] = rotated[i][j];</w:t>
+      </w:r>
+    </w:p>
+    <w:p>
+      <w:pPr>
+        <w:rPr>
+          <w:rFonts w:hint="eastAsia"/>
+        </w:rPr>
+      </w:pPr>
+      <w:r>
+        <w:rPr>
+          <w:rFonts w:hint="eastAsia"/>
+        </w:rPr>
+        <w:t>}</w:t>
+      </w:r>
+    </w:p>
+    <w:p>
+      <w:pPr>
+        <w:rPr>
+          <w:rFonts w:hint="eastAsia"/>
+        </w:rPr>
+      </w:pPr>
+    </w:p>
+    <w:p>
+      <w:pPr>
+        <w:rPr>
+          <w:rFonts w:hint="eastAsia"/>
+        </w:rPr>
+      </w:pPr>
+      <w:r>
+        <w:rPr>
+          <w:rFonts w:hint="eastAsia"/>
+        </w:rPr>
+        <w:t>// 俄罗斯方块游戏类</w:t>
+      </w:r>
+    </w:p>
+    <w:p>
+      <w:pPr>
+        <w:rPr>
+          <w:rFonts w:hint="eastAsia"/>
+        </w:rPr>
+      </w:pPr>
+      <w:r>
+        <w:rPr>
+          <w:rFonts w:hint="eastAsia"/>
+        </w:rPr>
+        <w:t>class TetrisGame {</w:t>
+      </w:r>
+    </w:p>
+    <w:p>
+      <w:pPr>
+        <w:rPr>
+          <w:rFonts w:hint="eastAsia"/>
+        </w:rPr>
+      </w:pPr>
+      <w:r>
+        <w:rPr>
+          <w:rFonts w:hint="eastAsia"/>
+        </w:rPr>
+        <w:t>public:</w:t>
+      </w:r>
+    </w:p>
+    <w:p>
+      <w:pPr>
+        <w:rPr>
+          <w:rFonts w:hint="eastAsia"/>
+        </w:rPr>
+      </w:pPr>
+      <w:r>
+        <w:rPr>
+          <w:rFonts w:hint="eastAsia"/>
+        </w:rPr>
+        <w:t xml:space="preserve">    TetrisGame();</w:t>
+      </w:r>
+    </w:p>
+    <w:p>
+      <w:pPr>
+        <w:rPr>
+          <w:rFonts w:hint="eastAsia"/>
+        </w:rPr>
+      </w:pPr>
+      <w:r>
+        <w:rPr>
+          <w:rFonts w:hint="eastAsia"/>
+        </w:rPr>
+        <w:t xml:space="preserve">    void run();</w:t>
+      </w:r>
+    </w:p>
+    <w:p>
+      <w:pPr>
+        <w:rPr>
+          <w:rFonts w:hint="eastAsia"/>
+        </w:rPr>
+      </w:pPr>
+    </w:p>
+    <w:p>
+      <w:pPr>
+        <w:rPr>
+          <w:rFonts w:hint="eastAsia"/>
+        </w:rPr>
+      </w:pPr>
+      <w:r>
+        <w:rPr>
+          <w:rFonts w:hint="eastAsia"/>
+        </w:rPr>
+        <w:t>private:</w:t>
+      </w:r>
+    </w:p>
+    <w:p>
+      <w:pPr>
+        <w:rPr>
+          <w:rFonts w:hint="eastAsia"/>
+        </w:rPr>
+      </w:pPr>
+      <w:r>
+        <w:rPr>
+          <w:rFonts w:hint="eastAsia"/>
+        </w:rPr>
+        <w:t xml:space="preserve">    // 初始化相关</w:t>
+      </w:r>
+    </w:p>
+    <w:p>
+      <w:pPr>
+        <w:rPr>
+          <w:rFonts w:hint="eastAsia"/>
+        </w:rPr>
+      </w:pPr>
+      <w:r>
+        <w:rPr>
+          <w:rFonts w:hint="eastAsia"/>
+        </w:rPr>
+        <w:t xml:space="preserve">    void initGrid();</w:t>
+      </w:r>
+    </w:p>
+    <w:p>
+      <w:pPr>
+        <w:rPr>
+          <w:rFonts w:hint="eastAsia"/>
+        </w:rPr>
+      </w:pPr>
+      <w:r>
+        <w:rPr>
+          <w:rFonts w:hint="eastAsia"/>
+        </w:rPr>
+        <w:t xml:space="preserve">    void loadFont();</w:t>
+      </w:r>
+    </w:p>
+    <w:p>
+      <w:pPr>
+        <w:rPr>
+          <w:rFonts w:hint="eastAsia"/>
+        </w:rPr>
+      </w:pPr>
+      <w:r>
+        <w:rPr>
+          <w:rFonts w:hint="eastAsia"/>
+        </w:rPr>
+        <w:t xml:space="preserve">    void initText();</w:t>
+      </w:r>
+    </w:p>
+    <w:p>
+      <w:pPr>
+        <w:rPr>
+          <w:rFonts w:hint="eastAsia"/>
+        </w:rPr>
+      </w:pPr>
+      <w:r>
+        <w:rPr>
+          <w:rFonts w:hint="eastAsia"/>
+        </w:rPr>
+        <w:t xml:space="preserve">    </w:t>
+      </w:r>
+    </w:p>
+    <w:p>
+      <w:pPr>
+        <w:rPr>
+          <w:rFonts w:hint="eastAsia"/>
+        </w:rPr>
+      </w:pPr>
+      <w:r>
+        <w:rPr>
+          <w:rFonts w:hint="eastAsia"/>
+        </w:rPr>
+        <w:t xml:space="preserve">    // 事件处理</w:t>
+      </w:r>
+    </w:p>
+    <w:p>
+      <w:pPr>
+        <w:rPr>
+          <w:rFonts w:hint="eastAsia"/>
+        </w:rPr>
+      </w:pPr>
+      <w:r>
+        <w:rPr>
+          <w:rFonts w:hint="eastAsia"/>
+        </w:rPr>
+        <w:t xml:space="preserve">    void handleEvents();</w:t>
+      </w:r>
+    </w:p>
+    <w:p>
+      <w:pPr>
+        <w:rPr>
+          <w:rFonts w:hint="eastAsia"/>
+        </w:rPr>
+      </w:pPr>
+      <w:r>
+        <w:rPr>
+          <w:rFonts w:hint="eastAsia"/>
+        </w:rPr>
+        <w:t xml:space="preserve">    void handleInput(sf::Keyboard::Key key);</w:t>
+      </w:r>
+    </w:p>
+    <w:p>
+      <w:pPr>
+        <w:rPr>
+          <w:rFonts w:hint="eastAsia"/>
+        </w:rPr>
+      </w:pPr>
+      <w:r>
+        <w:rPr>
+          <w:rFonts w:hint="eastAsia"/>
+        </w:rPr>
+        <w:t xml:space="preserve">    </w:t>
+      </w:r>
+    </w:p>
+    <w:p>
+      <w:pPr>
+        <w:rPr>
+          <w:rFonts w:hint="eastAsia"/>
+        </w:rPr>
+      </w:pPr>
+      <w:r>
+        <w:rPr>
+          <w:rFonts w:hint="eastAsia"/>
+        </w:rPr>
+        <w:t xml:space="preserve">    // 游戏逻辑</w:t>
+      </w:r>
+    </w:p>
+    <w:p>
+      <w:pPr>
+        <w:rPr>
+          <w:rFonts w:hint="eastAsia"/>
+        </w:rPr>
+      </w:pPr>
+      <w:r>
+        <w:rPr>
+          <w:rFonts w:hint="eastAsia"/>
+        </w:rPr>
+        <w:t xml:space="preserve">    void update(float dt);</w:t>
+      </w:r>
+    </w:p>
+    <w:p>
+      <w:pPr>
+        <w:rPr>
+          <w:rFonts w:hint="eastAsia"/>
+        </w:rPr>
+      </w:pPr>
+      <w:r>
+        <w:rPr>
+          <w:rFonts w:hint="eastAsia"/>
+        </w:rPr>
+        <w:t xml:space="preserve">    bool movePiece(int dx, int dy);</w:t>
+      </w:r>
+    </w:p>
+    <w:p>
+      <w:pPr>
+        <w:rPr>
+          <w:rFonts w:hint="eastAsia"/>
+        </w:rPr>
+      </w:pPr>
+      <w:r>
+        <w:rPr>
+          <w:rFonts w:hint="eastAsia"/>
+        </w:rPr>
+        <w:t xml:space="preserve">    void rotatePiece();</w:t>
+      </w:r>
+    </w:p>
+    <w:p>
+      <w:pPr>
+        <w:rPr>
+          <w:rFonts w:hint="eastAsia"/>
+        </w:rPr>
+      </w:pPr>
+      <w:r>
+        <w:rPr>
+          <w:rFonts w:hint="eastAsia"/>
+        </w:rPr>
+        <w:t xml:space="preserve">    void hardDrop();</w:t>
+      </w:r>
+    </w:p>
+    <w:p>
+      <w:pPr>
+        <w:rPr>
+          <w:rFonts w:hint="eastAsia"/>
+        </w:rPr>
+      </w:pPr>
+      <w:r>
+        <w:rPr>
+          <w:rFonts w:hint="eastAsia"/>
+        </w:rPr>
+        <w:t xml:space="preserve">    bool checkCollision();</w:t>
+      </w:r>
+    </w:p>
+    <w:p>
+      <w:pPr>
+        <w:rPr>
+          <w:rFonts w:hint="eastAsia"/>
+        </w:rPr>
+      </w:pPr>
+      <w:r>
+        <w:rPr>
+          <w:rFonts w:hint="eastAsia"/>
+        </w:rPr>
+        <w:t xml:space="preserve">    void mergePiece();</w:t>
+      </w:r>
+    </w:p>
+    <w:p>
+      <w:pPr>
+        <w:rPr>
+          <w:rFonts w:hint="eastAsia"/>
+        </w:rPr>
+      </w:pPr>
+      <w:r>
+        <w:rPr>
+          <w:rFonts w:hint="eastAsia"/>
+        </w:rPr>
+        <w:t xml:space="preserve">    void clearLines();</w:t>
+      </w:r>
+    </w:p>
+    <w:p>
+      <w:pPr>
+        <w:rPr>
+          <w:rFonts w:hint="eastAsia"/>
+        </w:rPr>
+      </w:pPr>
+      <w:r>
+        <w:rPr>
+          <w:rFonts w:hint="eastAsia"/>
+        </w:rPr>
+        <w:t xml:space="preserve">    void updateScore(int lines);</w:t>
+      </w:r>
+    </w:p>
+    <w:p>
+      <w:pPr>
+        <w:rPr>
+          <w:rFonts w:hint="eastAsia"/>
+        </w:rPr>
+      </w:pPr>
+      <w:r>
+        <w:rPr>
+          <w:rFonts w:hint="eastAsia"/>
+        </w:rPr>
+        <w:t xml:space="preserve">    void spawnNewPiece();</w:t>
+      </w:r>
+    </w:p>
+    <w:p>
+      <w:pPr>
+        <w:rPr>
+          <w:rFonts w:hint="eastAsia"/>
+        </w:rPr>
+      </w:pPr>
+      <w:r>
+        <w:rPr>
+          <w:rFonts w:hint="eastAsia"/>
+        </w:rPr>
+        <w:t xml:space="preserve">    void startNewGame();</w:t>
+      </w:r>
+    </w:p>
+    <w:p>
+      <w:pPr>
+        <w:rPr>
+          <w:rFonts w:hint="eastAsia"/>
+        </w:rPr>
+      </w:pPr>
+      <w:r>
+        <w:rPr>
+          <w:rFonts w:hint="eastAsia"/>
+        </w:rPr>
+        <w:t xml:space="preserve">    </w:t>
+      </w:r>
+    </w:p>
+    <w:p>
+      <w:pPr>
+        <w:rPr>
+          <w:rFonts w:hint="eastAsia"/>
+        </w:rPr>
+      </w:pPr>
+      <w:r>
+        <w:rPr>
+          <w:rFonts w:hint="eastAsia"/>
+        </w:rPr>
+        <w:t xml:space="preserve">    // 渲染相关</w:t>
+      </w:r>
+    </w:p>
+    <w:p>
+      <w:pPr>
+        <w:rPr>
+          <w:rFonts w:hint="eastAsia"/>
+        </w:rPr>
+      </w:pPr>
+      <w:r>
+        <w:rPr>
+          <w:rFonts w:hint="eastAsia"/>
+        </w:rPr>
+        <w:t xml:space="preserve">    void render();</w:t>
+      </w:r>
+    </w:p>
+    <w:p>
+      <w:pPr>
+        <w:rPr>
+          <w:rFonts w:hint="eastAsia"/>
+        </w:rPr>
+      </w:pPr>
+      <w:r>
+        <w:rPr>
+          <w:rFonts w:hint="eastAsia"/>
+        </w:rPr>
+        <w:t xml:space="preserve">    void drawGrid();</w:t>
+      </w:r>
+    </w:p>
+    <w:p>
+      <w:pPr>
+        <w:rPr>
+          <w:rFonts w:hint="eastAsia"/>
+        </w:rPr>
+      </w:pPr>
+      <w:r>
+        <w:rPr>
+          <w:rFonts w:hint="eastAsia"/>
+        </w:rPr>
+        <w:t xml:space="preserve">    void drawFixedPieces();</w:t>
+      </w:r>
+    </w:p>
+    <w:p>
+      <w:pPr>
+        <w:rPr>
+          <w:rFonts w:hint="eastAsia"/>
+        </w:rPr>
+      </w:pPr>
+      <w:r>
+        <w:rPr>
+          <w:rFonts w:hint="eastAsia"/>
+        </w:rPr>
+        <w:t xml:space="preserve">    void drawPiece(Tetromino* p);</w:t>
+      </w:r>
+    </w:p>
+    <w:p>
+      <w:pPr>
+        <w:rPr>
+          <w:rFonts w:hint="eastAsia"/>
+        </w:rPr>
+      </w:pPr>
+      <w:r>
+        <w:rPr>
+          <w:rFonts w:hint="eastAsia"/>
+        </w:rPr>
+        <w:t xml:space="preserve">    void drawNextPiece();</w:t>
+      </w:r>
+    </w:p>
+    <w:p>
+      <w:pPr>
+        <w:rPr>
+          <w:rFonts w:hint="eastAsia"/>
+        </w:rPr>
+      </w:pPr>
+      <w:r>
+        <w:rPr>
+          <w:rFonts w:hint="eastAsia"/>
+        </w:rPr>
+        <w:t xml:space="preserve">    void drawMenu();</w:t>
+      </w:r>
+    </w:p>
+    <w:p>
+      <w:pPr>
+        <w:rPr>
+          <w:rFonts w:hint="eastAsia"/>
+        </w:rPr>
+      </w:pPr>
+      <w:r>
+        <w:rPr>
+          <w:rFonts w:hint="eastAsia"/>
+        </w:rPr>
+        <w:t xml:space="preserve">    void drawGameOver();</w:t>
+      </w:r>
+    </w:p>
+    <w:p>
+      <w:pPr>
+        <w:rPr>
+          <w:rFonts w:hint="eastAsia"/>
+        </w:rPr>
+      </w:pPr>
+      <w:r>
+        <w:rPr>
+          <w:rFonts w:hint="eastAsia"/>
+        </w:rPr>
+        <w:t xml:space="preserve">    </w:t>
+      </w:r>
+    </w:p>
+    <w:p>
+      <w:pPr>
+        <w:rPr>
+          <w:rFonts w:hint="eastAsia"/>
+        </w:rPr>
+      </w:pPr>
+      <w:r>
+        <w:rPr>
+          <w:rFonts w:hint="eastAsia"/>
+        </w:rPr>
+        <w:t xml:space="preserve">    // 成员变量</w:t>
+      </w:r>
+    </w:p>
+    <w:p>
+      <w:pPr>
+        <w:rPr>
+          <w:rFonts w:hint="eastAsia"/>
+        </w:rPr>
+      </w:pPr>
+      <w:r>
+        <w:rPr>
+          <w:rFonts w:hint="eastAsia"/>
+        </w:rPr>
+        <w:t xml:space="preserve">    sf::RenderWindow m_window;</w:t>
+      </w:r>
+    </w:p>
+    <w:p>
+      <w:pPr>
+        <w:rPr>
+          <w:rFonts w:hint="eastAsia"/>
+        </w:rPr>
+      </w:pPr>
+      <w:r>
+        <w:rPr>
+          <w:rFonts w:hint="eastAsia"/>
+        </w:rPr>
+        <w:t xml:space="preserve">    int m_grid[GRID_HEIGHT][GRID_WIDTH];</w:t>
+      </w:r>
+    </w:p>
+    <w:p>
+      <w:pPr>
+        <w:rPr>
+          <w:rFonts w:hint="eastAsia"/>
+        </w:rPr>
+      </w:pPr>
+      <w:r>
+        <w:rPr>
+          <w:rFonts w:hint="eastAsia"/>
+        </w:rPr>
+        <w:t xml:space="preserve">    std::unique_ptr&lt;Tetromino&gt; m_currentPiece;</w:t>
+      </w:r>
+    </w:p>
+    <w:p>
+      <w:pPr>
+        <w:rPr>
+          <w:rFonts w:hint="eastAsia"/>
+        </w:rPr>
+      </w:pPr>
+      <w:r>
+        <w:rPr>
+          <w:rFonts w:hint="eastAsia"/>
+        </w:rPr>
+        <w:t xml:space="preserve">    std::unique_ptr&lt;Tetromino&gt; m_nextPiece;</w:t>
+      </w:r>
+    </w:p>
+    <w:p>
+      <w:pPr>
+        <w:rPr>
+          <w:rFonts w:hint="eastAsia"/>
+        </w:rPr>
+      </w:pPr>
+      <w:r>
+        <w:rPr>
+          <w:rFonts w:hint="eastAsia"/>
+        </w:rPr>
+        <w:t xml:space="preserve">    GameState m_state;</w:t>
+      </w:r>
+    </w:p>
+    <w:p>
+      <w:pPr>
+        <w:rPr>
+          <w:rFonts w:hint="eastAsia"/>
+        </w:rPr>
+      </w:pPr>
+      <w:r>
+        <w:rPr>
+          <w:rFonts w:hint="eastAsia"/>
+        </w:rPr>
+        <w:t xml:space="preserve">    int m_score;</w:t>
+      </w:r>
+    </w:p>
+    <w:p>
+      <w:pPr>
+        <w:rPr>
+          <w:rFonts w:hint="eastAsia"/>
+        </w:rPr>
+      </w:pPr>
+      <w:r>
+        <w:rPr>
+          <w:rFonts w:hint="eastAsia"/>
+        </w:rPr>
+        <w:t xml:space="preserve">    int m_level;</w:t>
+      </w:r>
+    </w:p>
+    <w:p>
+      <w:pPr>
+        <w:rPr>
+          <w:rFonts w:hint="eastAsia"/>
+        </w:rPr>
+      </w:pPr>
+      <w:r>
+        <w:rPr>
+          <w:rFonts w:hint="eastAsia"/>
+        </w:rPr>
+        <w:t xml:space="preserve">    int m_linesCleared;</w:t>
+      </w:r>
+    </w:p>
+    <w:p>
+      <w:pPr>
+        <w:rPr>
+          <w:rFonts w:hint="eastAsia"/>
+        </w:rPr>
+      </w:pPr>
+      <w:r>
+        <w:rPr>
+          <w:rFonts w:hint="eastAsia"/>
+        </w:rPr>
+        <w:t xml:space="preserve">    float m_fallSpeed;</w:t>
+      </w:r>
+    </w:p>
+    <w:p>
+      <w:pPr>
+        <w:rPr>
+          <w:rFonts w:hint="eastAsia"/>
+        </w:rPr>
+      </w:pPr>
+      <w:r>
+        <w:rPr>
+          <w:rFonts w:hint="eastAsia"/>
+        </w:rPr>
+        <w:t xml:space="preserve">    float m_fallTimer;</w:t>
+      </w:r>
+    </w:p>
+    <w:p>
+      <w:pPr>
+        <w:rPr>
+          <w:rFonts w:hint="eastAsia"/>
+        </w:rPr>
+      </w:pPr>
+      <w:r>
+        <w:rPr>
+          <w:rFonts w:hint="eastAsia"/>
+        </w:rPr>
+        <w:t xml:space="preserve">    std::mt19937 m_rng;</w:t>
+      </w:r>
+    </w:p>
+    <w:p>
+      <w:pPr>
+        <w:rPr>
+          <w:rFonts w:hint="eastAsia"/>
+        </w:rPr>
+      </w:pPr>
+      <w:r>
+        <w:rPr>
+          <w:rFonts w:hint="eastAsia"/>
+        </w:rPr>
+        <w:t xml:space="preserve">    std::uniform_int_distribution&lt;int&gt; m_dist;</w:t>
+      </w:r>
+    </w:p>
+    <w:p>
+      <w:pPr>
+        <w:rPr>
+          <w:rFonts w:hint="eastAsia"/>
+        </w:rPr>
+      </w:pPr>
+      <w:r>
+        <w:rPr>
+          <w:rFonts w:hint="eastAsia"/>
+        </w:rPr>
+        <w:t xml:space="preserve">    </w:t>
+      </w:r>
+    </w:p>
+    <w:p>
+      <w:pPr>
+        <w:rPr>
+          <w:rFonts w:hint="eastAsia"/>
+        </w:rPr>
+      </w:pPr>
+      <w:r>
+        <w:rPr>
+          <w:rFonts w:hint="eastAsia"/>
+        </w:rPr>
+        <w:t xml:space="preserve">    sf::Font m_font;</w:t>
+      </w:r>
+    </w:p>
+    <w:p>
+      <w:pPr>
+        <w:rPr>
+          <w:rFonts w:hint="eastAsia"/>
+        </w:rPr>
+      </w:pPr>
+      <w:r>
+        <w:rPr>
+          <w:rFonts w:hint="eastAsia"/>
+        </w:rPr>
+        <w:t xml:space="preserve">    bool m_fontLoaded;</w:t>
+      </w:r>
+    </w:p>
+    <w:p>
+      <w:pPr>
+        <w:rPr>
+          <w:rFonts w:hint="eastAsia"/>
+        </w:rPr>
+      </w:pPr>
+      <w:r>
+        <w:rPr>
+          <w:rFonts w:hint="eastAsia"/>
+        </w:rPr>
+        <w:t xml:space="preserve">    std::unique_ptr&lt;sf::Text&gt; m_scoreText;</w:t>
+      </w:r>
+    </w:p>
+    <w:p>
+      <w:pPr>
+        <w:rPr>
+          <w:rFonts w:hint="eastAsia"/>
+        </w:rPr>
+      </w:pPr>
+      <w:r>
+        <w:rPr>
+          <w:rFonts w:hint="eastAsia"/>
+        </w:rPr>
+        <w:t xml:space="preserve">    std::unique_ptr&lt;sf::Text&gt; m_levelText;</w:t>
+      </w:r>
+    </w:p>
+    <w:p>
+      <w:pPr>
+        <w:rPr>
+          <w:rFonts w:hint="eastAsia"/>
+        </w:rPr>
+      </w:pPr>
+      <w:r>
+        <w:rPr>
+          <w:rFonts w:hint="eastAsia"/>
+        </w:rPr>
+        <w:t xml:space="preserve">    std::unique_ptr&lt;sf::Text&gt; m_linesText;</w:t>
+      </w:r>
+    </w:p>
+    <w:p>
+      <w:pPr>
+        <w:rPr>
+          <w:rFonts w:hint="eastAsia"/>
+        </w:rPr>
+      </w:pPr>
+      <w:r>
+        <w:rPr>
+          <w:rFonts w:hint="eastAsia"/>
+        </w:rPr>
+        <w:t xml:space="preserve">    std::unique_ptr&lt;sf::Text&gt; m_nextText;</w:t>
+      </w:r>
+    </w:p>
+    <w:p>
+      <w:pPr>
+        <w:rPr>
+          <w:rFonts w:hint="eastAsia"/>
+        </w:rPr>
+      </w:pPr>
+      <w:r>
+        <w:rPr>
+          <w:rFonts w:hint="eastAsia"/>
+        </w:rPr>
+        <w:t xml:space="preserve">    std::unique_ptr&lt;sf::Text&gt; m_gameOverText;</w:t>
+      </w:r>
+    </w:p>
+    <w:p>
+      <w:pPr>
+        <w:rPr>
+          <w:rFonts w:hint="eastAsia"/>
+        </w:rPr>
+      </w:pPr>
+      <w:r>
+        <w:rPr>
+          <w:rFonts w:hint="eastAsia"/>
+        </w:rPr>
+        <w:t xml:space="preserve">    std::unique_ptr&lt;sf::Text&gt; m_titleText;</w:t>
+      </w:r>
+    </w:p>
+    <w:p>
+      <w:pPr>
+        <w:rPr>
+          <w:rFonts w:hint="eastAsia"/>
+        </w:rPr>
+      </w:pPr>
+      <w:r>
+        <w:rPr>
+          <w:rFonts w:hint="eastAsia"/>
+        </w:rPr>
+        <w:t xml:space="preserve">    std::unique_ptr&lt;sf::Text&gt; m_startText;</w:t>
+      </w:r>
+    </w:p>
+    <w:p>
+      <w:pPr>
+        <w:rPr>
+          <w:rFonts w:hint="eastAsia"/>
+        </w:rPr>
+      </w:pPr>
+      <w:r>
+        <w:rPr>
+          <w:rFonts w:hint="eastAsia"/>
+        </w:rPr>
+        <w:t>};</w:t>
+      </w:r>
+    </w:p>
+    <w:p>
+      <w:pPr>
+        <w:rPr>
+          <w:rFonts w:hint="eastAsia"/>
+        </w:rPr>
+      </w:pPr>
+    </w:p>
+    <w:p>
+      <w:pPr>
+        <w:rPr>
+          <w:rFonts w:hint="eastAsia"/>
+        </w:rPr>
+      </w:pPr>
+      <w:r>
+        <w:rPr>
+          <w:rFonts w:hint="eastAsia"/>
+        </w:rPr>
+        <w:t>TetrisGame::TetrisGame() :</w:t>
+      </w:r>
+    </w:p>
+    <w:p>
+      <w:pPr>
+        <w:rPr>
+          <w:rFonts w:hint="eastAsia"/>
+        </w:rPr>
+      </w:pPr>
+      <w:r>
+        <w:rPr>
+          <w:rFonts w:hint="eastAsia"/>
+        </w:rPr>
+        <w:t xml:space="preserve">    m_state(GameState::MENU),</w:t>
+      </w:r>
+    </w:p>
+    <w:p>
+      <w:pPr>
+        <w:rPr>
+          <w:rFonts w:hint="eastAsia"/>
+        </w:rPr>
+      </w:pPr>
+      <w:r>
+        <w:rPr>
+          <w:rFonts w:hint="eastAsia"/>
+        </w:rPr>
+        <w:t xml:space="preserve">    m_score(0),</w:t>
+      </w:r>
+    </w:p>
+    <w:p>
+      <w:pPr>
+        <w:rPr>
+          <w:rFonts w:hint="eastAsia"/>
+        </w:rPr>
+      </w:pPr>
+      <w:r>
+        <w:rPr>
+          <w:rFonts w:hint="eastAsia"/>
+        </w:rPr>
+        <w:t xml:space="preserve">    m_level(1),</w:t>
+      </w:r>
+    </w:p>
+    <w:p>
+      <w:pPr>
+        <w:rPr>
+          <w:rFonts w:hint="eastAsia"/>
+        </w:rPr>
+      </w:pPr>
+      <w:r>
+        <w:rPr>
+          <w:rFonts w:hint="eastAsia"/>
+        </w:rPr>
+        <w:t xml:space="preserve">    m_linesCleared(0),</w:t>
+      </w:r>
+    </w:p>
+    <w:p>
+      <w:pPr>
+        <w:rPr>
+          <w:rFonts w:hint="eastAsia"/>
+        </w:rPr>
+      </w:pPr>
+      <w:r>
+        <w:rPr>
+          <w:rFonts w:hint="eastAsia"/>
+        </w:rPr>
+        <w:t xml:space="preserve">    m_fallSpeed(0.5f),</w:t>
+      </w:r>
+    </w:p>
+    <w:p>
+      <w:pPr>
+        <w:rPr>
+          <w:rFonts w:hint="eastAsia"/>
+        </w:rPr>
+      </w:pPr>
+      <w:r>
+        <w:rPr>
+          <w:rFonts w:hint="eastAsia"/>
+        </w:rPr>
+        <w:t xml:space="preserve">    m_fallTimer(0.0f),</w:t>
+      </w:r>
+    </w:p>
+    <w:p>
+      <w:pPr>
+        <w:rPr>
+          <w:rFonts w:hint="eastAsia"/>
+        </w:rPr>
+      </w:pPr>
+      <w:r>
+        <w:rPr>
+          <w:rFonts w:hint="eastAsia"/>
+        </w:rPr>
+        <w:t xml:space="preserve">    m_rng(static_cast&lt;unsigned int&gt;(std::chrono::steady_clock::now().time_since_epoch().count())),</w:t>
+      </w:r>
+    </w:p>
+    <w:p>
+      <w:pPr>
+        <w:rPr>
+          <w:rFonts w:hint="eastAsia"/>
+        </w:rPr>
+      </w:pPr>
+      <w:r>
+        <w:rPr>
+          <w:rFonts w:hint="eastAsia"/>
+        </w:rPr>
+        <w:t xml:space="preserve">    m_dist(0, 6),</w:t>
+      </w:r>
+    </w:p>
+    <w:p>
+      <w:pPr>
+        <w:rPr>
+          <w:rFonts w:hint="eastAsia"/>
+        </w:rPr>
+      </w:pPr>
+      <w:r>
+        <w:rPr>
+          <w:rFonts w:hint="eastAsia"/>
+        </w:rPr>
+        <w:t xml:space="preserve">    m_fontLoaded(false) {</w:t>
+      </w:r>
+    </w:p>
+    <w:p>
+      <w:pPr>
+        <w:rPr>
+          <w:rFonts w:hint="eastAsia"/>
+        </w:rPr>
+      </w:pPr>
+      <w:r>
+        <w:rPr>
+          <w:rFonts w:hint="eastAsia"/>
+        </w:rPr>
+        <w:t xml:space="preserve">    </w:t>
+      </w:r>
+    </w:p>
+    <w:p>
+      <w:pPr>
+        <w:rPr>
+          <w:rFonts w:hint="eastAsia"/>
+        </w:rPr>
+      </w:pPr>
+      <w:r>
+        <w:rPr>
+          <w:rFonts w:hint="eastAsia"/>
+        </w:rPr>
+        <w:t xml:space="preserve">    m_window.create(sf::VideoMode({ WINDOW_WIDTH, WINDOW_HEIGHT }), "Tetris");</w:t>
+      </w:r>
+    </w:p>
+    <w:p>
+      <w:pPr>
+        <w:rPr>
+          <w:rFonts w:hint="eastAsia"/>
+        </w:rPr>
+      </w:pPr>
+      <w:r>
+        <w:rPr>
+          <w:rFonts w:hint="eastAsia"/>
+        </w:rPr>
+        <w:t xml:space="preserve">    m_window.setFramerateLimit(60);</w:t>
+      </w:r>
+    </w:p>
+    <w:p>
+      <w:pPr>
+        <w:rPr>
+          <w:rFonts w:hint="eastAsia"/>
+        </w:rPr>
+      </w:pPr>
+      <w:r>
+        <w:rPr>
+          <w:rFonts w:hint="eastAsia"/>
+        </w:rPr>
+        <w:t xml:space="preserve">    </w:t>
+      </w:r>
+    </w:p>
+    <w:p>
+      <w:pPr>
+        <w:rPr>
+          <w:rFonts w:hint="eastAsia"/>
+        </w:rPr>
+      </w:pPr>
+      <w:r>
+        <w:rPr>
+          <w:rFonts w:hint="eastAsia"/>
+        </w:rPr>
+        <w:t xml:space="preserve">    initGrid();</w:t>
+      </w:r>
+    </w:p>
+    <w:p>
+      <w:pPr>
+        <w:rPr>
+          <w:rFonts w:hint="eastAsia"/>
+        </w:rPr>
+      </w:pPr>
+      <w:r>
+        <w:rPr>
+          <w:rFonts w:hint="eastAsia"/>
+        </w:rPr>
+        <w:t xml:space="preserve">    loadFont();</w:t>
+      </w:r>
+    </w:p>
+    <w:p>
+      <w:pPr>
+        <w:rPr>
+          <w:rFonts w:hint="eastAsia"/>
+        </w:rPr>
+      </w:pPr>
+      <w:r>
+        <w:rPr>
+          <w:rFonts w:hint="eastAsia"/>
+        </w:rPr>
+        <w:t xml:space="preserve">    initText();</w:t>
+      </w:r>
+    </w:p>
+    <w:p>
+      <w:pPr>
+        <w:rPr>
+          <w:rFonts w:hint="eastAsia"/>
+        </w:rPr>
+      </w:pPr>
+      <w:r>
+        <w:rPr>
+          <w:rFonts w:hint="eastAsia"/>
+        </w:rPr>
+        <w:t xml:space="preserve">    m_currentPiece = std::make_unique&lt;Tetromino&gt;(m_dist(m_rng));</w:t>
+      </w:r>
+    </w:p>
+    <w:p>
+      <w:pPr>
+        <w:rPr>
+          <w:rFonts w:hint="eastAsia"/>
+        </w:rPr>
+      </w:pPr>
+      <w:r>
+        <w:rPr>
+          <w:rFonts w:hint="eastAsia"/>
+        </w:rPr>
+        <w:t xml:space="preserve">    m_nextPiece = std::make_unique&lt;Tetromino&gt;(m_dist(m_rng));</w:t>
+      </w:r>
+    </w:p>
+    <w:p>
+      <w:pPr>
+        <w:rPr>
+          <w:rFonts w:hint="eastAsia"/>
+        </w:rPr>
+      </w:pPr>
+      <w:r>
+        <w:rPr>
+          <w:rFonts w:hint="eastAsia"/>
+        </w:rPr>
+        <w:t>}</w:t>
+      </w:r>
+    </w:p>
+    <w:p>
+      <w:pPr>
+        <w:rPr>
+          <w:rFonts w:hint="eastAsia"/>
+        </w:rPr>
+      </w:pPr>
+    </w:p>
+    <w:p>
+      <w:pPr>
+        <w:rPr>
+          <w:rFonts w:hint="eastAsia"/>
+        </w:rPr>
+      </w:pPr>
+      <w:r>
+        <w:rPr>
+          <w:rFonts w:hint="eastAsia"/>
+        </w:rPr>
+        <w:t>void TetrisGame::run() {</w:t>
+      </w:r>
+    </w:p>
+    <w:p>
+      <w:pPr>
+        <w:rPr>
+          <w:rFonts w:hint="eastAsia"/>
+        </w:rPr>
+      </w:pPr>
+      <w:r>
+        <w:rPr>
+          <w:rFonts w:hint="eastAsia"/>
+        </w:rPr>
+        <w:t xml:space="preserve">    sf::Clock clock;</w:t>
+      </w:r>
+    </w:p>
+    <w:p>
+      <w:pPr>
+        <w:rPr>
+          <w:rFonts w:hint="eastAsia"/>
+        </w:rPr>
+      </w:pPr>
+      <w:r>
+        <w:rPr>
+          <w:rFonts w:hint="eastAsia"/>
+        </w:rPr>
+        <w:t xml:space="preserve">    while (m_window.isOpen()) {</w:t>
+      </w:r>
+    </w:p>
+    <w:p>
+      <w:pPr>
+        <w:rPr>
+          <w:rFonts w:hint="eastAsia"/>
+        </w:rPr>
+      </w:pPr>
+      <w:r>
+        <w:rPr>
+          <w:rFonts w:hint="eastAsia"/>
+        </w:rPr>
+        <w:t xml:space="preserve">        float dt = clock.restart().asSeconds();</w:t>
+      </w:r>
+    </w:p>
+    <w:p>
+      <w:pPr>
+        <w:rPr>
+          <w:rFonts w:hint="eastAsia"/>
+        </w:rPr>
+      </w:pPr>
+      <w:r>
+        <w:rPr>
+          <w:rFonts w:hint="eastAsia"/>
+        </w:rPr>
+        <w:t xml:space="preserve">        if (dt &gt; 0.1f) dt = 0.1f;</w:t>
+      </w:r>
+    </w:p>
+    <w:p>
+      <w:pPr>
+        <w:rPr>
+          <w:rFonts w:hint="eastAsia"/>
+        </w:rPr>
+      </w:pPr>
+      <w:r>
+        <w:rPr>
+          <w:rFonts w:hint="eastAsia"/>
+        </w:rPr>
+        <w:t xml:space="preserve">        handleEvents();</w:t>
+      </w:r>
+    </w:p>
+    <w:p>
+      <w:pPr>
+        <w:rPr>
+          <w:rFonts w:hint="eastAsia"/>
+        </w:rPr>
+      </w:pPr>
+      <w:r>
+        <w:rPr>
+          <w:rFonts w:hint="eastAsia"/>
+        </w:rPr>
+        <w:t xml:space="preserve">        update(dt);</w:t>
+      </w:r>
+    </w:p>
+    <w:p>
+      <w:pPr>
+        <w:rPr>
+          <w:rFonts w:hint="eastAsia"/>
+        </w:rPr>
+      </w:pPr>
+      <w:r>
+        <w:rPr>
+          <w:rFonts w:hint="eastAsia"/>
+        </w:rPr>
+        <w:t xml:space="preserve">        render();</w:t>
+      </w:r>
+    </w:p>
+    <w:p>
+      <w:pPr>
+        <w:rPr>
+          <w:rFonts w:hint="eastAsia"/>
+        </w:rPr>
+      </w:pPr>
+      <w:r>
+        <w:rPr>
+          <w:rFonts w:hint="eastAsia"/>
+        </w:rPr>
+        <w:t xml:space="preserve">    }</w:t>
+      </w:r>
+    </w:p>
+    <w:p>
+      <w:pPr>
+        <w:rPr>
+          <w:rFonts w:hint="eastAsia"/>
+        </w:rPr>
+      </w:pPr>
+      <w:r>
+        <w:rPr>
+          <w:rFonts w:hint="eastAsia"/>
+        </w:rPr>
+        <w:t>}</w:t>
+      </w:r>
+    </w:p>
+    <w:p>
+      <w:pPr>
+        <w:rPr>
+          <w:rFonts w:hint="eastAsia"/>
+        </w:rPr>
+      </w:pPr>
+    </w:p>
+    <w:p>
+      <w:pPr>
+        <w:rPr>
+          <w:rFonts w:hint="eastAsia"/>
+        </w:rPr>
+      </w:pPr>
+      <w:r>
+        <w:rPr>
+          <w:rFonts w:hint="eastAsia"/>
+        </w:rPr>
+        <w:t>void TetrisGame::initGrid() {</w:t>
+      </w:r>
+    </w:p>
+    <w:p>
+      <w:pPr>
+        <w:rPr>
+          <w:rFonts w:hint="eastAsia"/>
+        </w:rPr>
+      </w:pPr>
+      <w:r>
+        <w:rPr>
+          <w:rFonts w:hint="eastAsia"/>
+        </w:rPr>
+        <w:t xml:space="preserve">    for (int i = 0; i &lt; GRID_HEIGHT; i++)</w:t>
+      </w:r>
+    </w:p>
+    <w:p>
+      <w:pPr>
+        <w:rPr>
+          <w:rFonts w:hint="eastAsia"/>
+        </w:rPr>
+      </w:pPr>
+      <w:r>
+        <w:rPr>
+          <w:rFonts w:hint="eastAsia"/>
+        </w:rPr>
+        <w:t xml:space="preserve">        for (int j = 0; j &lt; GRID_WIDTH; j++)</w:t>
+      </w:r>
+    </w:p>
+    <w:p>
+      <w:pPr>
+        <w:rPr>
+          <w:rFonts w:hint="eastAsia"/>
+        </w:rPr>
+      </w:pPr>
+      <w:r>
+        <w:rPr>
+          <w:rFonts w:hint="eastAsia"/>
+        </w:rPr>
+        <w:t xml:space="preserve">            m_grid[i][j] = 0;</w:t>
+      </w:r>
+    </w:p>
+    <w:p>
+      <w:pPr>
+        <w:rPr>
+          <w:rFonts w:hint="eastAsia"/>
+        </w:rPr>
+      </w:pPr>
+      <w:r>
+        <w:rPr>
+          <w:rFonts w:hint="eastAsia"/>
+        </w:rPr>
+        <w:t>}</w:t>
+      </w:r>
+    </w:p>
+    <w:p>
+      <w:pPr>
+        <w:rPr>
+          <w:rFonts w:hint="eastAsia"/>
+        </w:rPr>
+      </w:pPr>
+    </w:p>
+    <w:p>
+      <w:pPr>
+        <w:rPr>
+          <w:rFonts w:hint="eastAsia"/>
+        </w:rPr>
+      </w:pPr>
+      <w:r>
+        <w:rPr>
+          <w:rFonts w:hint="eastAsia"/>
+        </w:rPr>
+        <w:t>void TetrisGame::loadFont() {</w:t>
+      </w:r>
+    </w:p>
+    <w:p>
+      <w:pPr>
+        <w:rPr>
+          <w:rFonts w:hint="eastAsia"/>
+        </w:rPr>
+      </w:pPr>
+      <w:r>
+        <w:rPr>
+          <w:rFonts w:hint="eastAsia"/>
+        </w:rPr>
+        <w:t xml:space="preserve">    std::vector&lt;std::string&gt; paths = {</w:t>
+      </w:r>
+    </w:p>
+    <w:p>
+      <w:pPr>
+        <w:rPr>
+          <w:rFonts w:hint="eastAsia"/>
+        </w:rPr>
+      </w:pPr>
+      <w:r>
+        <w:rPr>
+          <w:rFonts w:hint="eastAsia"/>
+        </w:rPr>
+        <w:t xml:space="preserve">        "arial.ttf",</w:t>
+      </w:r>
+    </w:p>
+    <w:p>
+      <w:pPr>
+        <w:rPr>
+          <w:rFonts w:hint="eastAsia"/>
+        </w:rPr>
+      </w:pPr>
+      <w:r>
+        <w:rPr>
+          <w:rFonts w:hint="eastAsia"/>
+        </w:rPr>
+        <w:t xml:space="preserve">        "C:\\Windows\\Fonts\\arial.ttf",</w:t>
+      </w:r>
+    </w:p>
+    <w:p>
+      <w:pPr>
+        <w:rPr>
+          <w:rFonts w:hint="eastAsia"/>
+        </w:rPr>
+      </w:pPr>
+      <w:r>
+        <w:rPr>
+          <w:rFonts w:hint="eastAsia"/>
+        </w:rPr>
+        <w:t xml:space="preserve">        "/usr/share/fonts/truetype/liberation/LiberationSans-Regular.ttf"</w:t>
+      </w:r>
+    </w:p>
+    <w:p>
+      <w:pPr>
+        <w:rPr>
+          <w:rFonts w:hint="eastAsia"/>
+        </w:rPr>
+      </w:pPr>
+      <w:r>
+        <w:rPr>
+          <w:rFonts w:hint="eastAsia"/>
+        </w:rPr>
+        <w:t xml:space="preserve">    };</w:t>
+      </w:r>
+    </w:p>
+    <w:p>
+      <w:pPr>
+        <w:rPr>
+          <w:rFonts w:hint="eastAsia"/>
+        </w:rPr>
+      </w:pPr>
+      <w:r>
+        <w:rPr>
+          <w:rFonts w:hint="eastAsia"/>
+        </w:rPr>
+        <w:t xml:space="preserve">    </w:t>
+      </w:r>
+    </w:p>
+    <w:p>
+      <w:pPr>
+        <w:rPr>
+          <w:rFonts w:hint="eastAsia"/>
+        </w:rPr>
+      </w:pPr>
+      <w:r>
+        <w:rPr>
+          <w:rFonts w:hint="eastAsia"/>
+        </w:rPr>
+        <w:t xml:space="preserve">    for (const auto&amp; path : paths) {</w:t>
+      </w:r>
+    </w:p>
+    <w:p>
+      <w:pPr>
+        <w:rPr>
+          <w:rFonts w:hint="eastAsia"/>
+        </w:rPr>
+      </w:pPr>
+      <w:r>
+        <w:rPr>
+          <w:rFonts w:hint="eastAsia"/>
+        </w:rPr>
+        <w:t xml:space="preserve">        if (m_font.openFromFile(path)) {</w:t>
+      </w:r>
+    </w:p>
+    <w:p>
+      <w:pPr>
+        <w:rPr>
+          <w:rFonts w:hint="eastAsia"/>
+        </w:rPr>
+      </w:pPr>
+      <w:r>
+        <w:rPr>
+          <w:rFonts w:hint="eastAsia"/>
+        </w:rPr>
+        <w:t xml:space="preserve">            m_fontLoaded = true;</w:t>
+      </w:r>
+    </w:p>
+    <w:p>
+      <w:pPr>
+        <w:rPr>
+          <w:rFonts w:hint="eastAsia"/>
+        </w:rPr>
+      </w:pPr>
+      <w:r>
+        <w:rPr>
+          <w:rFonts w:hint="eastAsia"/>
+        </w:rPr>
+        <w:t xml:space="preserve">            std::cout &lt;&lt; "Font loaded: " &lt;&lt; path &lt;&lt; std::endl;</w:t>
+      </w:r>
+    </w:p>
+    <w:p>
+      <w:pPr>
+        <w:rPr>
+          <w:rFonts w:hint="eastAsia"/>
+        </w:rPr>
+      </w:pPr>
+      <w:r>
+        <w:rPr>
+          <w:rFonts w:hint="eastAsia"/>
+        </w:rPr>
+        <w:t xml:space="preserve">            break;</w:t>
+      </w:r>
+    </w:p>
+    <w:p>
+      <w:pPr>
+        <w:rPr>
+          <w:rFonts w:hint="eastAsia"/>
+        </w:rPr>
+      </w:pPr>
+      <w:r>
+        <w:rPr>
+          <w:rFonts w:hint="eastAsia"/>
+        </w:rPr>
+        <w:t xml:space="preserve">        }</w:t>
+      </w:r>
+    </w:p>
+    <w:p>
+      <w:pPr>
+        <w:rPr>
+          <w:rFonts w:hint="eastAsia"/>
+        </w:rPr>
+      </w:pPr>
+      <w:r>
+        <w:rPr>
+          <w:rFonts w:hint="eastAsia"/>
+        </w:rPr>
+        <w:t xml:space="preserve">    }</w:t>
+      </w:r>
+    </w:p>
+    <w:p>
+      <w:pPr>
+        <w:rPr>
+          <w:rFonts w:hint="eastAsia"/>
+        </w:rPr>
+      </w:pPr>
+      <w:r>
+        <w:rPr>
+          <w:rFonts w:hint="eastAsia"/>
+        </w:rPr>
+        <w:t xml:space="preserve">    if (!m_fontLoaded) std::cout &lt;&lt; "Warning: Font not loaded\n";</w:t>
+      </w:r>
+    </w:p>
+    <w:p>
+      <w:pPr>
+        <w:rPr>
+          <w:rFonts w:hint="eastAsia"/>
+        </w:rPr>
+      </w:pPr>
+      <w:r>
+        <w:rPr>
+          <w:rFonts w:hint="eastAsia"/>
+        </w:rPr>
+        <w:t>}</w:t>
+      </w:r>
+    </w:p>
+    <w:p>
+      <w:pPr>
+        <w:rPr>
+          <w:rFonts w:hint="eastAsia"/>
+        </w:rPr>
+      </w:pPr>
+    </w:p>
+    <w:p>
+      <w:pPr>
+        <w:rPr>
+          <w:rFonts w:hint="eastAsia"/>
+        </w:rPr>
+      </w:pPr>
+      <w:r>
+        <w:rPr>
+          <w:rFonts w:hint="eastAsia"/>
+        </w:rPr>
+        <w:t>void TetrisGame::initText() {</w:t>
+      </w:r>
+    </w:p>
+    <w:p>
+      <w:pPr>
+        <w:rPr>
+          <w:rFonts w:hint="eastAsia"/>
+        </w:rPr>
+      </w:pPr>
+      <w:r>
+        <w:rPr>
+          <w:rFonts w:hint="eastAsia"/>
+        </w:rPr>
+        <w:t xml:space="preserve">    if (!m_fontLoaded) return;</w:t>
+      </w:r>
+    </w:p>
+    <w:p>
+      <w:pPr>
+        <w:rPr>
+          <w:rFonts w:hint="eastAsia"/>
+        </w:rPr>
+      </w:pPr>
+      <w:r>
+        <w:rPr>
+          <w:rFonts w:hint="eastAsia"/>
+        </w:rPr>
+        <w:t xml:space="preserve">    </w:t>
+      </w:r>
+    </w:p>
+    <w:p>
+      <w:pPr>
+        <w:rPr>
+          <w:rFonts w:hint="eastAsia"/>
+        </w:rPr>
+      </w:pPr>
+      <w:r>
+        <w:rPr>
+          <w:rFonts w:hint="eastAsia"/>
+        </w:rPr>
+        <w:t xml:space="preserve">    m_scoreText = std::make_unique&lt;sf::Text&gt;(m_font, "", 24);</w:t>
+      </w:r>
+    </w:p>
+    <w:p>
+      <w:pPr>
+        <w:rPr>
+          <w:rFonts w:hint="eastAsia"/>
+        </w:rPr>
+      </w:pPr>
+      <w:r>
+        <w:rPr>
+          <w:rFonts w:hint="eastAsia"/>
+        </w:rPr>
+        <w:t xml:space="preserve">    m_scoreText-&gt;setFillColor(sf::Color::White);</w:t>
+      </w:r>
+    </w:p>
+    <w:p>
+      <w:pPr>
+        <w:rPr>
+          <w:rFonts w:hint="eastAsia"/>
+        </w:rPr>
+      </w:pPr>
+      <w:r>
+        <w:rPr>
+          <w:rFonts w:hint="eastAsia"/>
+        </w:rPr>
+        <w:t xml:space="preserve">    m_scoreText-&gt;setPosition(sf::Vector2f(GRID_WIDTH * CELL_SIZE + 10.0f, 50.0f));</w:t>
+      </w:r>
+    </w:p>
+    <w:p>
+      <w:pPr>
+        <w:rPr>
+          <w:rFonts w:hint="eastAsia"/>
+        </w:rPr>
+      </w:pPr>
+      <w:r>
+        <w:rPr>
+          <w:rFonts w:hint="eastAsia"/>
+        </w:rPr>
+        <w:t xml:space="preserve">    m_scoreText-&gt;setString("Score: 0");</w:t>
+      </w:r>
+    </w:p>
+    <w:p>
+      <w:pPr>
+        <w:rPr>
+          <w:rFonts w:hint="eastAsia"/>
+        </w:rPr>
+      </w:pPr>
+      <w:r>
+        <w:rPr>
+          <w:rFonts w:hint="eastAsia"/>
+        </w:rPr>
+        <w:t xml:space="preserve">    </w:t>
+      </w:r>
+    </w:p>
+    <w:p>
+      <w:pPr>
+        <w:rPr>
+          <w:rFonts w:hint="eastAsia"/>
+        </w:rPr>
+      </w:pPr>
+      <w:r>
+        <w:rPr>
+          <w:rFonts w:hint="eastAsia"/>
+        </w:rPr>
+        <w:t xml:space="preserve">    m_levelText = std::make_unique&lt;sf::Text&gt;(m_font, "", 24);</w:t>
+      </w:r>
+    </w:p>
+    <w:p>
+      <w:pPr>
+        <w:rPr>
+          <w:rFonts w:hint="eastAsia"/>
+        </w:rPr>
+      </w:pPr>
+      <w:r>
+        <w:rPr>
+          <w:rFonts w:hint="eastAsia"/>
+        </w:rPr>
+        <w:t xml:space="preserve">    m_levelText-&gt;setFillColor(sf::Color::White);</w:t>
+      </w:r>
+    </w:p>
+    <w:p>
+      <w:pPr>
+        <w:rPr>
+          <w:rFonts w:hint="eastAsia"/>
+        </w:rPr>
+      </w:pPr>
+      <w:r>
+        <w:rPr>
+          <w:rFonts w:hint="eastAsia"/>
+        </w:rPr>
+        <w:t xml:space="preserve">    m_levelText-&gt;setPosition(sf::Vector2f(GRID_WIDTH * CELL_SIZE + 10.0f, 100.0f));</w:t>
+      </w:r>
+    </w:p>
+    <w:p>
+      <w:pPr>
+        <w:rPr>
+          <w:rFonts w:hint="eastAsia"/>
+        </w:rPr>
+      </w:pPr>
+      <w:r>
+        <w:rPr>
+          <w:rFonts w:hint="eastAsia"/>
+        </w:rPr>
+        <w:t xml:space="preserve">    m_levelText-&gt;setString("Level: 1");</w:t>
+      </w:r>
+    </w:p>
+    <w:p>
+      <w:pPr>
+        <w:rPr>
+          <w:rFonts w:hint="eastAsia"/>
+        </w:rPr>
+      </w:pPr>
+      <w:r>
+        <w:rPr>
+          <w:rFonts w:hint="eastAsia"/>
+        </w:rPr>
+        <w:t xml:space="preserve">    </w:t>
+      </w:r>
+    </w:p>
+    <w:p>
+      <w:pPr>
+        <w:rPr>
+          <w:rFonts w:hint="eastAsia"/>
+        </w:rPr>
+      </w:pPr>
+      <w:r>
+        <w:rPr>
+          <w:rFonts w:hint="eastAsia"/>
+        </w:rPr>
+        <w:t xml:space="preserve">    m_linesText = std::make_unique&lt;sf::Text&gt;(m_font, "", 24);</w:t>
+      </w:r>
+    </w:p>
+    <w:p>
+      <w:pPr>
+        <w:rPr>
+          <w:rFonts w:hint="eastAsia"/>
+        </w:rPr>
+      </w:pPr>
+      <w:r>
+        <w:rPr>
+          <w:rFonts w:hint="eastAsia"/>
+        </w:rPr>
+        <w:t xml:space="preserve">    m_linesText-&gt;setFillColor(sf::Color::White);</w:t>
+      </w:r>
+    </w:p>
+    <w:p>
+      <w:pPr>
+        <w:rPr>
+          <w:rFonts w:hint="eastAsia"/>
+        </w:rPr>
+      </w:pPr>
+      <w:r>
+        <w:rPr>
+          <w:rFonts w:hint="eastAsia"/>
+        </w:rPr>
+        <w:t xml:space="preserve">    m_linesText-&gt;setPosition(sf::Vector2f(GRID_WIDTH * CELL_SIZE + 10.0f, 150.0f));</w:t>
+      </w:r>
+    </w:p>
+    <w:p>
+      <w:pPr>
+        <w:rPr>
+          <w:rFonts w:hint="eastAsia"/>
+        </w:rPr>
+      </w:pPr>
+      <w:r>
+        <w:rPr>
+          <w:rFonts w:hint="eastAsia"/>
+        </w:rPr>
+        <w:t xml:space="preserve">    m_linesText-&gt;setString("Lines: 0");</w:t>
+      </w:r>
+    </w:p>
+    <w:p>
+      <w:pPr>
+        <w:rPr>
+          <w:rFonts w:hint="eastAsia"/>
+        </w:rPr>
+      </w:pPr>
+      <w:r>
+        <w:rPr>
+          <w:rFonts w:hint="eastAsia"/>
+        </w:rPr>
+        <w:t xml:space="preserve">    </w:t>
+      </w:r>
+    </w:p>
+    <w:p>
+      <w:pPr>
+        <w:rPr>
+          <w:rFonts w:hint="eastAsia"/>
+        </w:rPr>
+      </w:pPr>
+      <w:r>
+        <w:rPr>
+          <w:rFonts w:hint="eastAsia"/>
+        </w:rPr>
+        <w:t xml:space="preserve">    m_nextText = std::make_unique&lt;sf::Text&gt;(m_font, "", 20);</w:t>
+      </w:r>
+    </w:p>
+    <w:p>
+      <w:pPr>
+        <w:rPr>
+          <w:rFonts w:hint="eastAsia"/>
+        </w:rPr>
+      </w:pPr>
+      <w:r>
+        <w:rPr>
+          <w:rFonts w:hint="eastAsia"/>
+        </w:rPr>
+        <w:t xml:space="preserve">    m_nextText-&gt;setFillColor(sf::Color::White);</w:t>
+      </w:r>
+    </w:p>
+    <w:p>
+      <w:pPr>
+        <w:rPr>
+          <w:rFonts w:hint="eastAsia"/>
+        </w:rPr>
+      </w:pPr>
+      <w:r>
+        <w:rPr>
+          <w:rFonts w:hint="eastAsia"/>
+        </w:rPr>
+        <w:t xml:space="preserve">    m_nextText-&gt;setPosition(sf::Vector2f(GRID_WIDTH * CELL_SIZE + 10.0f, 200.0f));</w:t>
+      </w:r>
+    </w:p>
+    <w:p>
+      <w:pPr>
+        <w:rPr>
+          <w:rFonts w:hint="eastAsia"/>
+        </w:rPr>
+      </w:pPr>
+      <w:r>
+        <w:rPr>
+          <w:rFonts w:hint="eastAsia"/>
+        </w:rPr>
+        <w:t xml:space="preserve">    m_nextText-&gt;setString("Next:");</w:t>
+      </w:r>
+    </w:p>
+    <w:p>
+      <w:pPr>
+        <w:rPr>
+          <w:rFonts w:hint="eastAsia"/>
+        </w:rPr>
+      </w:pPr>
+      <w:r>
+        <w:rPr>
+          <w:rFonts w:hint="eastAsia"/>
+        </w:rPr>
+        <w:t xml:space="preserve">    </w:t>
+      </w:r>
+    </w:p>
+    <w:p>
+      <w:pPr>
+        <w:rPr>
+          <w:rFonts w:hint="eastAsia"/>
+        </w:rPr>
+      </w:pPr>
+      <w:r>
+        <w:rPr>
+          <w:rFonts w:hint="eastAsia"/>
+        </w:rPr>
+        <w:t xml:space="preserve">    m_gameOverText = std::make_unique&lt;sf::Text&gt;(m_font, "", 30);</w:t>
+      </w:r>
+    </w:p>
+    <w:p>
+      <w:pPr>
+        <w:rPr>
+          <w:rFonts w:hint="eastAsia"/>
+        </w:rPr>
+      </w:pPr>
+      <w:r>
+        <w:rPr>
+          <w:rFonts w:hint="eastAsia"/>
+        </w:rPr>
+        <w:t xml:space="preserve">    m_gameOverText-&gt;setFillColor(sf::Color::Red);</w:t>
+      </w:r>
+    </w:p>
+    <w:p>
+      <w:pPr>
+        <w:rPr>
+          <w:rFonts w:hint="eastAsia"/>
+        </w:rPr>
+      </w:pPr>
+      <w:r>
+        <w:rPr>
+          <w:rFonts w:hint="eastAsia"/>
+        </w:rPr>
+        <w:t xml:space="preserve">    m_gameOverText-&gt;setString("GAME OVER");</w:t>
+      </w:r>
+    </w:p>
+    <w:p>
+      <w:pPr>
+        <w:rPr>
+          <w:rFonts w:hint="eastAsia"/>
+        </w:rPr>
+      </w:pPr>
+      <w:r>
+        <w:rPr>
+          <w:rFonts w:hint="eastAsia"/>
+        </w:rPr>
+        <w:t xml:space="preserve">    </w:t>
+      </w:r>
+    </w:p>
+    <w:p>
+      <w:pPr>
+        <w:rPr>
+          <w:rFonts w:hint="eastAsia"/>
+        </w:rPr>
+      </w:pPr>
+      <w:r>
+        <w:rPr>
+          <w:rFonts w:hint="eastAsia"/>
+        </w:rPr>
+        <w:t xml:space="preserve">    m_titleText = std::make_unique&lt;sf::Text&gt;(m_font, "", 40);</w:t>
+      </w:r>
+    </w:p>
+    <w:p>
+      <w:pPr>
+        <w:rPr>
+          <w:rFonts w:hint="eastAsia"/>
+        </w:rPr>
+      </w:pPr>
+      <w:r>
+        <w:rPr>
+          <w:rFonts w:hint="eastAsia"/>
+        </w:rPr>
+        <w:t xml:space="preserve">    m_titleText-&gt;setFillColor(sf::Color::Yellow);</w:t>
+      </w:r>
+    </w:p>
+    <w:p>
+      <w:pPr>
+        <w:rPr>
+          <w:rFonts w:hint="eastAsia"/>
+        </w:rPr>
+      </w:pPr>
+      <w:r>
+        <w:rPr>
+          <w:rFonts w:hint="eastAsia"/>
+        </w:rPr>
+        <w:t xml:space="preserve">    m_titleText-&gt;setString("TETRIS");</w:t>
+      </w:r>
+    </w:p>
+    <w:p>
+      <w:pPr>
+        <w:rPr>
+          <w:rFonts w:hint="eastAsia"/>
+        </w:rPr>
+      </w:pPr>
+      <w:r>
+        <w:rPr>
+          <w:rFonts w:hint="eastAsia"/>
+        </w:rPr>
+        <w:t xml:space="preserve">    </w:t>
+      </w:r>
+    </w:p>
+    <w:p>
+      <w:pPr>
+        <w:rPr>
+          <w:rFonts w:hint="eastAsia"/>
+        </w:rPr>
+      </w:pPr>
+      <w:r>
+        <w:rPr>
+          <w:rFonts w:hint="eastAsia"/>
+        </w:rPr>
+        <w:t xml:space="preserve">    m_startText = std::make_unique&lt;sf::Text&gt;(m_font, "", 20);</w:t>
+      </w:r>
+    </w:p>
+    <w:p>
+      <w:pPr>
+        <w:rPr>
+          <w:rFonts w:hint="eastAsia"/>
+        </w:rPr>
+      </w:pPr>
+      <w:r>
+        <w:rPr>
+          <w:rFonts w:hint="eastAsia"/>
+        </w:rPr>
+        <w:t xml:space="preserve">    m_startText-&gt;setFillColor(sf::Color::White);</w:t>
+      </w:r>
+    </w:p>
+    <w:p>
+      <w:pPr>
+        <w:rPr>
+          <w:rFonts w:hint="eastAsia"/>
+        </w:rPr>
+      </w:pPr>
+      <w:r>
+        <w:rPr>
+          <w:rFonts w:hint="eastAsia"/>
+        </w:rPr>
+        <w:t xml:space="preserve">    m_startText-&gt;setString("Press SPACE to start");</w:t>
+      </w:r>
+    </w:p>
+    <w:p>
+      <w:pPr>
+        <w:rPr>
+          <w:rFonts w:hint="eastAsia"/>
+        </w:rPr>
+      </w:pPr>
+      <w:r>
+        <w:rPr>
+          <w:rFonts w:hint="eastAsia"/>
+        </w:rPr>
+        <w:t>}</w:t>
+      </w:r>
+    </w:p>
+    <w:p>
+      <w:pPr>
+        <w:rPr>
+          <w:rFonts w:hint="eastAsia"/>
+        </w:rPr>
+      </w:pPr>
+    </w:p>
+    <w:p>
+      <w:pPr>
+        <w:rPr>
+          <w:rFonts w:hint="eastAsia"/>
+        </w:rPr>
+      </w:pPr>
+      <w:r>
+        <w:rPr>
+          <w:rFonts w:hint="eastAsia"/>
+        </w:rPr>
+        <w:t>void TetrisGame::handleEvents() {</w:t>
+      </w:r>
+    </w:p>
+    <w:p>
+      <w:pPr>
+        <w:rPr>
+          <w:rFonts w:hint="eastAsia"/>
+        </w:rPr>
+      </w:pPr>
+      <w:r>
+        <w:rPr>
+          <w:rFonts w:hint="eastAsia"/>
+        </w:rPr>
+        <w:t xml:space="preserve">    while (auto event = m_window.pollEvent()) {</w:t>
+      </w:r>
+    </w:p>
+    <w:p>
+      <w:pPr>
+        <w:rPr>
+          <w:rFonts w:hint="eastAsia"/>
+        </w:rPr>
+      </w:pPr>
+      <w:r>
+        <w:rPr>
+          <w:rFonts w:hint="eastAsia"/>
+        </w:rPr>
+        <w:t xml:space="preserve">        if (event-&gt;is&lt;sf::Event::Closed&gt;())</w:t>
+      </w:r>
+    </w:p>
+    <w:p>
+      <w:pPr>
+        <w:rPr>
+          <w:rFonts w:hint="eastAsia"/>
+        </w:rPr>
+      </w:pPr>
+      <w:r>
+        <w:rPr>
+          <w:rFonts w:hint="eastAsia"/>
+        </w:rPr>
+        <w:t xml:space="preserve">            m_window.close();</w:t>
+      </w:r>
+    </w:p>
+    <w:p>
+      <w:pPr>
+        <w:rPr>
+          <w:rFonts w:hint="eastAsia"/>
+        </w:rPr>
+      </w:pPr>
+      <w:r>
+        <w:rPr>
+          <w:rFonts w:hint="eastAsia"/>
+        </w:rPr>
+        <w:t xml:space="preserve">        </w:t>
+      </w:r>
+    </w:p>
+    <w:p>
+      <w:pPr>
+        <w:rPr>
+          <w:rFonts w:hint="eastAsia"/>
+        </w:rPr>
+      </w:pPr>
+      <w:r>
+        <w:rPr>
+          <w:rFonts w:hint="eastAsia"/>
+        </w:rPr>
+        <w:t xml:space="preserve">        if (auto key = event-&gt;getIf&lt;sf::Event::KeyPressed&gt;()) {</w:t>
+      </w:r>
+    </w:p>
+    <w:p>
+      <w:pPr>
+        <w:rPr>
+          <w:rFonts w:hint="eastAsia"/>
+        </w:rPr>
+      </w:pPr>
+      <w:r>
+        <w:rPr>
+          <w:rFonts w:hint="eastAsia"/>
+        </w:rPr>
+        <w:t xml:space="preserve">            if (m_state == GameState::MENU &amp;&amp; key-&gt;code == sf::Keyboard::Key::Space)</w:t>
+      </w:r>
+    </w:p>
+    <w:p>
+      <w:pPr>
+        <w:rPr>
+          <w:rFonts w:hint="eastAsia"/>
+        </w:rPr>
+      </w:pPr>
+      <w:r>
+        <w:rPr>
+          <w:rFonts w:hint="eastAsia"/>
+        </w:rPr>
+        <w:t xml:space="preserve">                startNewGame();</w:t>
+      </w:r>
+    </w:p>
+    <w:p>
+      <w:pPr>
+        <w:rPr>
+          <w:rFonts w:hint="eastAsia"/>
+        </w:rPr>
+      </w:pPr>
+      <w:r>
+        <w:rPr>
+          <w:rFonts w:hint="eastAsia"/>
+        </w:rPr>
+        <w:t xml:space="preserve">            else if (m_state == GameState::GAME_OVER &amp;&amp; key-&gt;code == sf::Keyboard::Key::Space)</w:t>
+      </w:r>
+    </w:p>
+    <w:p>
+      <w:pPr>
+        <w:rPr>
+          <w:rFonts w:hint="eastAsia"/>
+        </w:rPr>
+      </w:pPr>
+      <w:r>
+        <w:rPr>
+          <w:rFonts w:hint="eastAsia"/>
+        </w:rPr>
+        <w:t xml:space="preserve">                startNewGame();</w:t>
+      </w:r>
+    </w:p>
+    <w:p>
+      <w:pPr>
+        <w:rPr>
+          <w:rFonts w:hint="eastAsia"/>
+        </w:rPr>
+      </w:pPr>
+      <w:r>
+        <w:rPr>
+          <w:rFonts w:hint="eastAsia"/>
+        </w:rPr>
+        <w:t xml:space="preserve">            else if (m_state == GameState::PLAYING)</w:t>
+      </w:r>
+    </w:p>
+    <w:p>
+      <w:pPr>
+        <w:rPr>
+          <w:rFonts w:hint="eastAsia"/>
+        </w:rPr>
+      </w:pPr>
+      <w:r>
+        <w:rPr>
+          <w:rFonts w:hint="eastAsia"/>
+        </w:rPr>
+        <w:t xml:space="preserve">                handleInput(key-&gt;code);</w:t>
+      </w:r>
+    </w:p>
+    <w:p>
+      <w:pPr>
+        <w:rPr>
+          <w:rFonts w:hint="eastAsia"/>
+        </w:rPr>
+      </w:pPr>
+      <w:r>
+        <w:rPr>
+          <w:rFonts w:hint="eastAsia"/>
+        </w:rPr>
+        <w:t xml:space="preserve">        }</w:t>
+      </w:r>
+    </w:p>
+    <w:p>
+      <w:pPr>
+        <w:rPr>
+          <w:rFonts w:hint="eastAsia"/>
+        </w:rPr>
+      </w:pPr>
+      <w:r>
+        <w:rPr>
+          <w:rFonts w:hint="eastAsia"/>
+        </w:rPr>
+        <w:t xml:space="preserve">    }</w:t>
+      </w:r>
+    </w:p>
+    <w:p>
+      <w:pPr>
+        <w:rPr>
+          <w:rFonts w:hint="eastAsia"/>
+        </w:rPr>
+      </w:pPr>
+      <w:r>
+        <w:rPr>
+          <w:rFonts w:hint="eastAsia"/>
+        </w:rPr>
+        <w:t>}</w:t>
+      </w:r>
+    </w:p>
+    <w:p>
+      <w:pPr>
+        <w:rPr>
+          <w:rFonts w:hint="eastAsia"/>
+        </w:rPr>
+      </w:pPr>
+    </w:p>
+    <w:p>
+      <w:pPr>
+        <w:rPr>
+          <w:rFonts w:hint="eastAsia"/>
+        </w:rPr>
+      </w:pPr>
+      <w:r>
+        <w:rPr>
+          <w:rFonts w:hint="eastAsia"/>
+        </w:rPr>
+        <w:t>void TetrisGame::handleInput(sf::Keyboard::Key key) {</w:t>
+      </w:r>
+    </w:p>
+    <w:p>
+      <w:pPr>
+        <w:rPr>
+          <w:rFonts w:hint="eastAsia"/>
+        </w:rPr>
+      </w:pPr>
+      <w:r>
+        <w:rPr>
+          <w:rFonts w:hint="eastAsia"/>
+        </w:rPr>
+        <w:t xml:space="preserve">    switch (key) {</w:t>
+      </w:r>
+    </w:p>
+    <w:p>
+      <w:pPr>
+        <w:rPr>
+          <w:rFonts w:hint="eastAsia"/>
+        </w:rPr>
+      </w:pPr>
+      <w:r>
+        <w:rPr>
+          <w:rFonts w:hint="eastAsia"/>
+        </w:rPr>
+        <w:t xml:space="preserve">    case sf::Keyboard::Key::Q:  movePiece(-1, 0); break;</w:t>
+      </w:r>
+    </w:p>
+    <w:p>
+      <w:pPr>
+        <w:rPr>
+          <w:rFonts w:hint="eastAsia"/>
+        </w:rPr>
+      </w:pPr>
+      <w:r>
+        <w:rPr>
+          <w:rFonts w:hint="eastAsia"/>
+        </w:rPr>
+        <w:t xml:space="preserve">    case sf::Keyboard::Key::E: movePiece(1, 0);  break;</w:t>
+      </w:r>
+    </w:p>
+    <w:p>
+      <w:pPr>
+        <w:rPr>
+          <w:rFonts w:hint="eastAsia"/>
+        </w:rPr>
+      </w:pPr>
+      <w:r>
+        <w:rPr>
+          <w:rFonts w:hint="eastAsia"/>
+        </w:rPr>
+        <w:t xml:space="preserve">    case sf::Keyboard::Key::S:  movePiece(0, 1);  break;</w:t>
+      </w:r>
+    </w:p>
+    <w:p>
+      <w:pPr>
+        <w:rPr>
+          <w:rFonts w:hint="eastAsia"/>
+        </w:rPr>
+      </w:pPr>
+      <w:r>
+        <w:rPr>
+          <w:rFonts w:hint="eastAsia"/>
+        </w:rPr>
+        <w:t xml:space="preserve">    case sf::Keyboard::Key::W:    rotatePiece();   break;</w:t>
+      </w:r>
+    </w:p>
+    <w:p>
+      <w:pPr>
+        <w:rPr>
+          <w:rFonts w:hint="eastAsia"/>
+        </w:rPr>
+      </w:pPr>
+      <w:r>
+        <w:rPr>
+          <w:rFonts w:hint="eastAsia"/>
+        </w:rPr>
+        <w:t xml:space="preserve">    case sf::Keyboard::Key::Space: hardDrop();      break;</w:t>
+      </w:r>
+    </w:p>
+    <w:p>
+      <w:pPr>
+        <w:rPr>
+          <w:rFonts w:hint="eastAsia"/>
+        </w:rPr>
+      </w:pPr>
+      <w:r>
+        <w:rPr>
+          <w:rFonts w:hint="eastAsia"/>
+        </w:rPr>
+        <w:t xml:space="preserve">    default: break;</w:t>
+      </w:r>
+    </w:p>
+    <w:p>
+      <w:pPr>
+        <w:rPr>
+          <w:rFonts w:hint="eastAsia"/>
+        </w:rPr>
+      </w:pPr>
+      <w:r>
+        <w:rPr>
+          <w:rFonts w:hint="eastAsia"/>
+        </w:rPr>
+        <w:t xml:space="preserve">    }</w:t>
+      </w:r>
+    </w:p>
+    <w:p>
+      <w:pPr>
+        <w:rPr>
+          <w:rFonts w:hint="eastAsia"/>
+        </w:rPr>
+      </w:pPr>
+      <w:r>
+        <w:rPr>
+          <w:rFonts w:hint="eastAsia"/>
+        </w:rPr>
+        <w:t>}</w:t>
+      </w:r>
+    </w:p>
+    <w:p>
+      <w:pPr>
+        <w:rPr>
+          <w:rFonts w:hint="eastAsia"/>
+        </w:rPr>
+      </w:pPr>
+    </w:p>
+    <w:p>
+      <w:pPr>
+        <w:rPr>
+          <w:rFonts w:hint="eastAsia"/>
+        </w:rPr>
+      </w:pPr>
+      <w:r>
+        <w:rPr>
+          <w:rFonts w:hint="eastAsia"/>
+        </w:rPr>
+        <w:t>void TetrisGame::update(float dt) {</w:t>
+      </w:r>
+    </w:p>
+    <w:p>
+      <w:pPr>
+        <w:rPr>
+          <w:rFonts w:hint="eastAsia"/>
+        </w:rPr>
+      </w:pPr>
+      <w:r>
+        <w:rPr>
+          <w:rFonts w:hint="eastAsia"/>
+        </w:rPr>
+        <w:t xml:space="preserve">    if (m_state != GameState::PLAYING || !m_currentPiece) return;</w:t>
+      </w:r>
+    </w:p>
+    <w:p>
+      <w:pPr>
+        <w:rPr>
+          <w:rFonts w:hint="eastAsia"/>
+        </w:rPr>
+      </w:pPr>
+      <w:r>
+        <w:rPr>
+          <w:rFonts w:hint="eastAsia"/>
+        </w:rPr>
+        <w:t xml:space="preserve">    </w:t>
+      </w:r>
+    </w:p>
+    <w:p>
+      <w:pPr>
+        <w:rPr>
+          <w:rFonts w:hint="eastAsia"/>
+        </w:rPr>
+      </w:pPr>
+      <w:r>
+        <w:rPr>
+          <w:rFonts w:hint="eastAsia"/>
+        </w:rPr>
+        <w:t xml:space="preserve">    m_fallTimer += dt;</w:t>
+      </w:r>
+    </w:p>
+    <w:p>
+      <w:pPr>
+        <w:rPr>
+          <w:rFonts w:hint="eastAsia"/>
+        </w:rPr>
+      </w:pPr>
+      <w:r>
+        <w:rPr>
+          <w:rFonts w:hint="eastAsia"/>
+        </w:rPr>
+        <w:t xml:space="preserve">    if (m_fallTimer &gt;= m_fallSpeed) {</w:t>
+      </w:r>
+    </w:p>
+    <w:p>
+      <w:pPr>
+        <w:rPr>
+          <w:rFonts w:hint="eastAsia"/>
+        </w:rPr>
+      </w:pPr>
+      <w:r>
+        <w:rPr>
+          <w:rFonts w:hint="eastAsia"/>
+        </w:rPr>
+        <w:t xml:space="preserve">        m_fallTimer = 0;</w:t>
+      </w:r>
+    </w:p>
+    <w:p>
+      <w:pPr>
+        <w:rPr>
+          <w:rFonts w:hint="eastAsia"/>
+        </w:rPr>
+      </w:pPr>
+      <w:r>
+        <w:rPr>
+          <w:rFonts w:hint="eastAsia"/>
+        </w:rPr>
+        <w:t xml:space="preserve">        if (!movePiece(0, 1)) {</w:t>
+      </w:r>
+    </w:p>
+    <w:p>
+      <w:pPr>
+        <w:rPr>
+          <w:rFonts w:hint="eastAsia"/>
+        </w:rPr>
+      </w:pPr>
+      <w:r>
+        <w:rPr>
+          <w:rFonts w:hint="eastAsia"/>
+        </w:rPr>
+        <w:t xml:space="preserve">            mergePiece();</w:t>
+      </w:r>
+    </w:p>
+    <w:p>
+      <w:pPr>
+        <w:rPr>
+          <w:rFonts w:hint="eastAsia"/>
+        </w:rPr>
+      </w:pPr>
+      <w:r>
+        <w:rPr>
+          <w:rFonts w:hint="eastAsia"/>
+        </w:rPr>
+        <w:t xml:space="preserve">            clearLines();</w:t>
+      </w:r>
+    </w:p>
+    <w:p>
+      <w:pPr>
+        <w:rPr>
+          <w:rFonts w:hint="eastAsia"/>
+        </w:rPr>
+      </w:pPr>
+      <w:r>
+        <w:rPr>
+          <w:rFonts w:hint="eastAsia"/>
+        </w:rPr>
+        <w:t xml:space="preserve">            spawnNewPiece();</w:t>
+      </w:r>
+    </w:p>
+    <w:p>
+      <w:pPr>
+        <w:rPr>
+          <w:rFonts w:hint="eastAsia"/>
+        </w:rPr>
+      </w:pPr>
+      <w:r>
+        <w:rPr>
+          <w:rFonts w:hint="eastAsia"/>
+        </w:rPr>
+        <w:t xml:space="preserve">        }</w:t>
+      </w:r>
+    </w:p>
+    <w:p>
+      <w:pPr>
+        <w:rPr>
+          <w:rFonts w:hint="eastAsia"/>
+        </w:rPr>
+      </w:pPr>
+      <w:r>
+        <w:rPr>
+          <w:rFonts w:hint="eastAsia"/>
+        </w:rPr>
+        <w:t xml:space="preserve">    }</w:t>
+      </w:r>
+    </w:p>
+    <w:p>
+      <w:pPr>
+        <w:rPr>
+          <w:rFonts w:hint="eastAsia"/>
+        </w:rPr>
+      </w:pPr>
+      <w:r>
+        <w:rPr>
+          <w:rFonts w:hint="eastAsia"/>
+        </w:rPr>
+        <w:t>}</w:t>
+      </w:r>
+    </w:p>
+    <w:p>
+      <w:pPr>
+        <w:rPr>
+          <w:rFonts w:hint="eastAsia"/>
+        </w:rPr>
+      </w:pPr>
+    </w:p>
+    <w:p>
+      <w:pPr>
+        <w:rPr>
+          <w:rFonts w:hint="eastAsia"/>
+        </w:rPr>
+      </w:pPr>
+      <w:r>
+        <w:rPr>
+          <w:rFonts w:hint="eastAsia"/>
+        </w:rPr>
+        <w:t>bool TetrisGame::movePiece(int dx, int dy) {</w:t>
+      </w:r>
+    </w:p>
+    <w:p>
+      <w:pPr>
+        <w:rPr>
+          <w:rFonts w:hint="eastAsia"/>
+        </w:rPr>
+      </w:pPr>
+      <w:r>
+        <w:rPr>
+          <w:rFonts w:hint="eastAsia"/>
+        </w:rPr>
+        <w:t xml:space="preserve">    if (!m_currentPiece) return false;</w:t>
+      </w:r>
+    </w:p>
+    <w:p>
+      <w:pPr>
+        <w:rPr>
+          <w:rFonts w:hint="eastAsia"/>
+        </w:rPr>
+      </w:pPr>
+      <w:r>
+        <w:rPr>
+          <w:rFonts w:hint="eastAsia"/>
+        </w:rPr>
+        <w:t xml:space="preserve">    m_currentPiece-&gt;x += dx;</w:t>
+      </w:r>
+    </w:p>
+    <w:p>
+      <w:pPr>
+        <w:rPr>
+          <w:rFonts w:hint="eastAsia"/>
+        </w:rPr>
+      </w:pPr>
+      <w:r>
+        <w:rPr>
+          <w:rFonts w:hint="eastAsia"/>
+        </w:rPr>
+        <w:t xml:space="preserve">    m_currentPiece-&gt;y += dy;</w:t>
+      </w:r>
+    </w:p>
+    <w:p>
+      <w:pPr>
+        <w:rPr>
+          <w:rFonts w:hint="eastAsia"/>
+        </w:rPr>
+      </w:pPr>
+      <w:r>
+        <w:rPr>
+          <w:rFonts w:hint="eastAsia"/>
+        </w:rPr>
+        <w:t xml:space="preserve">    if (checkCollision()) {</w:t>
+      </w:r>
+    </w:p>
+    <w:p>
+      <w:pPr>
+        <w:rPr>
+          <w:rFonts w:hint="eastAsia"/>
+        </w:rPr>
+      </w:pPr>
+      <w:r>
+        <w:rPr>
+          <w:rFonts w:hint="eastAsia"/>
+        </w:rPr>
+        <w:t xml:space="preserve">        m_currentPiece-&gt;x -= dx;</w:t>
+      </w:r>
+    </w:p>
+    <w:p>
+      <w:pPr>
+        <w:rPr>
+          <w:rFonts w:hint="eastAsia"/>
+        </w:rPr>
+      </w:pPr>
+      <w:r>
+        <w:rPr>
+          <w:rFonts w:hint="eastAsia"/>
+        </w:rPr>
+        <w:t xml:space="preserve">        m_currentPiece-&gt;y -= dy;</w:t>
+      </w:r>
+    </w:p>
+    <w:p>
+      <w:pPr>
+        <w:rPr>
+          <w:rFonts w:hint="eastAsia"/>
+        </w:rPr>
+      </w:pPr>
+      <w:r>
+        <w:rPr>
+          <w:rFonts w:hint="eastAsia"/>
+        </w:rPr>
+        <w:t xml:space="preserve">        return false;</w:t>
+      </w:r>
+    </w:p>
+    <w:p>
+      <w:pPr>
+        <w:rPr>
+          <w:rFonts w:hint="eastAsia"/>
+        </w:rPr>
+      </w:pPr>
+      <w:r>
+        <w:rPr>
+          <w:rFonts w:hint="eastAsia"/>
+        </w:rPr>
+        <w:t xml:space="preserve">    }</w:t>
+      </w:r>
+    </w:p>
+    <w:p>
+      <w:pPr>
+        <w:rPr>
+          <w:rFonts w:hint="eastAsia"/>
+        </w:rPr>
+      </w:pPr>
+      <w:r>
+        <w:rPr>
+          <w:rFonts w:hint="eastAsia"/>
+        </w:rPr>
+        <w:t xml:space="preserve">    return true;</w:t>
+      </w:r>
+    </w:p>
+    <w:p>
+      <w:pPr>
+        <w:rPr>
+          <w:rFonts w:hint="eastAsia"/>
+        </w:rPr>
+      </w:pPr>
+      <w:r>
+        <w:rPr>
+          <w:rFonts w:hint="eastAsia"/>
+        </w:rPr>
+        <w:t>}</w:t>
+      </w:r>
+    </w:p>
+    <w:p>
+      <w:pPr>
+        <w:rPr>
+          <w:rFonts w:hint="eastAsia"/>
+        </w:rPr>
+      </w:pPr>
+    </w:p>
+    <w:p>
+      <w:pPr>
+        <w:rPr>
+          <w:rFonts w:hint="eastAsia"/>
+        </w:rPr>
+      </w:pPr>
+      <w:r>
+        <w:rPr>
+          <w:rFonts w:hint="eastAsia"/>
+        </w:rPr>
+        <w:t>void TetrisGame::rotatePiece() {</w:t>
+      </w:r>
+    </w:p>
+    <w:p>
+      <w:pPr>
+        <w:rPr>
+          <w:rFonts w:hint="eastAsia"/>
+        </w:rPr>
+      </w:pPr>
+      <w:r>
+        <w:rPr>
+          <w:rFonts w:hint="eastAsia"/>
+        </w:rPr>
+        <w:t xml:space="preserve">    if (!m_currentPiece) return;</w:t>
+      </w:r>
+    </w:p>
+    <w:p>
+      <w:pPr>
+        <w:rPr>
+          <w:rFonts w:hint="eastAsia"/>
+        </w:rPr>
+      </w:pPr>
+      <w:r>
+        <w:rPr>
+          <w:rFonts w:hint="eastAsia"/>
+        </w:rPr>
+        <w:t xml:space="preserve">    int orig[4][4];</w:t>
+      </w:r>
+    </w:p>
+    <w:p>
+      <w:pPr>
+        <w:rPr>
+          <w:rFonts w:hint="eastAsia"/>
+        </w:rPr>
+      </w:pPr>
+      <w:r>
+        <w:rPr>
+          <w:rFonts w:hint="eastAsia"/>
+        </w:rPr>
+        <w:t xml:space="preserve">    for (int i = 0; i &lt; 4; i++)</w:t>
+      </w:r>
+    </w:p>
+    <w:p>
+      <w:pPr>
+        <w:rPr>
+          <w:rFonts w:hint="eastAsia"/>
+        </w:rPr>
+      </w:pPr>
+      <w:r>
+        <w:rPr>
+          <w:rFonts w:hint="eastAsia"/>
+        </w:rPr>
+        <w:t xml:space="preserve">        for (int j = 0; j &lt; 4; j++)</w:t>
+      </w:r>
+    </w:p>
+    <w:p>
+      <w:pPr>
+        <w:rPr>
+          <w:rFonts w:hint="eastAsia"/>
+        </w:rPr>
+      </w:pPr>
+      <w:r>
+        <w:rPr>
+          <w:rFonts w:hint="eastAsia"/>
+        </w:rPr>
+        <w:t xml:space="preserve">            orig[i][j] = m_currentPiece-&gt;shape[i][j];</w:t>
+      </w:r>
+    </w:p>
+    <w:p>
+      <w:pPr>
+        <w:rPr>
+          <w:rFonts w:hint="eastAsia"/>
+        </w:rPr>
+      </w:pPr>
+      <w:r>
+        <w:rPr>
+          <w:rFonts w:hint="eastAsia"/>
+        </w:rPr>
+        <w:t xml:space="preserve">    </w:t>
+      </w:r>
+    </w:p>
+    <w:p>
+      <w:pPr>
+        <w:rPr>
+          <w:rFonts w:hint="eastAsia"/>
+        </w:rPr>
+      </w:pPr>
+      <w:r>
+        <w:rPr>
+          <w:rFonts w:hint="eastAsia"/>
+        </w:rPr>
+        <w:t xml:space="preserve">    m_currentPiece-&gt;rotate();</w:t>
+      </w:r>
+    </w:p>
+    <w:p>
+      <w:pPr>
+        <w:rPr>
+          <w:rFonts w:hint="eastAsia"/>
+        </w:rPr>
+      </w:pPr>
+      <w:r>
+        <w:rPr>
+          <w:rFonts w:hint="eastAsia"/>
+        </w:rPr>
+        <w:t xml:space="preserve">    if (checkCollision()) {</w:t>
+      </w:r>
+    </w:p>
+    <w:p>
+      <w:pPr>
+        <w:rPr>
+          <w:rFonts w:hint="eastAsia"/>
+        </w:rPr>
+      </w:pPr>
+      <w:r>
+        <w:rPr>
+          <w:rFonts w:hint="eastAsia"/>
+        </w:rPr>
+        <w:t xml:space="preserve">        for (int i = 0; i &lt; 4; i++)</w:t>
+      </w:r>
+    </w:p>
+    <w:p>
+      <w:pPr>
+        <w:rPr>
+          <w:rFonts w:hint="eastAsia"/>
+        </w:rPr>
+      </w:pPr>
+      <w:r>
+        <w:rPr>
+          <w:rFonts w:hint="eastAsia"/>
+        </w:rPr>
+        <w:t xml:space="preserve">            for (int j = 0; j &lt; 4; j++)</w:t>
+      </w:r>
+    </w:p>
+    <w:p>
+      <w:pPr>
+        <w:rPr>
+          <w:rFonts w:hint="eastAsia"/>
+        </w:rPr>
+      </w:pPr>
+      <w:r>
+        <w:rPr>
+          <w:rFonts w:hint="eastAsia"/>
+        </w:rPr>
+        <w:t xml:space="preserve">                m_currentPiece-&gt;shape[i][j] = orig[i][j];</w:t>
+      </w:r>
+    </w:p>
+    <w:p>
+      <w:pPr>
+        <w:rPr>
+          <w:rFonts w:hint="eastAsia"/>
+        </w:rPr>
+      </w:pPr>
+      <w:r>
+        <w:rPr>
+          <w:rFonts w:hint="eastAsia"/>
+        </w:rPr>
+        <w:t xml:space="preserve">    }</w:t>
+      </w:r>
+    </w:p>
+    <w:p>
+      <w:pPr>
+        <w:rPr>
+          <w:rFonts w:hint="eastAsia"/>
+        </w:rPr>
+      </w:pPr>
+      <w:r>
+        <w:rPr>
+          <w:rFonts w:hint="eastAsia"/>
+        </w:rPr>
+        <w:t>}</w:t>
+      </w:r>
+    </w:p>
+    <w:p>
+      <w:pPr>
+        <w:rPr>
+          <w:rFonts w:hint="eastAsia"/>
+        </w:rPr>
+      </w:pPr>
+    </w:p>
+    <w:p>
+      <w:pPr>
+        <w:rPr>
+          <w:rFonts w:hint="eastAsia"/>
+        </w:rPr>
+      </w:pPr>
+      <w:r>
+        <w:rPr>
+          <w:rFonts w:hint="eastAsia"/>
+        </w:rPr>
+        <w:t>void TetrisGame::hardDrop() {</w:t>
+      </w:r>
+    </w:p>
+    <w:p>
+      <w:pPr>
+        <w:rPr>
+          <w:rFonts w:hint="eastAsia"/>
+        </w:rPr>
+      </w:pPr>
+      <w:r>
+        <w:rPr>
+          <w:rFonts w:hint="eastAsia"/>
+        </w:rPr>
+        <w:t xml:space="preserve">    while (movePiece(0, 1));</w:t>
+      </w:r>
+    </w:p>
+    <w:p>
+      <w:pPr>
+        <w:rPr>
+          <w:rFonts w:hint="eastAsia"/>
+        </w:rPr>
+      </w:pPr>
+      <w:r>
+        <w:rPr>
+          <w:rFonts w:hint="eastAsia"/>
+        </w:rPr>
+        <w:t xml:space="preserve">    mergePiece();</w:t>
+      </w:r>
+    </w:p>
+    <w:p>
+      <w:pPr>
+        <w:rPr>
+          <w:rFonts w:hint="eastAsia"/>
+        </w:rPr>
+      </w:pPr>
+      <w:r>
+        <w:rPr>
+          <w:rFonts w:hint="eastAsia"/>
+        </w:rPr>
+        <w:t xml:space="preserve">    clearLines();</w:t>
+      </w:r>
+    </w:p>
+    <w:p>
+      <w:pPr>
+        <w:rPr>
+          <w:rFonts w:hint="eastAsia"/>
+        </w:rPr>
+      </w:pPr>
+      <w:r>
+        <w:rPr>
+          <w:rFonts w:hint="eastAsia"/>
+        </w:rPr>
+        <w:t xml:space="preserve">    spawnNewPiece();</w:t>
+      </w:r>
+    </w:p>
+    <w:p>
+      <w:pPr>
+        <w:rPr>
+          <w:rFonts w:hint="eastAsia"/>
+        </w:rPr>
+      </w:pPr>
+      <w:r>
+        <w:rPr>
+          <w:rFonts w:hint="eastAsia"/>
+        </w:rPr>
+        <w:t>}</w:t>
+      </w:r>
+    </w:p>
+    <w:p>
+      <w:pPr>
+        <w:rPr>
+          <w:rFonts w:hint="eastAsia"/>
+        </w:rPr>
+      </w:pPr>
+    </w:p>
+    <w:p>
+      <w:pPr>
+        <w:rPr>
+          <w:rFonts w:hint="eastAsia"/>
+        </w:rPr>
+      </w:pPr>
+      <w:r>
+        <w:rPr>
+          <w:rFonts w:hint="eastAsia"/>
+        </w:rPr>
+        <w:t>bool TetrisGame::checkCollision() {</w:t>
+      </w:r>
+    </w:p>
+    <w:p>
+      <w:pPr>
+        <w:rPr>
+          <w:rFonts w:hint="eastAsia"/>
+        </w:rPr>
+      </w:pPr>
+      <w:r>
+        <w:rPr>
+          <w:rFonts w:hint="eastAsia"/>
+        </w:rPr>
+        <w:t xml:space="preserve">    if (!m_currentPiece) return true;</w:t>
+      </w:r>
+    </w:p>
+    <w:p>
+      <w:pPr>
+        <w:rPr>
+          <w:rFonts w:hint="eastAsia"/>
+        </w:rPr>
+      </w:pPr>
+      <w:r>
+        <w:rPr>
+          <w:rFonts w:hint="eastAsia"/>
+        </w:rPr>
+        <w:t xml:space="preserve">    for (int i = 0; i &lt; 4; i++) {</w:t>
+      </w:r>
+    </w:p>
+    <w:p>
+      <w:pPr>
+        <w:rPr>
+          <w:rFonts w:hint="eastAsia"/>
+        </w:rPr>
+      </w:pPr>
+      <w:r>
+        <w:rPr>
+          <w:rFonts w:hint="eastAsia"/>
+        </w:rPr>
+        <w:t xml:space="preserve">        for (int j = 0; j &lt; 4; j++) {</w:t>
+      </w:r>
+    </w:p>
+    <w:p>
+      <w:pPr>
+        <w:rPr>
+          <w:rFonts w:hint="eastAsia"/>
+        </w:rPr>
+      </w:pPr>
+      <w:r>
+        <w:rPr>
+          <w:rFonts w:hint="eastAsia"/>
+        </w:rPr>
+        <w:t xml:space="preserve">            if (m_currentPiece-&gt;shape[i][j]) {</w:t>
+      </w:r>
+    </w:p>
+    <w:p>
+      <w:pPr>
+        <w:rPr>
+          <w:rFonts w:hint="eastAsia"/>
+        </w:rPr>
+      </w:pPr>
+      <w:r>
+        <w:rPr>
+          <w:rFonts w:hint="eastAsia"/>
+        </w:rPr>
+        <w:t xml:space="preserve">                int gx = m_currentPiece-&gt;x + j;</w:t>
+      </w:r>
+    </w:p>
+    <w:p>
+      <w:pPr>
+        <w:rPr>
+          <w:rFonts w:hint="eastAsia"/>
+        </w:rPr>
+      </w:pPr>
+      <w:r>
+        <w:rPr>
+          <w:rFonts w:hint="eastAsia"/>
+        </w:rPr>
+        <w:t xml:space="preserve">                int gy = m_currentPiece-&gt;y + i;</w:t>
+      </w:r>
+    </w:p>
+    <w:p>
+      <w:pPr>
+        <w:rPr>
+          <w:rFonts w:hint="eastAsia"/>
+        </w:rPr>
+      </w:pPr>
+      <w:r>
+        <w:rPr>
+          <w:rFonts w:hint="eastAsia"/>
+        </w:rPr>
+        <w:t xml:space="preserve">                if (gx &lt; 0 || gx &gt;= GRID_WIDTH || gy &gt;= GRID_HEIGHT ||</w:t>
+      </w:r>
+    </w:p>
+    <w:p>
+      <w:pPr>
+        <w:rPr>
+          <w:rFonts w:hint="eastAsia"/>
+        </w:rPr>
+      </w:pPr>
+      <w:r>
+        <w:rPr>
+          <w:rFonts w:hint="eastAsia"/>
+        </w:rPr>
+        <w:t xml:space="preserve">                    (gy &gt;= 0 &amp;&amp; m_grid[gy][gx]))</w:t>
+      </w:r>
+    </w:p>
+    <w:p>
+      <w:pPr>
+        <w:rPr>
+          <w:rFonts w:hint="eastAsia"/>
+        </w:rPr>
+      </w:pPr>
+      <w:r>
+        <w:rPr>
+          <w:rFonts w:hint="eastAsia"/>
+        </w:rPr>
+        <w:t xml:space="preserve">                    return true;</w:t>
+      </w:r>
+    </w:p>
+    <w:p>
+      <w:pPr>
+        <w:rPr>
+          <w:rFonts w:hint="eastAsia"/>
+        </w:rPr>
+      </w:pPr>
+      <w:r>
+        <w:rPr>
+          <w:rFonts w:hint="eastAsia"/>
+        </w:rPr>
+        <w:t xml:space="preserve">            }</w:t>
+      </w:r>
+    </w:p>
+    <w:p>
+      <w:pPr>
+        <w:rPr>
+          <w:rFonts w:hint="eastAsia"/>
+        </w:rPr>
+      </w:pPr>
+      <w:r>
+        <w:rPr>
+          <w:rFonts w:hint="eastAsia"/>
+        </w:rPr>
+        <w:t xml:space="preserve">        }</w:t>
+      </w:r>
+    </w:p>
+    <w:p>
+      <w:pPr>
+        <w:rPr>
+          <w:rFonts w:hint="eastAsia"/>
+        </w:rPr>
+      </w:pPr>
+      <w:r>
+        <w:rPr>
+          <w:rFonts w:hint="eastAsia"/>
+        </w:rPr>
+        <w:t xml:space="preserve">    }</w:t>
+      </w:r>
+    </w:p>
+    <w:p>
+      <w:pPr>
+        <w:rPr>
+          <w:rFonts w:hint="eastAsia"/>
+        </w:rPr>
+      </w:pPr>
+      <w:r>
+        <w:rPr>
+          <w:rFonts w:hint="eastAsia"/>
+        </w:rPr>
+        <w:t xml:space="preserve">    return false;</w:t>
+      </w:r>
+    </w:p>
+    <w:p>
+      <w:pPr>
+        <w:rPr>
+          <w:rFonts w:hint="eastAsia"/>
+        </w:rPr>
+      </w:pPr>
+      <w:r>
+        <w:rPr>
+          <w:rFonts w:hint="eastAsia"/>
+        </w:rPr>
+        <w:t>}</w:t>
+      </w:r>
+    </w:p>
+    <w:p>
+      <w:pPr>
+        <w:rPr>
+          <w:rFonts w:hint="eastAsia"/>
+        </w:rPr>
+      </w:pPr>
+    </w:p>
+    <w:p>
+      <w:pPr>
+        <w:rPr>
+          <w:rFonts w:hint="eastAsia"/>
+        </w:rPr>
+      </w:pPr>
+      <w:r>
+        <w:rPr>
+          <w:rFonts w:hint="eastAsia"/>
+        </w:rPr>
+        <w:t>void TetrisGame::mergePiece() {</w:t>
+      </w:r>
+    </w:p>
+    <w:p>
+      <w:pPr>
+        <w:rPr>
+          <w:rFonts w:hint="eastAsia"/>
+        </w:rPr>
+      </w:pPr>
+      <w:r>
+        <w:rPr>
+          <w:rFonts w:hint="eastAsia"/>
+        </w:rPr>
+        <w:t xml:space="preserve">    if (!m_currentPiece) return;</w:t>
+      </w:r>
+    </w:p>
+    <w:p>
+      <w:pPr>
+        <w:rPr>
+          <w:rFonts w:hint="eastAsia"/>
+        </w:rPr>
+      </w:pPr>
+      <w:r>
+        <w:rPr>
+          <w:rFonts w:hint="eastAsia"/>
+        </w:rPr>
+        <w:t xml:space="preserve">    for (int i = 0; i &lt; 4; i++) {</w:t>
+      </w:r>
+    </w:p>
+    <w:p>
+      <w:pPr>
+        <w:rPr>
+          <w:rFonts w:hint="eastAsia"/>
+        </w:rPr>
+      </w:pPr>
+      <w:r>
+        <w:rPr>
+          <w:rFonts w:hint="eastAsia"/>
+        </w:rPr>
+        <w:t xml:space="preserve">        for (int j = 0; j &lt; 4; j++) {</w:t>
+      </w:r>
+    </w:p>
+    <w:p>
+      <w:pPr>
+        <w:rPr>
+          <w:rFonts w:hint="eastAsia"/>
+        </w:rPr>
+      </w:pPr>
+      <w:r>
+        <w:rPr>
+          <w:rFonts w:hint="eastAsia"/>
+        </w:rPr>
+        <w:t xml:space="preserve">            if (m_currentPiece-&gt;shape[i][j]) {</w:t>
+      </w:r>
+    </w:p>
+    <w:p>
+      <w:pPr>
+        <w:rPr>
+          <w:rFonts w:hint="eastAsia"/>
+        </w:rPr>
+      </w:pPr>
+      <w:r>
+        <w:rPr>
+          <w:rFonts w:hint="eastAsia"/>
+        </w:rPr>
+        <w:t xml:space="preserve">                int gx = m_currentPiece-&gt;x + j;</w:t>
+      </w:r>
+    </w:p>
+    <w:p>
+      <w:pPr>
+        <w:rPr>
+          <w:rFonts w:hint="eastAsia"/>
+        </w:rPr>
+      </w:pPr>
+      <w:r>
+        <w:rPr>
+          <w:rFonts w:hint="eastAsia"/>
+        </w:rPr>
+        <w:t xml:space="preserve">                int gy = m_currentPiece-&gt;y + i;</w:t>
+      </w:r>
+    </w:p>
+    <w:p>
+      <w:pPr>
+        <w:rPr>
+          <w:rFonts w:hint="eastAsia"/>
+        </w:rPr>
+      </w:pPr>
+      <w:r>
+        <w:rPr>
+          <w:rFonts w:hint="eastAsia"/>
+        </w:rPr>
+        <w:t xml:space="preserve">                if (gy &gt;= 0 &amp;&amp; gy &lt; GRID_HEIGHT &amp;&amp; gx &gt;= 0 &amp;&amp; gx &lt; GRID_WIDTH)</w:t>
+      </w:r>
+    </w:p>
+    <w:p>
+      <w:pPr>
+        <w:rPr>
+          <w:rFonts w:hint="eastAsia"/>
+        </w:rPr>
+      </w:pPr>
+      <w:r>
+        <w:rPr>
+          <w:rFonts w:hint="eastAsia"/>
+        </w:rPr>
+        <w:t xml:space="preserve">                    m_grid[gy][gx] = m_currentPiece-&gt;type + 1;</w:t>
+      </w:r>
+    </w:p>
+    <w:p>
+      <w:pPr>
+        <w:rPr>
+          <w:rFonts w:hint="eastAsia"/>
+        </w:rPr>
+      </w:pPr>
+      <w:r>
+        <w:rPr>
+          <w:rFonts w:hint="eastAsia"/>
+        </w:rPr>
+        <w:t xml:space="preserve">            }</w:t>
+      </w:r>
+    </w:p>
+    <w:p>
+      <w:pPr>
+        <w:rPr>
+          <w:rFonts w:hint="eastAsia"/>
+        </w:rPr>
+      </w:pPr>
+      <w:r>
+        <w:rPr>
+          <w:rFonts w:hint="eastAsia"/>
+        </w:rPr>
+        <w:t xml:space="preserve">        }</w:t>
+      </w:r>
+    </w:p>
+    <w:p>
+      <w:pPr>
+        <w:rPr>
+          <w:rFonts w:hint="eastAsia"/>
+        </w:rPr>
+      </w:pPr>
+      <w:r>
+        <w:rPr>
+          <w:rFonts w:hint="eastAsia"/>
+        </w:rPr>
+        <w:t xml:space="preserve">    }</w:t>
+      </w:r>
+    </w:p>
+    <w:p>
+      <w:pPr>
+        <w:rPr>
+          <w:rFonts w:hint="eastAsia"/>
+        </w:rPr>
+      </w:pPr>
+      <w:r>
+        <w:rPr>
+          <w:rFonts w:hint="eastAsia"/>
+        </w:rPr>
+        <w:t>}</w:t>
+      </w:r>
+    </w:p>
+    <w:p>
+      <w:pPr>
+        <w:rPr>
+          <w:rFonts w:hint="eastAsia"/>
+        </w:rPr>
+      </w:pPr>
+    </w:p>
+    <w:p>
+      <w:pPr>
+        <w:rPr>
+          <w:rFonts w:hint="eastAsia"/>
+        </w:rPr>
+      </w:pPr>
+      <w:r>
+        <w:rPr>
+          <w:rFonts w:hint="eastAsia"/>
+        </w:rPr>
+        <w:t>void TetrisGame::clearLines() {</w:t>
+      </w:r>
+    </w:p>
+    <w:p>
+      <w:pPr>
+        <w:rPr>
+          <w:rFonts w:hint="eastAsia"/>
+        </w:rPr>
+      </w:pPr>
+      <w:r>
+        <w:rPr>
+          <w:rFonts w:hint="eastAsia"/>
+        </w:rPr>
+        <w:t xml:space="preserve">    int lines = 0;</w:t>
+      </w:r>
+    </w:p>
+    <w:p>
+      <w:pPr>
+        <w:rPr>
+          <w:rFonts w:hint="eastAsia"/>
+        </w:rPr>
+      </w:pPr>
+      <w:r>
+        <w:rPr>
+          <w:rFonts w:hint="eastAsia"/>
+        </w:rPr>
+        <w:t xml:space="preserve">    for (int row = GRID_HEIGHT - 1; row &gt;= 0; ) {</w:t>
+      </w:r>
+    </w:p>
+    <w:p>
+      <w:pPr>
+        <w:rPr>
+          <w:rFonts w:hint="eastAsia"/>
+        </w:rPr>
+      </w:pPr>
+      <w:r>
+        <w:rPr>
+          <w:rFonts w:hint="eastAsia"/>
+        </w:rPr>
+        <w:t xml:space="preserve">        bool full = true;</w:t>
+      </w:r>
+    </w:p>
+    <w:p>
+      <w:pPr>
+        <w:rPr>
+          <w:rFonts w:hint="eastAsia"/>
+        </w:rPr>
+      </w:pPr>
+      <w:r>
+        <w:rPr>
+          <w:rFonts w:hint="eastAsia"/>
+        </w:rPr>
+        <w:t xml:space="preserve">        for (int col = 0; col &lt; GRID_WIDTH; col++) {</w:t>
+      </w:r>
+    </w:p>
+    <w:p>
+      <w:pPr>
+        <w:rPr>
+          <w:rFonts w:hint="eastAsia"/>
+        </w:rPr>
+      </w:pPr>
+      <w:r>
+        <w:rPr>
+          <w:rFonts w:hint="eastAsia"/>
+        </w:rPr>
+        <w:t xml:space="preserve">            if (!m_grid[row][col]) {</w:t>
+      </w:r>
+    </w:p>
+    <w:p>
+      <w:pPr>
+        <w:rPr>
+          <w:rFonts w:hint="eastAsia"/>
+        </w:rPr>
+      </w:pPr>
+      <w:r>
+        <w:rPr>
+          <w:rFonts w:hint="eastAsia"/>
+        </w:rPr>
+        <w:t xml:space="preserve">                full = false;</w:t>
+      </w:r>
+    </w:p>
+    <w:p>
+      <w:pPr>
+        <w:rPr>
+          <w:rFonts w:hint="eastAsia"/>
+        </w:rPr>
+      </w:pPr>
+      <w:r>
+        <w:rPr>
+          <w:rFonts w:hint="eastAsia"/>
+        </w:rPr>
+        <w:t xml:space="preserve">                break;</w:t>
+      </w:r>
+    </w:p>
+    <w:p>
+      <w:pPr>
+        <w:rPr>
+          <w:rFonts w:hint="eastAsia"/>
+        </w:rPr>
+      </w:pPr>
+      <w:r>
+        <w:rPr>
+          <w:rFonts w:hint="eastAsia"/>
+        </w:rPr>
+        <w:t xml:space="preserve">            }</w:t>
+      </w:r>
+    </w:p>
+    <w:p>
+      <w:pPr>
+        <w:rPr>
+          <w:rFonts w:hint="eastAsia"/>
+        </w:rPr>
+      </w:pPr>
+      <w:r>
+        <w:rPr>
+          <w:rFonts w:hint="eastAsia"/>
+        </w:rPr>
+        <w:t xml:space="preserve">        }</w:t>
+      </w:r>
+    </w:p>
+    <w:p>
+      <w:pPr>
+        <w:rPr>
+          <w:rFonts w:hint="eastAsia"/>
+        </w:rPr>
+      </w:pPr>
+      <w:r>
+        <w:rPr>
+          <w:rFonts w:hint="eastAsia"/>
+        </w:rPr>
+        <w:t xml:space="preserve">        if (full) {</w:t>
+      </w:r>
+    </w:p>
+    <w:p>
+      <w:pPr>
+        <w:rPr>
+          <w:rFonts w:hint="eastAsia"/>
+        </w:rPr>
+      </w:pPr>
+      <w:r>
+        <w:rPr>
+          <w:rFonts w:hint="eastAsia"/>
+        </w:rPr>
+        <w:t xml:space="preserve">            for (int r = row; r &gt; 0; r--)</w:t>
+      </w:r>
+    </w:p>
+    <w:p>
+      <w:pPr>
+        <w:rPr>
+          <w:rFonts w:hint="eastAsia"/>
+        </w:rPr>
+      </w:pPr>
+      <w:r>
+        <w:rPr>
+          <w:rFonts w:hint="eastAsia"/>
+        </w:rPr>
+        <w:t xml:space="preserve">                for (int c = 0; c &lt; GRID_WIDTH; c++)</w:t>
+      </w:r>
+    </w:p>
+    <w:p>
+      <w:pPr>
+        <w:rPr>
+          <w:rFonts w:hint="eastAsia"/>
+        </w:rPr>
+      </w:pPr>
+      <w:r>
+        <w:rPr>
+          <w:rFonts w:hint="eastAsia"/>
+        </w:rPr>
+        <w:t xml:space="preserve">                    m_grid[r][c] = m_grid[r - 1][c];</w:t>
+      </w:r>
+    </w:p>
+    <w:p>
+      <w:pPr>
+        <w:rPr>
+          <w:rFonts w:hint="eastAsia"/>
+        </w:rPr>
+      </w:pPr>
+      <w:r>
+        <w:rPr>
+          <w:rFonts w:hint="eastAsia"/>
+        </w:rPr>
+        <w:t xml:space="preserve">            for (int c = 0; c &lt; GRID_WIDTH; c++)</w:t>
+      </w:r>
+    </w:p>
+    <w:p>
+      <w:pPr>
+        <w:rPr>
+          <w:rFonts w:hint="eastAsia"/>
+        </w:rPr>
+      </w:pPr>
+      <w:r>
+        <w:rPr>
+          <w:rFonts w:hint="eastAsia"/>
+        </w:rPr>
+        <w:t xml:space="preserve">                m_grid[0][c] = 0;</w:t>
+      </w:r>
+    </w:p>
+    <w:p>
+      <w:pPr>
+        <w:rPr>
+          <w:rFonts w:hint="eastAsia"/>
+        </w:rPr>
+      </w:pPr>
+      <w:r>
+        <w:rPr>
+          <w:rFonts w:hint="eastAsia"/>
+        </w:rPr>
+        <w:t xml:space="preserve">            lines++;</w:t>
+      </w:r>
+    </w:p>
+    <w:p>
+      <w:pPr>
+        <w:rPr>
+          <w:rFonts w:hint="eastAsia"/>
+        </w:rPr>
+      </w:pPr>
+      <w:r>
+        <w:rPr>
+          <w:rFonts w:hint="eastAsia"/>
+        </w:rPr>
+        <w:t xml:space="preserve">        }</w:t>
+      </w:r>
+    </w:p>
+    <w:p>
+      <w:pPr>
+        <w:rPr>
+          <w:rFonts w:hint="eastAsia"/>
+        </w:rPr>
+      </w:pPr>
+      <w:r>
+        <w:rPr>
+          <w:rFonts w:hint="eastAsia"/>
+        </w:rPr>
+        <w:t xml:space="preserve">        else {</w:t>
+      </w:r>
+    </w:p>
+    <w:p>
+      <w:pPr>
+        <w:rPr>
+          <w:rFonts w:hint="eastAsia"/>
+        </w:rPr>
+      </w:pPr>
+      <w:r>
+        <w:rPr>
+          <w:rFonts w:hint="eastAsia"/>
+        </w:rPr>
+        <w:t xml:space="preserve">            row--;</w:t>
+      </w:r>
+    </w:p>
+    <w:p>
+      <w:pPr>
+        <w:rPr>
+          <w:rFonts w:hint="eastAsia"/>
+        </w:rPr>
+      </w:pPr>
+      <w:r>
+        <w:rPr>
+          <w:rFonts w:hint="eastAsia"/>
+        </w:rPr>
+        <w:t xml:space="preserve">        }</w:t>
+      </w:r>
+    </w:p>
+    <w:p>
+      <w:pPr>
+        <w:rPr>
+          <w:rFonts w:hint="eastAsia"/>
+        </w:rPr>
+      </w:pPr>
+      <w:r>
+        <w:rPr>
+          <w:rFonts w:hint="eastAsia"/>
+        </w:rPr>
+        <w:t xml:space="preserve">    }</w:t>
+      </w:r>
+    </w:p>
+    <w:p>
+      <w:pPr>
+        <w:rPr>
+          <w:rFonts w:hint="eastAsia"/>
+        </w:rPr>
+      </w:pPr>
+      <w:r>
+        <w:rPr>
+          <w:rFonts w:hint="eastAsia"/>
+        </w:rPr>
+        <w:t xml:space="preserve">    if (lines) updateScore(lines);</w:t>
+      </w:r>
+    </w:p>
+    <w:p>
+      <w:pPr>
+        <w:rPr>
+          <w:rFonts w:hint="eastAsia"/>
+        </w:rPr>
+      </w:pPr>
+      <w:r>
+        <w:rPr>
+          <w:rFonts w:hint="eastAsia"/>
+        </w:rPr>
+        <w:t>}</w:t>
+      </w:r>
+    </w:p>
+    <w:p>
+      <w:pPr>
+        <w:rPr>
+          <w:rFonts w:hint="eastAsia"/>
+        </w:rPr>
+      </w:pPr>
+    </w:p>
+    <w:p>
+      <w:pPr>
+        <w:rPr>
+          <w:rFonts w:hint="eastAsia"/>
+        </w:rPr>
+      </w:pPr>
+      <w:r>
+        <w:rPr>
+          <w:rFonts w:hint="eastAsia"/>
+        </w:rPr>
+        <w:t>void TetrisGame::updateScore(int lines) {</w:t>
+      </w:r>
+    </w:p>
+    <w:p>
+      <w:pPr>
+        <w:rPr>
+          <w:rFonts w:hint="eastAsia"/>
+        </w:rPr>
+      </w:pPr>
+      <w:r>
+        <w:rPr>
+          <w:rFonts w:hint="eastAsia"/>
+        </w:rPr>
+        <w:t xml:space="preserve">    const int SCORES[] = { 0, 100, 300, 500, 800 };</w:t>
+      </w:r>
+    </w:p>
+    <w:p>
+      <w:pPr>
+        <w:rPr>
+          <w:rFonts w:hint="eastAsia"/>
+        </w:rPr>
+      </w:pPr>
+      <w:r>
+        <w:rPr>
+          <w:rFonts w:hint="eastAsia"/>
+        </w:rPr>
+        <w:t xml:space="preserve">    int idx = (lines &gt; 4) ? 4 : lines;</w:t>
+      </w:r>
+    </w:p>
+    <w:p>
+      <w:pPr>
+        <w:rPr>
+          <w:rFonts w:hint="eastAsia"/>
+        </w:rPr>
+      </w:pPr>
+      <w:r>
+        <w:rPr>
+          <w:rFonts w:hint="eastAsia"/>
+        </w:rPr>
+        <w:t xml:space="preserve">    m_score += SCORES[idx] * m_level;</w:t>
+      </w:r>
+    </w:p>
+    <w:p>
+      <w:pPr>
+        <w:rPr>
+          <w:rFonts w:hint="eastAsia"/>
+        </w:rPr>
+      </w:pPr>
+      <w:r>
+        <w:rPr>
+          <w:rFonts w:hint="eastAsia"/>
+        </w:rPr>
+        <w:t xml:space="preserve">    m_linesCleared += lines;</w:t>
+      </w:r>
+    </w:p>
+    <w:p>
+      <w:pPr>
+        <w:rPr>
+          <w:rFonts w:hint="eastAsia"/>
+        </w:rPr>
+      </w:pPr>
+      <w:r>
+        <w:rPr>
+          <w:rFonts w:hint="eastAsia"/>
+        </w:rPr>
+        <w:t xml:space="preserve">    </w:t>
+      </w:r>
+    </w:p>
+    <w:p>
+      <w:pPr>
+        <w:rPr>
+          <w:rFonts w:hint="eastAsia"/>
+        </w:rPr>
+      </w:pPr>
+      <w:r>
+        <w:rPr>
+          <w:rFonts w:hint="eastAsia"/>
+        </w:rPr>
+        <w:t xml:space="preserve">    int newLevel = m_linesCleared / 10 + 1;</w:t>
+      </w:r>
+    </w:p>
+    <w:p>
+      <w:pPr>
+        <w:rPr>
+          <w:rFonts w:hint="eastAsia"/>
+        </w:rPr>
+      </w:pPr>
+      <w:r>
+        <w:rPr>
+          <w:rFonts w:hint="eastAsia"/>
+        </w:rPr>
+        <w:t xml:space="preserve">    if (newLevel &gt; m_level) {</w:t>
+      </w:r>
+    </w:p>
+    <w:p>
+      <w:pPr>
+        <w:rPr>
+          <w:rFonts w:hint="eastAsia"/>
+        </w:rPr>
+      </w:pPr>
+      <w:r>
+        <w:rPr>
+          <w:rFonts w:hint="eastAsia"/>
+        </w:rPr>
+        <w:t xml:space="preserve">        m_level = newLevel;</w:t>
+      </w:r>
+    </w:p>
+    <w:p>
+      <w:pPr>
+        <w:rPr>
+          <w:rFonts w:hint="eastAsia"/>
+        </w:rPr>
+      </w:pPr>
+      <w:r>
+        <w:rPr>
+          <w:rFonts w:hint="eastAsia"/>
+        </w:rPr>
+        <w:t xml:space="preserve">        m_fallSpeed = 0.5f / (1 + (m_level - 1) * 0.1f);</w:t>
+      </w:r>
+    </w:p>
+    <w:p>
+      <w:pPr>
+        <w:rPr>
+          <w:rFonts w:hint="eastAsia"/>
+        </w:rPr>
+      </w:pPr>
+      <w:r>
+        <w:rPr>
+          <w:rFonts w:hint="eastAsia"/>
+        </w:rPr>
+        <w:t xml:space="preserve">        if (m_fallSpeed &lt; 0.08f) m_fallSpeed = 0.08f;</w:t>
+      </w:r>
+    </w:p>
+    <w:p>
+      <w:pPr>
+        <w:rPr>
+          <w:rFonts w:hint="eastAsia"/>
+        </w:rPr>
+      </w:pPr>
+      <w:r>
+        <w:rPr>
+          <w:rFonts w:hint="eastAsia"/>
+        </w:rPr>
+        <w:t xml:space="preserve">    }</w:t>
+      </w:r>
+    </w:p>
+    <w:p>
+      <w:pPr>
+        <w:rPr>
+          <w:rFonts w:hint="eastAsia"/>
+        </w:rPr>
+      </w:pPr>
+      <w:r>
+        <w:rPr>
+          <w:rFonts w:hint="eastAsia"/>
+        </w:rPr>
+        <w:t xml:space="preserve">    </w:t>
+      </w:r>
+    </w:p>
+    <w:p>
+      <w:pPr>
+        <w:rPr>
+          <w:rFonts w:hint="eastAsia"/>
+        </w:rPr>
+      </w:pPr>
+      <w:r>
+        <w:rPr>
+          <w:rFonts w:hint="eastAsia"/>
+        </w:rPr>
+        <w:t xml:space="preserve">    if (m_fontLoaded) {</w:t>
+      </w:r>
+    </w:p>
+    <w:p>
+      <w:pPr>
+        <w:rPr>
+          <w:rFonts w:hint="eastAsia"/>
+        </w:rPr>
+      </w:pPr>
+      <w:r>
+        <w:rPr>
+          <w:rFonts w:hint="eastAsia"/>
+        </w:rPr>
+        <w:t xml:space="preserve">        m_scoreText-&gt;setString("Score: " + std::to_string(m_score));</w:t>
+      </w:r>
+    </w:p>
+    <w:p>
+      <w:pPr>
+        <w:rPr>
+          <w:rFonts w:hint="eastAsia"/>
+        </w:rPr>
+      </w:pPr>
+      <w:r>
+        <w:rPr>
+          <w:rFonts w:hint="eastAsia"/>
+        </w:rPr>
+        <w:t xml:space="preserve">        m_levelText-&gt;setString("Level: " + std::to_string(m_level));</w:t>
+      </w:r>
+    </w:p>
+    <w:p>
+      <w:pPr>
+        <w:rPr>
+          <w:rFonts w:hint="eastAsia"/>
+        </w:rPr>
+      </w:pPr>
+      <w:r>
+        <w:rPr>
+          <w:rFonts w:hint="eastAsia"/>
+        </w:rPr>
+        <w:t xml:space="preserve">        m_linesText-&gt;setString("Lines: " + std::to_string(m_linesCleared));</w:t>
+      </w:r>
+    </w:p>
+    <w:p>
+      <w:pPr>
+        <w:rPr>
+          <w:rFonts w:hint="eastAsia"/>
+        </w:rPr>
+      </w:pPr>
+      <w:r>
+        <w:rPr>
+          <w:rFonts w:hint="eastAsia"/>
+        </w:rPr>
+        <w:t xml:space="preserve">    }</w:t>
+      </w:r>
+    </w:p>
+    <w:p>
+      <w:pPr>
+        <w:rPr>
+          <w:rFonts w:hint="eastAsia"/>
+        </w:rPr>
+      </w:pPr>
+      <w:r>
+        <w:rPr>
+          <w:rFonts w:hint="eastAsia"/>
+        </w:rPr>
+        <w:t>}</w:t>
+      </w:r>
+    </w:p>
+    <w:p>
+      <w:pPr>
+        <w:rPr>
+          <w:rFonts w:hint="eastAsia"/>
+        </w:rPr>
+      </w:pPr>
+    </w:p>
+    <w:p>
+      <w:pPr>
+        <w:rPr>
+          <w:rFonts w:hint="eastAsia"/>
+        </w:rPr>
+      </w:pPr>
+      <w:r>
+        <w:rPr>
+          <w:rFonts w:hint="eastAsia"/>
+        </w:rPr>
+        <w:t>void TetrisGame::spawnNewPiece() {</w:t>
+      </w:r>
+    </w:p>
+    <w:p>
+      <w:pPr>
+        <w:rPr>
+          <w:rFonts w:hint="eastAsia"/>
+        </w:rPr>
+      </w:pPr>
+      <w:r>
+        <w:rPr>
+          <w:rFonts w:hint="eastAsia"/>
+        </w:rPr>
+        <w:t xml:space="preserve">    m_currentPiece = std::move(m_nextPiece);</w:t>
+      </w:r>
+    </w:p>
+    <w:p>
+      <w:pPr>
+        <w:rPr>
+          <w:rFonts w:hint="eastAsia"/>
+        </w:rPr>
+      </w:pPr>
+      <w:r>
+        <w:rPr>
+          <w:rFonts w:hint="eastAsia"/>
+        </w:rPr>
+        <w:t xml:space="preserve">    m_nextPiece = std::make_unique&lt;Tetromino&gt;(m_dist(m_rng));</w:t>
+      </w:r>
+    </w:p>
+    <w:p>
+      <w:pPr>
+        <w:rPr>
+          <w:rFonts w:hint="eastAsia"/>
+        </w:rPr>
+      </w:pPr>
+      <w:r>
+        <w:rPr>
+          <w:rFonts w:hint="eastAsia"/>
+        </w:rPr>
+        <w:t xml:space="preserve">    if (checkCollision()) m_state = GameState::GAME_OVER;</w:t>
+      </w:r>
+    </w:p>
+    <w:p>
+      <w:pPr>
+        <w:rPr>
+          <w:rFonts w:hint="eastAsia"/>
+        </w:rPr>
+      </w:pPr>
+      <w:r>
+        <w:rPr>
+          <w:rFonts w:hint="eastAsia"/>
+        </w:rPr>
+        <w:t>}</w:t>
+      </w:r>
+    </w:p>
+    <w:p>
+      <w:pPr>
+        <w:rPr>
+          <w:rFonts w:hint="eastAsia"/>
+        </w:rPr>
+      </w:pPr>
+    </w:p>
+    <w:p>
+      <w:pPr>
+        <w:rPr>
+          <w:rFonts w:hint="eastAsia"/>
+        </w:rPr>
+      </w:pPr>
+      <w:r>
+        <w:rPr>
+          <w:rFonts w:hint="eastAsia"/>
+        </w:rPr>
+        <w:t>void TetrisGame::startNewGame() {</w:t>
+      </w:r>
+    </w:p>
+    <w:p>
+      <w:pPr>
+        <w:rPr>
+          <w:rFonts w:hint="eastAsia"/>
+        </w:rPr>
+      </w:pPr>
+      <w:r>
+        <w:rPr>
+          <w:rFonts w:hint="eastAsia"/>
+        </w:rPr>
+        <w:t xml:space="preserve">    initGrid();</w:t>
+      </w:r>
+    </w:p>
+    <w:p>
+      <w:pPr>
+        <w:rPr>
+          <w:rFonts w:hint="eastAsia"/>
+        </w:rPr>
+      </w:pPr>
+      <w:r>
+        <w:rPr>
+          <w:rFonts w:hint="eastAsia"/>
+        </w:rPr>
+        <w:t xml:space="preserve">    m_state = GameState::PLAYING;</w:t>
+      </w:r>
+    </w:p>
+    <w:p>
+      <w:pPr>
+        <w:rPr>
+          <w:rFonts w:hint="eastAsia"/>
+        </w:rPr>
+      </w:pPr>
+      <w:r>
+        <w:rPr>
+          <w:rFonts w:hint="eastAsia"/>
+        </w:rPr>
+        <w:t xml:space="preserve">    m_score = 0;</w:t>
+      </w:r>
+    </w:p>
+    <w:p>
+      <w:pPr>
+        <w:rPr>
+          <w:rFonts w:hint="eastAsia"/>
+        </w:rPr>
+      </w:pPr>
+      <w:r>
+        <w:rPr>
+          <w:rFonts w:hint="eastAsia"/>
+        </w:rPr>
+        <w:t xml:space="preserve">    m_level = 1;</w:t>
+      </w:r>
+    </w:p>
+    <w:p>
+      <w:pPr>
+        <w:rPr>
+          <w:rFonts w:hint="eastAsia"/>
+        </w:rPr>
+      </w:pPr>
+      <w:r>
+        <w:rPr>
+          <w:rFonts w:hint="eastAsia"/>
+        </w:rPr>
+        <w:t xml:space="preserve">    m_linesCleared = 0;</w:t>
+      </w:r>
+    </w:p>
+    <w:p>
+      <w:pPr>
+        <w:rPr>
+          <w:rFonts w:hint="eastAsia"/>
+        </w:rPr>
+      </w:pPr>
+      <w:r>
+        <w:rPr>
+          <w:rFonts w:hint="eastAsia"/>
+        </w:rPr>
+        <w:t xml:space="preserve">    m_fallSpeed = 0.5f;</w:t>
+      </w:r>
+    </w:p>
+    <w:p>
+      <w:pPr>
+        <w:rPr>
+          <w:rFonts w:hint="eastAsia"/>
+        </w:rPr>
+      </w:pPr>
+      <w:r>
+        <w:rPr>
+          <w:rFonts w:hint="eastAsia"/>
+        </w:rPr>
+        <w:t xml:space="preserve">    m_fallTimer = 0;</w:t>
+      </w:r>
+    </w:p>
+    <w:p>
+      <w:pPr>
+        <w:rPr>
+          <w:rFonts w:hint="eastAsia"/>
+        </w:rPr>
+      </w:pPr>
+      <w:r>
+        <w:rPr>
+          <w:rFonts w:hint="eastAsia"/>
+        </w:rPr>
+        <w:t xml:space="preserve">    m_currentPiece = std::make_unique&lt;Tetromino&gt;(m_dist(m_rng));</w:t>
+      </w:r>
+    </w:p>
+    <w:p>
+      <w:pPr>
+        <w:rPr>
+          <w:rFonts w:hint="eastAsia"/>
+        </w:rPr>
+      </w:pPr>
+      <w:r>
+        <w:rPr>
+          <w:rFonts w:hint="eastAsia"/>
+        </w:rPr>
+        <w:t xml:space="preserve">    m_nextPiece = std::make_unique&lt;Tetromino&gt;(m_dist(m_rng));</w:t>
+      </w:r>
+    </w:p>
+    <w:p>
+      <w:pPr>
+        <w:rPr>
+          <w:rFonts w:hint="eastAsia"/>
+        </w:rPr>
+      </w:pPr>
+      <w:r>
+        <w:rPr>
+          <w:rFonts w:hint="eastAsia"/>
+        </w:rPr>
+        <w:t xml:space="preserve">    if (m_fontLoaded) updateScore(0);</w:t>
+      </w:r>
+    </w:p>
+    <w:p>
+      <w:pPr>
+        <w:rPr>
+          <w:rFonts w:hint="eastAsia"/>
+        </w:rPr>
+      </w:pPr>
+      <w:r>
+        <w:rPr>
+          <w:rFonts w:hint="eastAsia"/>
+        </w:rPr>
+        <w:t>}</w:t>
+      </w:r>
+    </w:p>
+    <w:p>
+      <w:pPr>
+        <w:rPr>
+          <w:rFonts w:hint="eastAsia"/>
+        </w:rPr>
+      </w:pPr>
+    </w:p>
+    <w:p>
+      <w:pPr>
+        <w:rPr>
+          <w:rFonts w:hint="eastAsia"/>
+        </w:rPr>
+      </w:pPr>
+      <w:r>
+        <w:rPr>
+          <w:rFonts w:hint="eastAsia"/>
+        </w:rPr>
+        <w:t>void TetrisGame::render() {</w:t>
+      </w:r>
+    </w:p>
+    <w:p>
+      <w:pPr>
+        <w:rPr>
+          <w:rFonts w:hint="eastAsia"/>
+        </w:rPr>
+      </w:pPr>
+      <w:r>
+        <w:rPr>
+          <w:rFonts w:hint="eastAsia"/>
+        </w:rPr>
+        <w:t xml:space="preserve">    m_window.clear(sf::Color::Black);</w:t>
+      </w:r>
+    </w:p>
+    <w:p>
+      <w:pPr>
+        <w:rPr>
+          <w:rFonts w:hint="eastAsia"/>
+        </w:rPr>
+      </w:pPr>
+      <w:r>
+        <w:rPr>
+          <w:rFonts w:hint="eastAsia"/>
+        </w:rPr>
+        <w:t xml:space="preserve">    </w:t>
+      </w:r>
+    </w:p>
+    <w:p>
+      <w:pPr>
+        <w:rPr>
+          <w:rFonts w:hint="eastAsia"/>
+        </w:rPr>
+      </w:pPr>
+      <w:r>
+        <w:rPr>
+          <w:rFonts w:hint="eastAsia"/>
+        </w:rPr>
+        <w:t xml:space="preserve">    sf::RectangleShape bg(sf::Vector2f(GRID_WIDTH * CELL_SIZE, GRID_HEIGHT * CELL_SIZE));</w:t>
+      </w:r>
+    </w:p>
+    <w:p>
+      <w:pPr>
+        <w:rPr>
+          <w:rFonts w:hint="eastAsia"/>
+        </w:rPr>
+      </w:pPr>
+      <w:r>
+        <w:rPr>
+          <w:rFonts w:hint="eastAsia"/>
+        </w:rPr>
+        <w:t xml:space="preserve">    bg.setFillColor(sf::Color(10, 10, 30));</w:t>
+      </w:r>
+    </w:p>
+    <w:p>
+      <w:pPr>
+        <w:rPr>
+          <w:rFonts w:hint="eastAsia"/>
+        </w:rPr>
+      </w:pPr>
+      <w:r>
+        <w:rPr>
+          <w:rFonts w:hint="eastAsia"/>
+        </w:rPr>
+        <w:t xml:space="preserve">    m_window.draw(bg);</w:t>
+      </w:r>
+    </w:p>
+    <w:p>
+      <w:pPr>
+        <w:rPr>
+          <w:rFonts w:hint="eastAsia"/>
+        </w:rPr>
+      </w:pPr>
+      <w:r>
+        <w:rPr>
+          <w:rFonts w:hint="eastAsia"/>
+        </w:rPr>
+        <w:t xml:space="preserve">    </w:t>
+      </w:r>
+    </w:p>
+    <w:p>
+      <w:pPr>
+        <w:rPr>
+          <w:rFonts w:hint="eastAsia"/>
+        </w:rPr>
+      </w:pPr>
+      <w:r>
+        <w:rPr>
+          <w:rFonts w:hint="eastAsia"/>
+        </w:rPr>
+        <w:t xml:space="preserve">    drawGrid();</w:t>
+      </w:r>
+    </w:p>
+    <w:p>
+      <w:pPr>
+        <w:rPr>
+          <w:rFonts w:hint="eastAsia"/>
+        </w:rPr>
+      </w:pPr>
+      <w:r>
+        <w:rPr>
+          <w:rFonts w:hint="eastAsia"/>
+        </w:rPr>
+        <w:t xml:space="preserve">    drawFixedPieces();</w:t>
+      </w:r>
+    </w:p>
+    <w:p>
+      <w:pPr>
+        <w:rPr>
+          <w:rFonts w:hint="eastAsia"/>
+        </w:rPr>
+      </w:pPr>
+      <w:r>
+        <w:rPr>
+          <w:rFonts w:hint="eastAsia"/>
+        </w:rPr>
+        <w:t xml:space="preserve">    </w:t>
+      </w:r>
+    </w:p>
+    <w:p>
+      <w:pPr>
+        <w:rPr>
+          <w:rFonts w:hint="eastAsia"/>
+        </w:rPr>
+      </w:pPr>
+      <w:r>
+        <w:rPr>
+          <w:rFonts w:hint="eastAsia"/>
+        </w:rPr>
+        <w:t xml:space="preserve">    if (m_currentPiece &amp;&amp; m_state == GameState::PLAYING)</w:t>
+      </w:r>
+    </w:p>
+    <w:p>
+      <w:pPr>
+        <w:rPr>
+          <w:rFonts w:hint="eastAsia"/>
+        </w:rPr>
+      </w:pPr>
+      <w:r>
+        <w:rPr>
+          <w:rFonts w:hint="eastAsia"/>
+        </w:rPr>
+        <w:t xml:space="preserve">        drawPiece(m_currentPiece.get());</w:t>
+      </w:r>
+    </w:p>
+    <w:p>
+      <w:pPr>
+        <w:rPr>
+          <w:rFonts w:hint="eastAsia"/>
+        </w:rPr>
+      </w:pPr>
+      <w:r>
+        <w:rPr>
+          <w:rFonts w:hint="eastAsia"/>
+        </w:rPr>
+        <w:t xml:space="preserve">    </w:t>
+      </w:r>
+    </w:p>
+    <w:p>
+      <w:pPr>
+        <w:rPr>
+          <w:rFonts w:hint="eastAsia"/>
+        </w:rPr>
+      </w:pPr>
+      <w:r>
+        <w:rPr>
+          <w:rFonts w:hint="eastAsia"/>
+        </w:rPr>
+        <w:t xml:space="preserve">    drawNextPiece();</w:t>
+      </w:r>
+    </w:p>
+    <w:p>
+      <w:pPr>
+        <w:rPr>
+          <w:rFonts w:hint="eastAsia"/>
+        </w:rPr>
+      </w:pPr>
+      <w:r>
+        <w:rPr>
+          <w:rFonts w:hint="eastAsia"/>
+        </w:rPr>
+        <w:t xml:space="preserve">    </w:t>
+      </w:r>
+    </w:p>
+    <w:p>
+      <w:pPr>
+        <w:rPr>
+          <w:rFonts w:hint="eastAsia"/>
+        </w:rPr>
+      </w:pPr>
+      <w:r>
+        <w:rPr>
+          <w:rFonts w:hint="eastAsia"/>
+        </w:rPr>
+        <w:t xml:space="preserve">    if (m_fontLoaded) {</w:t>
+      </w:r>
+    </w:p>
+    <w:p>
+      <w:pPr>
+        <w:rPr>
+          <w:rFonts w:hint="eastAsia"/>
+        </w:rPr>
+      </w:pPr>
+      <w:r>
+        <w:rPr>
+          <w:rFonts w:hint="eastAsia"/>
+        </w:rPr>
+        <w:t xml:space="preserve">        m_window.draw(*m_scoreText);</w:t>
+      </w:r>
+    </w:p>
+    <w:p>
+      <w:pPr>
+        <w:rPr>
+          <w:rFonts w:hint="eastAsia"/>
+        </w:rPr>
+      </w:pPr>
+      <w:r>
+        <w:rPr>
+          <w:rFonts w:hint="eastAsia"/>
+        </w:rPr>
+        <w:t xml:space="preserve">        m_window.draw(*m_levelText);</w:t>
+      </w:r>
+    </w:p>
+    <w:p>
+      <w:pPr>
+        <w:rPr>
+          <w:rFonts w:hint="eastAsia"/>
+        </w:rPr>
+      </w:pPr>
+      <w:r>
+        <w:rPr>
+          <w:rFonts w:hint="eastAsia"/>
+        </w:rPr>
+        <w:t xml:space="preserve">        m_window.draw(*m_linesText);</w:t>
+      </w:r>
+    </w:p>
+    <w:p>
+      <w:pPr>
+        <w:rPr>
+          <w:rFonts w:hint="eastAsia"/>
+        </w:rPr>
+      </w:pPr>
+      <w:r>
+        <w:rPr>
+          <w:rFonts w:hint="eastAsia"/>
+        </w:rPr>
+        <w:t xml:space="preserve">    }</w:t>
+      </w:r>
+    </w:p>
+    <w:p>
+      <w:pPr>
+        <w:rPr>
+          <w:rFonts w:hint="eastAsia"/>
+        </w:rPr>
+      </w:pPr>
+      <w:r>
+        <w:rPr>
+          <w:rFonts w:hint="eastAsia"/>
+        </w:rPr>
+        <w:t xml:space="preserve">    </w:t>
+      </w:r>
+    </w:p>
+    <w:p>
+      <w:pPr>
+        <w:rPr>
+          <w:rFonts w:hint="eastAsia"/>
+        </w:rPr>
+      </w:pPr>
+      <w:r>
+        <w:rPr>
+          <w:rFonts w:hint="eastAsia"/>
+        </w:rPr>
+        <w:t xml:space="preserve">    if (m_state == GameState::MENU) drawMenu();</w:t>
+      </w:r>
+    </w:p>
+    <w:p>
+      <w:pPr>
+        <w:rPr>
+          <w:rFonts w:hint="eastAsia"/>
+        </w:rPr>
+      </w:pPr>
+      <w:r>
+        <w:rPr>
+          <w:rFonts w:hint="eastAsia"/>
+        </w:rPr>
+        <w:t xml:space="preserve">    else if (m_state == GameState::GAME_OVER) drawGameOver();</w:t>
+      </w:r>
+    </w:p>
+    <w:p>
+      <w:pPr>
+        <w:rPr>
+          <w:rFonts w:hint="eastAsia"/>
+        </w:rPr>
+      </w:pPr>
+      <w:r>
+        <w:rPr>
+          <w:rFonts w:hint="eastAsia"/>
+        </w:rPr>
+        <w:t xml:space="preserve">    </w:t>
+      </w:r>
+    </w:p>
+    <w:p>
+      <w:pPr>
+        <w:rPr>
+          <w:rFonts w:hint="eastAsia"/>
+        </w:rPr>
+      </w:pPr>
+      <w:r>
+        <w:rPr>
+          <w:rFonts w:hint="eastAsia"/>
+        </w:rPr>
+        <w:t xml:space="preserve">    m_window.display();</w:t>
+      </w:r>
+    </w:p>
+    <w:p>
+      <w:pPr>
+        <w:rPr>
+          <w:rFonts w:hint="eastAsia"/>
+        </w:rPr>
+      </w:pPr>
+      <w:r>
+        <w:rPr>
+          <w:rFonts w:hint="eastAsia"/>
+        </w:rPr>
+        <w:t>}</w:t>
+      </w:r>
+    </w:p>
+    <w:p>
+      <w:pPr>
+        <w:rPr>
+          <w:rFonts w:hint="eastAsia"/>
+        </w:rPr>
+      </w:pPr>
+    </w:p>
+    <w:p>
+      <w:pPr>
+        <w:rPr>
+          <w:rFonts w:hint="eastAsia"/>
+        </w:rPr>
+      </w:pPr>
+      <w:r>
+        <w:rPr>
+          <w:rFonts w:hint="eastAsia"/>
+        </w:rPr>
+        <w:t>void TetrisGame::drawGrid() {</w:t>
+      </w:r>
+    </w:p>
+    <w:p>
+      <w:pPr>
+        <w:rPr>
+          <w:rFonts w:hint="eastAsia"/>
+        </w:rPr>
+      </w:pPr>
+      <w:r>
+        <w:rPr>
+          <w:rFonts w:hint="eastAsia"/>
+        </w:rPr>
+        <w:t xml:space="preserve">    for (int x = 0; x &lt;= GRID_WIDTH; x++) {</w:t>
+      </w:r>
+    </w:p>
+    <w:p>
+      <w:pPr>
+        <w:rPr>
+          <w:rFonts w:hint="eastAsia"/>
+        </w:rPr>
+      </w:pPr>
+      <w:r>
+        <w:rPr>
+          <w:rFonts w:hint="eastAsia"/>
+        </w:rPr>
+        <w:t xml:space="preserve">        sf::Vertex line[] = {</w:t>
+      </w:r>
+    </w:p>
+    <w:p>
+      <w:pPr>
+        <w:rPr>
+          <w:rFonts w:hint="eastAsia"/>
+        </w:rPr>
+      </w:pPr>
+      <w:r>
+        <w:rPr>
+          <w:rFonts w:hint="eastAsia"/>
+        </w:rPr>
+        <w:t xml:space="preserve">            sf::Vertex(sf::Vector2f(x * CELL_SIZE, 0)),</w:t>
+      </w:r>
+    </w:p>
+    <w:p>
+      <w:pPr>
+        <w:rPr>
+          <w:rFonts w:hint="eastAsia"/>
+        </w:rPr>
+      </w:pPr>
+      <w:r>
+        <w:rPr>
+          <w:rFonts w:hint="eastAsia"/>
+        </w:rPr>
+        <w:t xml:space="preserve">            sf::Vertex(sf::Vector2f(x * CELL_SIZE, WINDOW_HEIGHT))</w:t>
+      </w:r>
+    </w:p>
+    <w:p>
+      <w:pPr>
+        <w:rPr>
+          <w:rFonts w:hint="eastAsia"/>
+        </w:rPr>
+      </w:pPr>
+      <w:r>
+        <w:rPr>
+          <w:rFonts w:hint="eastAsia"/>
+        </w:rPr>
+        <w:t xml:space="preserve">        };</w:t>
+      </w:r>
+    </w:p>
+    <w:p>
+      <w:pPr>
+        <w:rPr>
+          <w:rFonts w:hint="eastAsia"/>
+        </w:rPr>
+      </w:pPr>
+      <w:r>
+        <w:rPr>
+          <w:rFonts w:hint="eastAsia"/>
+        </w:rPr>
+        <w:t xml:space="preserve">        m_window.draw(line, 2, sf::PrimitiveType::Lines);</w:t>
+      </w:r>
+    </w:p>
+    <w:p>
+      <w:pPr>
+        <w:rPr>
+          <w:rFonts w:hint="eastAsia"/>
+        </w:rPr>
+      </w:pPr>
+      <w:r>
+        <w:rPr>
+          <w:rFonts w:hint="eastAsia"/>
+        </w:rPr>
+        <w:t xml:space="preserve">    }</w:t>
+      </w:r>
+    </w:p>
+    <w:p>
+      <w:pPr>
+        <w:rPr>
+          <w:rFonts w:hint="eastAsia"/>
+        </w:rPr>
+      </w:pPr>
+      <w:r>
+        <w:rPr>
+          <w:rFonts w:hint="eastAsia"/>
+        </w:rPr>
+        <w:t xml:space="preserve">    for (int y = 0; y &lt;= GRID_HEIGHT; y++) {</w:t>
+      </w:r>
+    </w:p>
+    <w:p>
+      <w:pPr>
+        <w:rPr>
+          <w:rFonts w:hint="eastAsia"/>
+        </w:rPr>
+      </w:pPr>
+      <w:r>
+        <w:rPr>
+          <w:rFonts w:hint="eastAsia"/>
+        </w:rPr>
+        <w:t xml:space="preserve">        sf::Vertex line[] = {</w:t>
+      </w:r>
+    </w:p>
+    <w:p>
+      <w:pPr>
+        <w:rPr>
+          <w:rFonts w:hint="eastAsia"/>
+        </w:rPr>
+      </w:pPr>
+      <w:r>
+        <w:rPr>
+          <w:rFonts w:hint="eastAsia"/>
+        </w:rPr>
+        <w:t xml:space="preserve">            sf::Vertex(sf::Vector2f(0, y * CELL_SIZE)),</w:t>
+      </w:r>
+    </w:p>
+    <w:p>
+      <w:pPr>
+        <w:rPr>
+          <w:rFonts w:hint="eastAsia"/>
+        </w:rPr>
+      </w:pPr>
+      <w:r>
+        <w:rPr>
+          <w:rFonts w:hint="eastAsia"/>
+        </w:rPr>
+        <w:t xml:space="preserve">            sf::Vertex(sf::Vector2f(GRID_WIDTH * CELL_SIZE, y * CELL_SIZE))</w:t>
+      </w:r>
+    </w:p>
+    <w:p>
+      <w:pPr>
+        <w:rPr>
+          <w:rFonts w:hint="eastAsia"/>
+        </w:rPr>
+      </w:pPr>
+      <w:r>
+        <w:rPr>
+          <w:rFonts w:hint="eastAsia"/>
+        </w:rPr>
+        <w:t xml:space="preserve">        };</w:t>
+      </w:r>
+    </w:p>
+    <w:p>
+      <w:pPr>
+        <w:rPr>
+          <w:rFonts w:hint="eastAsia"/>
+        </w:rPr>
+      </w:pPr>
+      <w:r>
+        <w:rPr>
+          <w:rFonts w:hint="eastAsia"/>
+        </w:rPr>
+        <w:t xml:space="preserve">        m_window.draw(line, 2, sf::PrimitiveType::Lines);</w:t>
+      </w:r>
+    </w:p>
+    <w:p>
+      <w:pPr>
+        <w:rPr>
+          <w:rFonts w:hint="eastAsia"/>
+        </w:rPr>
+      </w:pPr>
+      <w:r>
+        <w:rPr>
+          <w:rFonts w:hint="eastAsia"/>
+        </w:rPr>
+        <w:t xml:space="preserve">    }</w:t>
+      </w:r>
+    </w:p>
+    <w:p>
+      <w:pPr>
+        <w:rPr>
+          <w:rFonts w:hint="eastAsia"/>
+        </w:rPr>
+      </w:pPr>
+      <w:r>
+        <w:rPr>
+          <w:rFonts w:hint="eastAsia"/>
+        </w:rPr>
+        <w:t>}</w:t>
+      </w:r>
+    </w:p>
+    <w:p>
+      <w:pPr>
+        <w:rPr>
+          <w:rFonts w:hint="eastAsia"/>
+        </w:rPr>
+      </w:pPr>
+    </w:p>
+    <w:p>
+      <w:pPr>
+        <w:rPr>
+          <w:rFonts w:hint="eastAsia"/>
+        </w:rPr>
+      </w:pPr>
+      <w:r>
+        <w:rPr>
+          <w:rFonts w:hint="eastAsia"/>
+        </w:rPr>
+        <w:t>void TetrisGame::drawFixedPieces() {</w:t>
+      </w:r>
+    </w:p>
+    <w:p>
+      <w:pPr>
+        <w:rPr>
+          <w:rFonts w:hint="eastAsia"/>
+        </w:rPr>
+      </w:pPr>
+      <w:r>
+        <w:rPr>
+          <w:rFonts w:hint="eastAsia"/>
+        </w:rPr>
+        <w:t xml:space="preserve">    for (int i = 0; i &lt; GRID_HEIGHT; i++) {</w:t>
+      </w:r>
+    </w:p>
+    <w:p>
+      <w:pPr>
+        <w:rPr>
+          <w:rFonts w:hint="eastAsia"/>
+        </w:rPr>
+      </w:pPr>
+      <w:r>
+        <w:rPr>
+          <w:rFonts w:hint="eastAsia"/>
+        </w:rPr>
+        <w:t xml:space="preserve">        for (int j = 0; j &lt; GRID_WIDTH; j++) {</w:t>
+      </w:r>
+    </w:p>
+    <w:p>
+      <w:pPr>
+        <w:rPr>
+          <w:rFonts w:hint="eastAsia"/>
+        </w:rPr>
+      </w:pPr>
+      <w:r>
+        <w:rPr>
+          <w:rFonts w:hint="eastAsia"/>
+        </w:rPr>
+        <w:t xml:space="preserve">            if (m_grid[i][j]) {</w:t>
+      </w:r>
+    </w:p>
+    <w:p>
+      <w:pPr>
+        <w:rPr>
+          <w:rFonts w:hint="eastAsia"/>
+        </w:rPr>
+      </w:pPr>
+      <w:r>
+        <w:rPr>
+          <w:rFonts w:hint="eastAsia"/>
+        </w:rPr>
+        <w:t xml:space="preserve">                sf::RectangleShape cell(sf::Vector2f(CELL_SIZE - 1, CELL_SIZE - 1));</w:t>
+      </w:r>
+    </w:p>
+    <w:p>
+      <w:pPr>
+        <w:rPr>
+          <w:rFonts w:hint="eastAsia"/>
+        </w:rPr>
+      </w:pPr>
+      <w:r>
+        <w:rPr>
+          <w:rFonts w:hint="eastAsia"/>
+        </w:rPr>
+        <w:t xml:space="preserve">                cell.setPosition(sf::Vector2f(j * CELL_SIZE, i * CELL_SIZE));</w:t>
+      </w:r>
+    </w:p>
+    <w:p>
+      <w:pPr>
+        <w:rPr>
+          <w:rFonts w:hint="eastAsia"/>
+        </w:rPr>
+      </w:pPr>
+      <w:r>
+        <w:rPr>
+          <w:rFonts w:hint="eastAsia"/>
+        </w:rPr>
+        <w:t xml:space="preserve">                cell.setFillColor(COLORS[m_grid[i][j]]);</w:t>
+      </w:r>
+    </w:p>
+    <w:p>
+      <w:pPr>
+        <w:rPr>
+          <w:rFonts w:hint="eastAsia"/>
+        </w:rPr>
+      </w:pPr>
+      <w:r>
+        <w:rPr>
+          <w:rFonts w:hint="eastAsia"/>
+        </w:rPr>
+        <w:t xml:space="preserve">                m_window.draw(cell);</w:t>
+      </w:r>
+    </w:p>
+    <w:p>
+      <w:pPr>
+        <w:rPr>
+          <w:rFonts w:hint="eastAsia"/>
+        </w:rPr>
+      </w:pPr>
+      <w:r>
+        <w:rPr>
+          <w:rFonts w:hint="eastAsia"/>
+        </w:rPr>
+        <w:t xml:space="preserve">            }</w:t>
+      </w:r>
+    </w:p>
+    <w:p>
+      <w:pPr>
+        <w:rPr>
+          <w:rFonts w:hint="eastAsia"/>
+        </w:rPr>
+      </w:pPr>
+      <w:r>
+        <w:rPr>
+          <w:rFonts w:hint="eastAsia"/>
+        </w:rPr>
+        <w:t xml:space="preserve">        }</w:t>
+      </w:r>
+    </w:p>
+    <w:p>
+      <w:pPr>
+        <w:rPr>
+          <w:rFonts w:hint="eastAsia"/>
+        </w:rPr>
+      </w:pPr>
+      <w:r>
+        <w:rPr>
+          <w:rFonts w:hint="eastAsia"/>
+        </w:rPr>
+        <w:t xml:space="preserve">    }</w:t>
+      </w:r>
+    </w:p>
+    <w:p>
+      <w:pPr>
+        <w:rPr>
+          <w:rFonts w:hint="eastAsia"/>
+        </w:rPr>
+      </w:pPr>
+      <w:r>
+        <w:rPr>
+          <w:rFonts w:hint="eastAsia"/>
+        </w:rPr>
+        <w:t>}</w:t>
+      </w:r>
+    </w:p>
+    <w:p>
+      <w:pPr>
+        <w:rPr>
+          <w:rFonts w:hint="eastAsia"/>
+        </w:rPr>
+      </w:pPr>
+    </w:p>
+    <w:p>
+      <w:pPr>
+        <w:rPr>
+          <w:rFonts w:hint="eastAsia"/>
+        </w:rPr>
+      </w:pPr>
+      <w:r>
+        <w:rPr>
+          <w:rFonts w:hint="eastAsia"/>
+        </w:rPr>
+        <w:t>void TetrisGame::drawPiece(Tetromino* p) {</w:t>
+      </w:r>
+    </w:p>
+    <w:p>
+      <w:pPr>
+        <w:rPr>
+          <w:rFonts w:hint="eastAsia"/>
+        </w:rPr>
+      </w:pPr>
+      <w:r>
+        <w:rPr>
+          <w:rFonts w:hint="eastAsia"/>
+        </w:rPr>
+        <w:t xml:space="preserve">    for (int i = 0; i &lt; 4; i++) {</w:t>
+      </w:r>
+    </w:p>
+    <w:p>
+      <w:pPr>
+        <w:rPr>
+          <w:rFonts w:hint="eastAsia"/>
+        </w:rPr>
+      </w:pPr>
+      <w:r>
+        <w:rPr>
+          <w:rFonts w:hint="eastAsia"/>
+        </w:rPr>
+        <w:t xml:space="preserve">        for (int j = 0; j &lt; 4; j++) {</w:t>
+      </w:r>
+    </w:p>
+    <w:p>
+      <w:pPr>
+        <w:rPr>
+          <w:rFonts w:hint="eastAsia"/>
+        </w:rPr>
+      </w:pPr>
+      <w:r>
+        <w:rPr>
+          <w:rFonts w:hint="eastAsia"/>
+        </w:rPr>
+        <w:t xml:space="preserve">            if (p-&gt;shape[i][j]) {</w:t>
+      </w:r>
+    </w:p>
+    <w:p>
+      <w:pPr>
+        <w:rPr>
+          <w:rFonts w:hint="eastAsia"/>
+        </w:rPr>
+      </w:pPr>
+      <w:r>
+        <w:rPr>
+          <w:rFonts w:hint="eastAsia"/>
+        </w:rPr>
+        <w:t xml:space="preserve">                sf::RectangleShape cell(sf::Vector2f(CELL_SIZE - 1, CELL_SIZE - 1));</w:t>
+      </w:r>
+    </w:p>
+    <w:p>
+      <w:pPr>
+        <w:rPr>
+          <w:rFonts w:hint="eastAsia"/>
+        </w:rPr>
+      </w:pPr>
+      <w:r>
+        <w:rPr>
+          <w:rFonts w:hint="eastAsia"/>
+        </w:rPr>
+        <w:t xml:space="preserve">                cell.setPosition(sf::Vector2f((p-&gt;x + j) * CELL_SIZE, (p-&gt;y + i) * CELL_SIZE));</w:t>
+      </w:r>
+    </w:p>
+    <w:p>
+      <w:pPr>
+        <w:rPr>
+          <w:rFonts w:hint="eastAsia"/>
+        </w:rPr>
+      </w:pPr>
+      <w:r>
+        <w:rPr>
+          <w:rFonts w:hint="eastAsia"/>
+        </w:rPr>
+        <w:t xml:space="preserve">                cell.setFillColor(p-&gt;color);</w:t>
+      </w:r>
+    </w:p>
+    <w:p>
+      <w:pPr>
+        <w:rPr>
+          <w:rFonts w:hint="eastAsia"/>
+        </w:rPr>
+      </w:pPr>
+      <w:r>
+        <w:rPr>
+          <w:rFonts w:hint="eastAsia"/>
+        </w:rPr>
+        <w:t xml:space="preserve">                m_window.draw(cell);</w:t>
+      </w:r>
+    </w:p>
+    <w:p>
+      <w:pPr>
+        <w:rPr>
+          <w:rFonts w:hint="eastAsia"/>
+        </w:rPr>
+      </w:pPr>
+      <w:r>
+        <w:rPr>
+          <w:rFonts w:hint="eastAsia"/>
+        </w:rPr>
+        <w:t xml:space="preserve">            }</w:t>
+      </w:r>
+    </w:p>
+    <w:p>
+      <w:pPr>
+        <w:rPr>
+          <w:rFonts w:hint="eastAsia"/>
+        </w:rPr>
+      </w:pPr>
+      <w:r>
+        <w:rPr>
+          <w:rFonts w:hint="eastAsia"/>
+        </w:rPr>
+        <w:t xml:space="preserve">        }</w:t>
+      </w:r>
+    </w:p>
+    <w:p>
+      <w:pPr>
+        <w:rPr>
+          <w:rFonts w:hint="eastAsia"/>
+        </w:rPr>
+      </w:pPr>
+      <w:r>
+        <w:rPr>
+          <w:rFonts w:hint="eastAsia"/>
+        </w:rPr>
+        <w:t xml:space="preserve">    }</w:t>
+      </w:r>
+    </w:p>
+    <w:p>
+      <w:pPr>
+        <w:rPr>
+          <w:rFonts w:hint="eastAsia"/>
+        </w:rPr>
+      </w:pPr>
+      <w:r>
+        <w:rPr>
+          <w:rFonts w:hint="eastAsia"/>
+        </w:rPr>
+        <w:t>}</w:t>
+      </w:r>
+    </w:p>
+    <w:p>
+      <w:pPr>
+        <w:rPr>
+          <w:rFonts w:hint="eastAsia"/>
+        </w:rPr>
+      </w:pPr>
+    </w:p>
+    <w:p>
+      <w:pPr>
+        <w:rPr>
+          <w:rFonts w:hint="eastAsia"/>
+        </w:rPr>
+      </w:pPr>
+      <w:r>
+        <w:rPr>
+          <w:rFonts w:hint="eastAsia"/>
+        </w:rPr>
+        <w:t>void TetrisGame::drawNextPiece() {</w:t>
+      </w:r>
+    </w:p>
+    <w:p>
+      <w:pPr>
+        <w:rPr>
+          <w:rFonts w:hint="eastAsia"/>
+        </w:rPr>
+      </w:pPr>
+      <w:r>
+        <w:rPr>
+          <w:rFonts w:hint="eastAsia"/>
+        </w:rPr>
+        <w:t xml:space="preserve">    if (!m_fontLoaded) return;</w:t>
+      </w:r>
+    </w:p>
+    <w:p>
+      <w:pPr>
+        <w:rPr>
+          <w:rFonts w:hint="eastAsia"/>
+        </w:rPr>
+      </w:pPr>
+      <w:r>
+        <w:rPr>
+          <w:rFonts w:hint="eastAsia"/>
+        </w:rPr>
+        <w:t xml:space="preserve">    m_window.draw(*m_nextText);</w:t>
+      </w:r>
+    </w:p>
+    <w:p>
+      <w:pPr>
+        <w:rPr>
+          <w:rFonts w:hint="eastAsia"/>
+        </w:rPr>
+      </w:pPr>
+      <w:r>
+        <w:rPr>
+          <w:rFonts w:hint="eastAsia"/>
+        </w:rPr>
+        <w:t xml:space="preserve">    </w:t>
+      </w:r>
+    </w:p>
+    <w:p>
+      <w:pPr>
+        <w:rPr>
+          <w:rFonts w:hint="eastAsia"/>
+        </w:rPr>
+      </w:pPr>
+      <w:r>
+        <w:rPr>
+          <w:rFonts w:hint="eastAsia"/>
+        </w:rPr>
+        <w:t xml:space="preserve">    if (m_nextPiece) {</w:t>
+      </w:r>
+    </w:p>
+    <w:p>
+      <w:pPr>
+        <w:rPr>
+          <w:rFonts w:hint="eastAsia"/>
+        </w:rPr>
+      </w:pPr>
+      <w:r>
+        <w:rPr>
+          <w:rFonts w:hint="eastAsia"/>
+        </w:rPr>
+        <w:t xml:space="preserve">        int offsetX = GRID_WIDTH * CELL_SIZE + 50;</w:t>
+      </w:r>
+    </w:p>
+    <w:p>
+      <w:pPr>
+        <w:rPr>
+          <w:rFonts w:hint="eastAsia"/>
+        </w:rPr>
+      </w:pPr>
+      <w:r>
+        <w:rPr>
+          <w:rFonts w:hint="eastAsia"/>
+        </w:rPr>
+        <w:t xml:space="preserve">        int offsetY = 230;</w:t>
+      </w:r>
+    </w:p>
+    <w:p>
+      <w:pPr>
+        <w:rPr>
+          <w:rFonts w:hint="eastAsia"/>
+        </w:rPr>
+      </w:pPr>
+      <w:r>
+        <w:rPr>
+          <w:rFonts w:hint="eastAsia"/>
+        </w:rPr>
+        <w:t xml:space="preserve">        </w:t>
+      </w:r>
+    </w:p>
+    <w:p>
+      <w:pPr>
+        <w:rPr>
+          <w:rFonts w:hint="eastAsia"/>
+        </w:rPr>
+      </w:pPr>
+      <w:r>
+        <w:rPr>
+          <w:rFonts w:hint="eastAsia"/>
+        </w:rPr>
+        <w:t xml:space="preserve">        sf::RectangleShape previewBg(sf::Vector2f(120, 120));</w:t>
+      </w:r>
+    </w:p>
+    <w:p>
+      <w:pPr>
+        <w:rPr>
+          <w:rFonts w:hint="eastAsia"/>
+        </w:rPr>
+      </w:pPr>
+      <w:r>
+        <w:rPr>
+          <w:rFonts w:hint="eastAsia"/>
+        </w:rPr>
+        <w:t xml:space="preserve">        previewBg.setFillColor(sf::Color(30, 30, 30));</w:t>
+      </w:r>
+    </w:p>
+    <w:p>
+      <w:pPr>
+        <w:rPr>
+          <w:rFonts w:hint="eastAsia"/>
+        </w:rPr>
+      </w:pPr>
+      <w:r>
+        <w:rPr>
+          <w:rFonts w:hint="eastAsia"/>
+        </w:rPr>
+        <w:t xml:space="preserve">        previewBg.setPosition(sf::Vector2f(offsetX - 10, offsetY - 10));</w:t>
+      </w:r>
+    </w:p>
+    <w:p>
+      <w:pPr>
+        <w:rPr>
+          <w:rFonts w:hint="eastAsia"/>
+        </w:rPr>
+      </w:pPr>
+      <w:r>
+        <w:rPr>
+          <w:rFonts w:hint="eastAsia"/>
+        </w:rPr>
+        <w:t xml:space="preserve">        m_window.draw(previewBg);</w:t>
+      </w:r>
+    </w:p>
+    <w:p>
+      <w:pPr>
+        <w:rPr>
+          <w:rFonts w:hint="eastAsia"/>
+        </w:rPr>
+      </w:pPr>
+      <w:r>
+        <w:rPr>
+          <w:rFonts w:hint="eastAsia"/>
+        </w:rPr>
+        <w:t xml:space="preserve">        </w:t>
+      </w:r>
+    </w:p>
+    <w:p>
+      <w:pPr>
+        <w:rPr>
+          <w:rFonts w:hint="eastAsia"/>
+        </w:rPr>
+      </w:pPr>
+      <w:r>
+        <w:rPr>
+          <w:rFonts w:hint="eastAsia"/>
+        </w:rPr>
+        <w:t xml:space="preserve">        for (int i = 0; i &lt; 4; i++) {</w:t>
+      </w:r>
+    </w:p>
+    <w:p>
+      <w:pPr>
+        <w:rPr>
+          <w:rFonts w:hint="eastAsia"/>
+        </w:rPr>
+      </w:pPr>
+      <w:r>
+        <w:rPr>
+          <w:rFonts w:hint="eastAsia"/>
+        </w:rPr>
+        <w:t xml:space="preserve">            for (int j = 0; j &lt; 4; j++) {</w:t>
+      </w:r>
+    </w:p>
+    <w:p>
+      <w:pPr>
+        <w:rPr>
+          <w:rFonts w:hint="eastAsia"/>
+        </w:rPr>
+      </w:pPr>
+      <w:r>
+        <w:rPr>
+          <w:rFonts w:hint="eastAsia"/>
+        </w:rPr>
+        <w:t xml:space="preserve">                if (m_nextPiece-&gt;shape[i][j]) {</w:t>
+      </w:r>
+    </w:p>
+    <w:p>
+      <w:pPr>
+        <w:rPr>
+          <w:rFonts w:hint="eastAsia"/>
+        </w:rPr>
+      </w:pPr>
+      <w:r>
+        <w:rPr>
+          <w:rFonts w:hint="eastAsia"/>
+        </w:rPr>
+        <w:t xml:space="preserve">                    sf::RectangleShape cell(sf::Vector2f(CELL_SIZE - 1, CELL_SIZE - 1));</w:t>
+      </w:r>
+    </w:p>
+    <w:p>
+      <w:pPr>
+        <w:rPr>
+          <w:rFonts w:hint="eastAsia"/>
+        </w:rPr>
+      </w:pPr>
+      <w:r>
+        <w:rPr>
+          <w:rFonts w:hint="eastAsia"/>
+        </w:rPr>
+        <w:t xml:space="preserve">                    cell.setPosition(sf::Vector2f(offsetX + j * CELL_SIZE, offsetY + i * CELL_SIZE));</w:t>
+      </w:r>
+    </w:p>
+    <w:p>
+      <w:pPr>
+        <w:rPr>
+          <w:rFonts w:hint="eastAsia"/>
+        </w:rPr>
+      </w:pPr>
+      <w:r>
+        <w:rPr>
+          <w:rFonts w:hint="eastAsia"/>
+        </w:rPr>
+        <w:t xml:space="preserve">                    cell.setFillColor(m_nextPiece-&gt;color);</w:t>
+      </w:r>
+    </w:p>
+    <w:p>
+      <w:pPr>
+        <w:rPr>
+          <w:rFonts w:hint="eastAsia"/>
+        </w:rPr>
+      </w:pPr>
+      <w:r>
+        <w:rPr>
+          <w:rFonts w:hint="eastAsia"/>
+        </w:rPr>
+        <w:t xml:space="preserve">                    m_window.draw(cell);</w:t>
+      </w:r>
+    </w:p>
+    <w:p>
+      <w:pPr>
+        <w:rPr>
+          <w:rFonts w:hint="eastAsia"/>
+        </w:rPr>
+      </w:pPr>
+      <w:r>
+        <w:rPr>
+          <w:rFonts w:hint="eastAsia"/>
+        </w:rPr>
+        <w:t xml:space="preserve">                }</w:t>
+      </w:r>
+    </w:p>
+    <w:p>
+      <w:pPr>
+        <w:rPr>
+          <w:rFonts w:hint="eastAsia"/>
+        </w:rPr>
+      </w:pPr>
+      <w:r>
+        <w:rPr>
+          <w:rFonts w:hint="eastAsia"/>
+        </w:rPr>
+        <w:t xml:space="preserve">            }</w:t>
+      </w:r>
+    </w:p>
+    <w:p>
+      <w:pPr>
+        <w:rPr>
+          <w:rFonts w:hint="eastAsia"/>
+        </w:rPr>
+      </w:pPr>
+      <w:r>
+        <w:rPr>
+          <w:rFonts w:hint="eastAsia"/>
+        </w:rPr>
+        <w:t xml:space="preserve">        }</w:t>
+      </w:r>
+    </w:p>
+    <w:p>
+      <w:pPr>
+        <w:rPr>
+          <w:rFonts w:hint="eastAsia"/>
+        </w:rPr>
+      </w:pPr>
+      <w:r>
+        <w:rPr>
+          <w:rFonts w:hint="eastAsia"/>
+        </w:rPr>
+        <w:t xml:space="preserve">    }</w:t>
+      </w:r>
+    </w:p>
+    <w:p>
+      <w:pPr>
+        <w:rPr>
+          <w:rFonts w:hint="eastAsia"/>
+        </w:rPr>
+      </w:pPr>
+      <w:r>
+        <w:rPr>
+          <w:rFonts w:hint="eastAsia"/>
+        </w:rPr>
+        <w:t>}</w:t>
+      </w:r>
+    </w:p>
+    <w:p>
+      <w:pPr>
+        <w:rPr>
+          <w:rFonts w:hint="eastAsia"/>
+        </w:rPr>
+      </w:pPr>
+    </w:p>
+    <w:p>
+      <w:pPr>
+        <w:rPr>
+          <w:rFonts w:hint="eastAsia"/>
+        </w:rPr>
+      </w:pPr>
+      <w:r>
+        <w:rPr>
+          <w:rFonts w:hint="eastAsia"/>
+        </w:rPr>
+        <w:t>void TetrisGame::drawMenu() {</w:t>
+      </w:r>
+    </w:p>
+    <w:p>
+      <w:pPr>
+        <w:rPr>
+          <w:rFonts w:hint="eastAsia"/>
+        </w:rPr>
+      </w:pPr>
+      <w:r>
+        <w:rPr>
+          <w:rFonts w:hint="eastAsia"/>
+        </w:rPr>
+        <w:t xml:space="preserve">    sf::RectangleShape overlay(sf::Vector2f(WINDOW_WIDTH, WINDOW_HEIGHT));</w:t>
+      </w:r>
+    </w:p>
+    <w:p>
+      <w:pPr>
+        <w:rPr>
+          <w:rFonts w:hint="eastAsia"/>
+        </w:rPr>
+      </w:pPr>
+      <w:r>
+        <w:rPr>
+          <w:rFonts w:hint="eastAsia"/>
+        </w:rPr>
+        <w:t xml:space="preserve">    overlay.setFillColor(sf::Color(0, 0, 0, 200));</w:t>
+      </w:r>
+    </w:p>
+    <w:p>
+      <w:pPr>
+        <w:rPr>
+          <w:rFonts w:hint="eastAsia"/>
+        </w:rPr>
+      </w:pPr>
+      <w:r>
+        <w:rPr>
+          <w:rFonts w:hint="eastAsia"/>
+        </w:rPr>
+        <w:t xml:space="preserve">    m_window.draw(overlay);</w:t>
+      </w:r>
+    </w:p>
+    <w:p>
+      <w:pPr>
+        <w:rPr>
+          <w:rFonts w:hint="eastAsia"/>
+        </w:rPr>
+      </w:pPr>
+      <w:r>
+        <w:rPr>
+          <w:rFonts w:hint="eastAsia"/>
+        </w:rPr>
+        <w:t xml:space="preserve">    </w:t>
+      </w:r>
+    </w:p>
+    <w:p>
+      <w:pPr>
+        <w:rPr>
+          <w:rFonts w:hint="eastAsia"/>
+        </w:rPr>
+      </w:pPr>
+      <w:r>
+        <w:rPr>
+          <w:rFonts w:hint="eastAsia"/>
+        </w:rPr>
+        <w:t xml:space="preserve">    if (m_fontLoaded) {</w:t>
+      </w:r>
+    </w:p>
+    <w:p>
+      <w:pPr>
+        <w:rPr>
+          <w:rFonts w:hint="eastAsia"/>
+        </w:rPr>
+      </w:pPr>
+      <w:r>
+        <w:rPr>
+          <w:rFonts w:hint="eastAsia"/>
+        </w:rPr>
+        <w:t xml:space="preserve">        sf::FloatRect bounds = m_titleText-&gt;getLocalBounds();</w:t>
+      </w:r>
+    </w:p>
+    <w:p>
+      <w:pPr>
+        <w:rPr>
+          <w:rFonts w:hint="eastAsia"/>
+        </w:rPr>
+      </w:pPr>
+      <w:r>
+        <w:rPr>
+          <w:rFonts w:hint="eastAsia"/>
+        </w:rPr>
+        <w:t xml:space="preserve">        m_titleText-&gt;setPosition(sf::Vector2f(WINDOW_WIDTH / 2.0f - bounds.size.x / 2.0f,</w:t>
+      </w:r>
+    </w:p>
+    <w:p>
+      <w:pPr>
+        <w:rPr>
+          <w:rFonts w:hint="eastAsia"/>
+        </w:rPr>
+      </w:pPr>
+      <w:r>
+        <w:rPr>
+          <w:rFonts w:hint="eastAsia"/>
+        </w:rPr>
+        <w:t xml:space="preserve">            WINDOW_HEIGHT / 2.0f - 100.0f));</w:t>
+      </w:r>
+    </w:p>
+    <w:p>
+      <w:pPr>
+        <w:rPr>
+          <w:rFonts w:hint="eastAsia"/>
+        </w:rPr>
+      </w:pPr>
+      <w:r>
+        <w:rPr>
+          <w:rFonts w:hint="eastAsia"/>
+        </w:rPr>
+        <w:t xml:space="preserve">        bounds = m_startText-&gt;getLocalBounds();</w:t>
+      </w:r>
+    </w:p>
+    <w:p>
+      <w:pPr>
+        <w:rPr>
+          <w:rFonts w:hint="eastAsia"/>
+        </w:rPr>
+      </w:pPr>
+      <w:r>
+        <w:rPr>
+          <w:rFonts w:hint="eastAsia"/>
+        </w:rPr>
+        <w:t xml:space="preserve">        m_startText-&gt;setPosition(sf::Vector2f(WINDOW_WIDTH / 2.0f - bounds.size.x / 2.0f,</w:t>
+      </w:r>
+    </w:p>
+    <w:p>
+      <w:pPr>
+        <w:rPr>
+          <w:rFonts w:hint="eastAsia"/>
+        </w:rPr>
+      </w:pPr>
+      <w:r>
+        <w:rPr>
+          <w:rFonts w:hint="eastAsia"/>
+        </w:rPr>
+        <w:t xml:space="preserve">            WINDOW_HEIGHT / 2.0f));</w:t>
+      </w:r>
+    </w:p>
+    <w:p>
+      <w:pPr>
+        <w:rPr>
+          <w:rFonts w:hint="eastAsia"/>
+        </w:rPr>
+      </w:pPr>
+      <w:r>
+        <w:rPr>
+          <w:rFonts w:hint="eastAsia"/>
+        </w:rPr>
+        <w:t xml:space="preserve">        m_window.draw(*m_titleText);</w:t>
+      </w:r>
+    </w:p>
+    <w:p>
+      <w:pPr>
+        <w:rPr>
+          <w:rFonts w:hint="eastAsia"/>
+        </w:rPr>
+      </w:pPr>
+      <w:r>
+        <w:rPr>
+          <w:rFonts w:hint="eastAsia"/>
+        </w:rPr>
+        <w:t xml:space="preserve">        m_window.draw(*m_startText);</w:t>
+      </w:r>
+    </w:p>
+    <w:p>
+      <w:pPr>
+        <w:rPr>
+          <w:rFonts w:hint="eastAsia"/>
+        </w:rPr>
+      </w:pPr>
+      <w:r>
+        <w:rPr>
+          <w:rFonts w:hint="eastAsia"/>
+        </w:rPr>
+        <w:t xml:space="preserve">    }</w:t>
+      </w:r>
+    </w:p>
+    <w:p>
+      <w:pPr>
+        <w:rPr>
+          <w:rFonts w:hint="eastAsia"/>
+        </w:rPr>
+      </w:pPr>
+      <w:r>
+        <w:rPr>
+          <w:rFonts w:hint="eastAsia"/>
+        </w:rPr>
+        <w:t>}</w:t>
+      </w:r>
+    </w:p>
+    <w:p>
+      <w:pPr>
+        <w:rPr>
+          <w:rFonts w:hint="eastAsia"/>
+        </w:rPr>
+      </w:pPr>
+    </w:p>
+    <w:p>
+      <w:pPr>
+        <w:rPr>
+          <w:rFonts w:hint="eastAsia"/>
+        </w:rPr>
+      </w:pPr>
+      <w:r>
+        <w:rPr>
+          <w:rFonts w:hint="eastAsia"/>
+        </w:rPr>
+        <w:t>void TetrisGame::drawGameOver() {</w:t>
+      </w:r>
+    </w:p>
+    <w:p>
+      <w:pPr>
+        <w:rPr>
+          <w:rFonts w:hint="eastAsia"/>
+        </w:rPr>
+      </w:pPr>
+      <w:r>
+        <w:rPr>
+          <w:rFonts w:hint="eastAsia"/>
+        </w:rPr>
+        <w:t xml:space="preserve">    sf::RectangleShape overlay(sf::Vector2f(WINDOW_WIDTH, WINDOW_HEIGHT));</w:t>
+      </w:r>
+    </w:p>
+    <w:p>
+      <w:pPr>
+        <w:rPr>
+          <w:rFonts w:hint="eastAsia"/>
+        </w:rPr>
+      </w:pPr>
+      <w:r>
+        <w:rPr>
+          <w:rFonts w:hint="eastAsia"/>
+        </w:rPr>
+        <w:t xml:space="preserve">    overlay.setFillColor(sf::Color(0, 0, 0, 200));</w:t>
+      </w:r>
+    </w:p>
+    <w:p>
+      <w:pPr>
+        <w:rPr>
+          <w:rFonts w:hint="eastAsia"/>
+        </w:rPr>
+      </w:pPr>
+      <w:r>
+        <w:rPr>
+          <w:rFonts w:hint="eastAsia"/>
+        </w:rPr>
+        <w:t xml:space="preserve">    m_window.draw(overlay);</w:t>
+      </w:r>
+    </w:p>
+    <w:p>
+      <w:pPr>
+        <w:rPr>
+          <w:rFonts w:hint="eastAsia"/>
+        </w:rPr>
+      </w:pPr>
+      <w:r>
+        <w:rPr>
+          <w:rFonts w:hint="eastAsia"/>
+        </w:rPr>
+        <w:t xml:space="preserve">    </w:t>
+      </w:r>
+    </w:p>
+    <w:p>
+      <w:pPr>
+        <w:rPr>
+          <w:rFonts w:hint="eastAsia"/>
+        </w:rPr>
+      </w:pPr>
+      <w:r>
+        <w:rPr>
+          <w:rFonts w:hint="eastAsia"/>
+        </w:rPr>
+        <w:t xml:space="preserve">    if (m_fontLoaded) {</w:t>
+      </w:r>
+    </w:p>
+    <w:p>
+      <w:pPr>
+        <w:rPr>
+          <w:rFonts w:hint="eastAsia"/>
+        </w:rPr>
+      </w:pPr>
+      <w:r>
+        <w:rPr>
+          <w:rFonts w:hint="eastAsia"/>
+        </w:rPr>
+        <w:t xml:space="preserve">        sf::FloatRect bounds = m_gameOverText-&gt;getLocalBounds();</w:t>
+      </w:r>
+    </w:p>
+    <w:p>
+      <w:pPr>
+        <w:rPr>
+          <w:rFonts w:hint="eastAsia"/>
+        </w:rPr>
+      </w:pPr>
+      <w:r>
+        <w:rPr>
+          <w:rFonts w:hint="eastAsia"/>
+        </w:rPr>
+        <w:t xml:space="preserve">        m_gameOverText-&gt;setPosition(sf::Vector2f(WINDOW_WIDTH / 2.0f - bounds.size.x / 2.0f,</w:t>
+      </w:r>
+    </w:p>
+    <w:p>
+      <w:pPr>
+        <w:rPr>
+          <w:rFonts w:hint="eastAsia"/>
+        </w:rPr>
+      </w:pPr>
+      <w:r>
+        <w:rPr>
+          <w:rFonts w:hint="eastAsia"/>
+        </w:rPr>
+        <w:t xml:space="preserve">            WINDOW_HEIGHT / 2.0f - 50.0f));</w:t>
+      </w:r>
+    </w:p>
+    <w:p>
+      <w:pPr>
+        <w:rPr>
+          <w:rFonts w:hint="eastAsia"/>
+        </w:rPr>
+      </w:pPr>
+      <w:r>
+        <w:rPr>
+          <w:rFonts w:hint="eastAsia"/>
+        </w:rPr>
+        <w:t xml:space="preserve">        bounds = m_startText-&gt;getLocalBounds();</w:t>
+      </w:r>
+    </w:p>
+    <w:p>
+      <w:pPr>
+        <w:rPr>
+          <w:rFonts w:hint="eastAsia"/>
+        </w:rPr>
+      </w:pPr>
+      <w:r>
+        <w:rPr>
+          <w:rFonts w:hint="eastAsia"/>
+        </w:rPr>
+        <w:t xml:space="preserve">        m_startText-&gt;setPosition(sf::Vector2f(WINDOW_WIDTH / 2.0f - bounds.size.x / 2.0f,</w:t>
+      </w:r>
+    </w:p>
+    <w:p>
+      <w:pPr>
+        <w:rPr>
+          <w:rFonts w:hint="eastAsia"/>
+        </w:rPr>
+      </w:pPr>
+      <w:r>
+        <w:rPr>
+          <w:rFonts w:hint="eastAsia"/>
+        </w:rPr>
+        <w:t xml:space="preserve">            WINDOW_HEIGHT / 2.0f));</w:t>
+      </w:r>
+    </w:p>
+    <w:p>
+      <w:pPr>
+        <w:rPr>
+          <w:rFonts w:hint="eastAsia"/>
+        </w:rPr>
+      </w:pPr>
+      <w:r>
+        <w:rPr>
+          <w:rFonts w:hint="eastAsia"/>
+        </w:rPr>
+        <w:t xml:space="preserve">        m_window.draw(*m_gameOverText);</w:t>
+      </w:r>
+    </w:p>
+    <w:p>
+      <w:pPr>
+        <w:rPr>
+          <w:rFonts w:hint="eastAsia"/>
+        </w:rPr>
+      </w:pPr>
+      <w:r>
+        <w:rPr>
+          <w:rFonts w:hint="eastAsia"/>
+        </w:rPr>
+        <w:t xml:space="preserve">        m_window.draw(*m_startText);</w:t>
+      </w:r>
+    </w:p>
+    <w:p>
+      <w:pPr>
+        <w:rPr>
+          <w:rFonts w:hint="eastAsia"/>
+        </w:rPr>
+      </w:pPr>
+      <w:r>
+        <w:rPr>
+          <w:rFonts w:hint="eastAsia"/>
+        </w:rPr>
+        <w:t xml:space="preserve">    }</w:t>
+      </w:r>
+    </w:p>
+    <w:p>
+      <w:pPr>
+        <w:rPr>
+          <w:rFonts w:hint="eastAsia"/>
+        </w:rPr>
+      </w:pPr>
+      <w:r>
+        <w:rPr>
+          <w:rFonts w:hint="eastAsia"/>
+        </w:rPr>
+        <w:t>}</w:t>
+      </w:r>
+    </w:p>
+    <w:p>
+      <w:pPr>
+        <w:rPr>
+          <w:rFonts w:hint="eastAsia"/>
+        </w:rPr>
+      </w:pPr>
+    </w:p>
+    <w:p>
+      <w:pPr>
+        <w:rPr>
+          <w:rFonts w:hint="eastAsia"/>
+        </w:rPr>
+      </w:pPr>
+      <w:r>
+        <w:rPr>
+          <w:rFonts w:hint="eastAsia"/>
+        </w:rPr>
+        <w:t>int main() {</w:t>
+      </w:r>
+    </w:p>
+    <w:p>
+      <w:pPr>
+        <w:rPr>
+          <w:rFonts w:hint="eastAsia"/>
+        </w:rPr>
+      </w:pPr>
+      <w:r>
+        <w:rPr>
+          <w:rFonts w:hint="eastAsia"/>
+        </w:rPr>
+        <w:t xml:space="preserve">    try {</w:t>
+      </w:r>
+    </w:p>
+    <w:p>
+      <w:pPr>
+        <w:rPr>
+          <w:rFonts w:hint="eastAsia"/>
+        </w:rPr>
+      </w:pPr>
+      <w:r>
+        <w:rPr>
+          <w:rFonts w:hint="eastAsia"/>
+        </w:rPr>
+        <w:t xml:space="preserve">        TetrisGame game;</w:t>
+      </w:r>
+    </w:p>
+    <w:p>
+      <w:pPr>
+        <w:rPr>
+          <w:rFonts w:hint="eastAsia"/>
+        </w:rPr>
+      </w:pPr>
+      <w:r>
+        <w:rPr>
+          <w:rFonts w:hint="eastAsia"/>
+        </w:rPr>
+        <w:t xml:space="preserve">        game.run();</w:t>
+      </w:r>
+    </w:p>
+    <w:p>
+      <w:pPr>
+        <w:rPr>
+          <w:rFonts w:hint="eastAsia"/>
+        </w:rPr>
+      </w:pPr>
+      <w:r>
+        <w:rPr>
+          <w:rFonts w:hint="eastAsia"/>
+        </w:rPr>
+        <w:t xml:space="preserve">    }</w:t>
+      </w:r>
+    </w:p>
+    <w:p>
+      <w:pPr>
+        <w:rPr>
+          <w:rFonts w:hint="eastAsia"/>
+        </w:rPr>
+      </w:pPr>
+      <w:r>
+        <w:rPr>
+          <w:rFonts w:hint="eastAsia"/>
+        </w:rPr>
+        <w:t xml:space="preserve">    catch (const std::exception&amp; e) {</w:t>
+      </w:r>
+    </w:p>
+    <w:p>
+      <w:pPr>
+        <w:rPr>
+          <w:rFonts w:hint="eastAsia"/>
+        </w:rPr>
+      </w:pPr>
+      <w:r>
+        <w:rPr>
+          <w:rFonts w:hint="eastAsia"/>
+        </w:rPr>
+        <w:t xml:space="preserve">        std::cerr &lt;&lt; "Error: " &lt;&lt; e.what() &lt;&lt; std::endl;</w:t>
+      </w:r>
+    </w:p>
+    <w:p>
+      <w:pPr>
+        <w:rPr>
+          <w:rFonts w:hint="eastAsia"/>
+        </w:rPr>
+      </w:pPr>
+      <w:r>
+        <w:rPr>
+          <w:rFonts w:hint="eastAsia"/>
+        </w:rPr>
+        <w:t xml:space="preserve">        return 1;</w:t>
+      </w:r>
+    </w:p>
+    <w:p>
+      <w:pPr>
+        <w:rPr>
+          <w:rFonts w:hint="eastAsia"/>
+        </w:rPr>
+      </w:pPr>
+      <w:r>
+        <w:rPr>
+          <w:rFonts w:hint="eastAsia"/>
+        </w:rPr>
+        <w:t xml:space="preserve">    }</w:t>
+      </w:r>
+    </w:p>
+    <w:p>
+      <w:pPr>
+        <w:rPr>
+          <w:rFonts w:hint="eastAsia"/>
+        </w:rPr>
+      </w:pPr>
+      <w:r>
+        <w:rPr>
+          <w:rFonts w:hint="eastAsia"/>
+        </w:rPr>
+        <w:t xml:space="preserve">    return 0;</w:t>
+      </w:r>
+    </w:p>
+    <w:p>
+      <w:r>
+        <w:rPr>
+          <w:rFonts w:hint="eastAsia"/>
+        </w:rPr>
+        <w:t>}</w:t>
+      </w:r>
       <w:bookmarkStart w:id="0" w:name="_GoBack"/>
       <w:bookmarkEnd w:id="0"/>
     </w:p>
